--- a/downloads/workbook/ai-3-week-19.docx
+++ b/downloads/workbook/ai-3-week-19.docx
@@ -1302,6 +1302,178 @@
         <w:t>Project connection: For your Verified Study Buddy, save the input, procedure, observed result and limitation of this check. Label this worked example as practice; use a different, previously unreviewed case when checking independent understanding.</w:t>
       </w:r>
     </w:p>
+    <w:p>
+      <w:pPr>
+        <w:pStyle w:val="Heading1"/>
+      </w:pPr>
+      <w:r>
+        <w:t>19. Project portfolio milestone</w:t>
+      </w:r>
+    </w:p>
+    <w:p>
+      <w:r>
+        <w:t>Project: Verified Study Buddy</w:t>
+      </w:r>
+    </w:p>
+    <w:p>
+      <w:r>
+        <w:t>Current milestone: Evaluate and revise. Compare with your starting method, explain errors and record a justified revision.</w:t>
+      </w:r>
+    </w:p>
+    <w:p>
+      <w:r>
+        <w:t>For your Verified Study Buddy, save the input, procedure, observed result and limitation of this check. Label this worked example as practice; use a different, previously unreviewed case when checking independent understanding.</w:t>
+      </w:r>
+    </w:p>
+    <w:tbl>
+      <w:tblPr>
+        <w:tblStyle w:val="LightShading-Accent1"/>
+        <w:tblW w:type="auto" w:w="0"/>
+        <w:tblLook w:firstColumn="1" w:firstRow="1" w:lastColumn="0" w:lastRow="0" w:noHBand="0" w:noVBand="1" w:val="04A0"/>
+      </w:tblPr>
+      <w:tblGrid>
+        <w:gridCol w:w="5112"/>
+        <w:gridCol w:w="5112"/>
+      </w:tblGrid>
+      <w:tr>
+        <w:trPr>
+          <w:tblHeader/>
+        </w:trPr>
+        <w:tc>
+          <w:tcPr>
+            <w:tcW w:type="dxa" w:w="5112"/>
+          </w:tcPr>
+          <w:p>
+            <w:r>
+              <w:t>Evidence to keep</w:t>
+            </w:r>
+          </w:p>
+        </w:tc>
+        <w:tc>
+          <w:tcPr>
+            <w:tcW w:type="dxa" w:w="5112"/>
+          </w:tcPr>
+          <w:p>
+            <w:r>
+              <w:t>My record</w:t>
+            </w:r>
+          </w:p>
+        </w:tc>
+      </w:tr>
+      <w:tr>
+        <w:tc>
+          <w:tcPr>
+            <w:tcW w:type="dxa" w:w="5112"/>
+          </w:tcPr>
+          <w:p>
+            <w:r>
+              <w:t>This week’s input and deciding step</w:t>
+            </w:r>
+          </w:p>
+        </w:tc>
+        <w:tc>
+          <w:tcPr>
+            <w:tcW w:type="dxa" w:w="5112"/>
+          </w:tcPr>
+          <w:p>
+            <w:r/>
+          </w:p>
+        </w:tc>
+      </w:tr>
+      <w:tr>
+        <w:tc>
+          <w:tcPr>
+            <w:tcW w:type="dxa" w:w="5112"/>
+          </w:tcPr>
+          <w:p>
+            <w:r>
+              <w:t>Prediction and actual result (or labelled paper trace)</w:t>
+            </w:r>
+          </w:p>
+        </w:tc>
+        <w:tc>
+          <w:tcPr>
+            <w:tcW w:type="dxa" w:w="5112"/>
+          </w:tcPr>
+          <w:p>
+            <w:r/>
+          </w:p>
+        </w:tc>
+      </w:tr>
+      <w:tr>
+        <w:tc>
+          <w:tcPr>
+            <w:tcW w:type="dxa" w:w="5112"/>
+          </w:tcPr>
+          <w:p>
+            <w:r>
+              <w:t>One change since the previous checkpoint and why</w:t>
+            </w:r>
+          </w:p>
+        </w:tc>
+        <w:tc>
+          <w:tcPr>
+            <w:tcW w:type="dxa" w:w="5112"/>
+          </w:tcPr>
+          <w:p>
+            <w:r/>
+          </w:p>
+        </w:tc>
+      </w:tr>
+      <w:tr>
+        <w:tc>
+          <w:tcPr>
+            <w:tcW w:type="dxa" w:w="5112"/>
+          </w:tcPr>
+          <w:p>
+            <w:r>
+              <w:t>One error or limit and the next test</w:t>
+            </w:r>
+          </w:p>
+        </w:tc>
+        <w:tc>
+          <w:tcPr>
+            <w:tcW w:type="dxa" w:w="5112"/>
+          </w:tcPr>
+          <w:p>
+            <w:r/>
+          </w:p>
+        </w:tc>
+      </w:tr>
+    </w:tbl>
+    <w:p>
+      <w:pPr>
+        <w:pStyle w:val="Heading3"/>
+      </w:pPr>
+      <w:r>
+        <w:t>Explain what this week adds to your project. Reuse last week’s record rather than starting again.</w:t>
+      </w:r>
+    </w:p>
+    <w:p>
+      <w:r>
+        <w:t>________________________________________________________________</w:t>
+      </w:r>
+    </w:p>
+    <w:p>
+      <w:r>
+        <w:t>________________________________________________________________</w:t>
+      </w:r>
+    </w:p>
+    <w:p>
+      <w:r>
+        <w:t>________________________________________________________________</w:t>
+      </w:r>
+    </w:p>
+    <w:p>
+      <w:r>
+        <w:t>________________________________________________________________</w:t>
+      </w:r>
+    </w:p>
+    <w:p>
+      <w:r>
+        <w:t>________________________________________________________________</w:t>
+      </w:r>
+    </w:p>
     <w:sectPr>
       <w:pgSz w:w="12240" w:h="15840"/>
       <w:pgMar w:top="936" w:right="1008" w:bottom="936" w:left="1008" w:header="720" w:footer="720" w:gutter="0"/>

--- a/downloads/workbook/ai-3-week-19.docx
+++ b/downloads/workbook/ai-3-week-19.docx
@@ -1474,6 +1474,235 @@
         <w:t>________________________________________________________________</w:t>
       </w:r>
     </w:p>
+    <w:p>
+      <w:pPr>
+        <w:pStyle w:val="Heading1"/>
+      </w:pPr>
+      <w:r>
+        <w:t>20. Supported practice and learning evidence</w:t>
+      </w:r>
+    </w:p>
+    <w:p>
+      <w:r>
+        <w:t>Use this supported practice once, in the browser or on paper. Keep the reserved independent assessment for a separate first attempt before teacher feedback.</w:t>
+      </w:r>
+    </w:p>
+    <w:p>
+      <w:r>
+        <w:t>Define a useful reading helper before choosing its AI features.</w:t>
+      </w:r>
+    </w:p>
+    <w:p>
+      <w:pPr>
+        <w:pStyle w:val="Heading3"/>
+      </w:pPr>
+      <w:r>
+        <w:t>Practice 1: explain the deciding evidence</w:t>
+      </w:r>
+    </w:p>
+    <w:p>
+      <w:r>
+        <w:t>Which labelled step matches this detail? An absent word produces “not in this glossary”; a direct glossary search is the baseline.</w:t>
+      </w:r>
+    </w:p>
+    <w:p>
+      <w:r>
+        <w:t>1. Bound the service</w:t>
+      </w:r>
+    </w:p>
+    <w:p>
+      <w:r>
+        <w:t>2. Name the need</w:t>
+      </w:r>
+    </w:p>
+    <w:p>
+      <w:r>
+        <w:t>3. Choose contribution</w:t>
+      </w:r>
+    </w:p>
+    <w:p>
+      <w:pPr>
+        <w:pStyle w:val="Heading3"/>
+      </w:pPr>
+      <w:r>
+        <w:t>My selected conclusion, deciding fact and explanation</w:t>
+      </w:r>
+    </w:p>
+    <w:p>
+      <w:r>
+        <w:t>________________________________________________________________</w:t>
+      </w:r>
+    </w:p>
+    <w:p>
+      <w:r>
+        <w:t>________________________________________________________________</w:t>
+      </w:r>
+    </w:p>
+    <w:p>
+      <w:r>
+        <w:t>________________________________________________________________</w:t>
+      </w:r>
+    </w:p>
+    <w:p>
+      <w:r>
+        <w:t>________________________________________________________________</w:t>
+      </w:r>
+    </w:p>
+    <w:p>
+      <w:r>
+        <w:t>________________________________________________________________</w:t>
+      </w:r>
+    </w:p>
+    <w:p>
+      <w:r>
+        <w:t>Hint if needed: Read the steps in the pictorial case. Match the supplied detail to the stage that performs or records it.</w:t>
+      </w:r>
+    </w:p>
+    <w:p>
+      <w:r>
+        <w:t>After your attempt, compare with the supported explanation: Bound the service An absent word produces “not in this glossary”; a direct glossary search is the baseline. Read the picture in order. An absent word produces “not in this glossary”; a direct glossary search is the baseline. The arrows show which recorded input or intermediate result each decision uses. Explain the deciding step aloud before checking the changed case; pointing to the final answer alone does not show how it follows.</w:t>
+      </w:r>
+    </w:p>
+    <w:p>
+      <w:pPr>
+        <w:pStyle w:val="Heading3"/>
+      </w:pPr>
+      <w:r>
+        <w:t>Practice 2: explain the deciding evidence</w:t>
+      </w:r>
+    </w:p>
+    <w:p>
+      <w:r>
+        <w:t>Changed-case practice: The pupil asks for photosynthesis, which G3 does not contain. Which conclusion is supported by the supplied facts?</w:t>
+      </w:r>
+    </w:p>
+    <w:p>
+      <w:r>
+        <w:t>1. The assistant reports that the definition is unavailable in its approved glossary.</w:t>
+      </w:r>
+    </w:p>
+    <w:p>
+      <w:r>
+        <w:t>2. This one example guarantees correct results for every future input.</w:t>
+      </w:r>
+    </w:p>
+    <w:p>
+      <w:r>
+        <w:t>3. We can decide the result without examining the changed input or the procedure.</w:t>
+      </w:r>
+    </w:p>
+    <w:p>
+      <w:pPr>
+        <w:pStyle w:val="Heading3"/>
+      </w:pPr>
+      <w:r>
+        <w:t>My selected conclusion, deciding fact and explanation</w:t>
+      </w:r>
+    </w:p>
+    <w:p>
+      <w:r>
+        <w:t>________________________________________________________________</w:t>
+      </w:r>
+    </w:p>
+    <w:p>
+      <w:r>
+        <w:t>________________________________________________________________</w:t>
+      </w:r>
+    </w:p>
+    <w:p>
+      <w:r>
+        <w:t>________________________________________________________________</w:t>
+      </w:r>
+    </w:p>
+    <w:p>
+      <w:r>
+        <w:t>________________________________________________________________</w:t>
+      </w:r>
+    </w:p>
+    <w:p>
+      <w:r>
+        <w:t>________________________________________________________________</w:t>
+      </w:r>
+    </w:p>
+    <w:p>
+      <w:r>
+        <w:t>Hint if needed: Use the changed condition and the deciding step in the pictorial trace. The answer must say what follows from those facts.</w:t>
+      </w:r>
+    </w:p>
+    <w:p>
+      <w:r>
+        <w:t>After your attempt, compare with the supported explanation: The assistant reports that the definition is unavailable in its approved glossary. A helpful interface cannot expand its authorised evidence by guessing.</w:t>
+      </w:r>
+    </w:p>
+    <w:p>
+      <w:pPr>
+        <w:pStyle w:val="Heading3"/>
+      </w:pPr>
+      <w:r>
+        <w:t>Repair a missing building block</w:t>
+      </w:r>
+    </w:p>
+    <w:p>
+      <w:r>
+        <w:t>Review Retrieval Augmented Generation (ai-3/18). Goal: Explain the mechanism and terminology of building a grounded answer. Short practice: Which part of the source supports a two-minute melting claim? Point to the relevant step in the picture, then write the changed result and the rule or evidence that supports it.. Return to this week and explain what you changed.</w:t>
+      </w:r>
+    </w:p>
+    <w:p>
+      <w:r>
+        <w:t>Review Verify Numbers and Dates (ai-3/16). Goal: Explain the mechanism and terminology of claim support and citation evaluation. Short practice: Which part can be corrected immediately from existing evidence, and which needs follow-up?. Return to this week and explain what you changed.</w:t>
+      </w:r>
+    </w:p>
+    <w:p>
+      <w:r>
+        <w:t>Review Multimodal Evidence (ai-3/13). Goal: Explain the mechanism and terminology of speech pipelines and multimodal evidence. Short practice: Why were both “exactly three” and “exactly five” unsupported before opening the box?. Return to this week and explain what you changed.</w:t>
+      </w:r>
+    </w:p>
+    <w:p>
+      <w:pPr>
+        <w:pStyle w:val="Heading3"/>
+      </w:pPr>
+      <w:r>
+        <w:t>Keep your completed work</w:t>
+      </w:r>
+    </w:p>
+    <w:p>
+      <w:r>
+        <w:t>Use Download completed work in the hosted lesson to export your answers, reflections, practice feedback and code-run evidence. Open the HTML copy to read or print it. Drafts stay in this browser when storage is available; clear drafts on a shared device.</w:t>
+      </w:r>
+    </w:p>
+    <w:p>
+      <w:pPr>
+        <w:pStyle w:val="Heading3"/>
+      </w:pPr>
+      <w:r>
+        <w:t>What I repaired, the evidence I kept and the next test</w:t>
+      </w:r>
+    </w:p>
+    <w:p>
+      <w:r>
+        <w:t>________________________________________________________________</w:t>
+      </w:r>
+    </w:p>
+    <w:p>
+      <w:r>
+        <w:t>________________________________________________________________</w:t>
+      </w:r>
+    </w:p>
+    <w:p>
+      <w:r>
+        <w:t>________________________________________________________________</w:t>
+      </w:r>
+    </w:p>
+    <w:p>
+      <w:r>
+        <w:t>________________________________________________________________</w:t>
+      </w:r>
+    </w:p>
+    <w:p>
+      <w:r>
+        <w:t>________________________________________________________________</w:t>
+      </w:r>
+    </w:p>
     <w:sectPr>
       <w:pgSz w:w="12240" w:h="15840"/>
       <w:pgMar w:top="936" w:right="1008" w:bottom="936" w:left="1008" w:header="720" w:footer="720" w:gutter="0"/>

--- a/downloads/workbook/ai-3-week-19.docx
+++ b/downloads/workbook/ai-3-week-19.docx
@@ -30,6 +30,17 @@
     </w:p>
     <w:p>
       <w:r>
+        <w:t>Record your starting explanation for User Need and AI Contribution before opening notes. Show any later correction separately.</w:t>
+      </w:r>
+    </w:p>
+    <w:p>
+      <w:pPr>
+        <w:spacing w:line="336" w:lineRule="auto" w:after="180"/>
+      </w:pPr>
+      <w:r>
+        <w:rPr>
+          <w:b w:val="0"/>
+        </w:rPr>
         <w:t>Try the recall before opening notes. Then use a different colour or a labelled second line to correct your explanation.</w:t>
       </w:r>
     </w:p>
@@ -42,7 +53,13 @@
       </w:r>
     </w:p>
     <w:p>
-      <w:r>
+      <w:pPr>
+        <w:spacing w:line="336" w:lineRule="auto" w:after="180"/>
+      </w:pPr>
+      <w:r>
+        <w:rPr>
+          <w:b w:val="0"/>
+        </w:rPr>
         <w:t>Without opening the old lesson, explain one key idea from Retrieval Augmented Generation. Give an example and a mistake that the idea helps you avoid.</w:t>
       </w:r>
     </w:p>
@@ -78,7 +95,13 @@
       </w:r>
     </w:p>
     <w:p>
-      <w:r>
+      <w:pPr>
+        <w:spacing w:line="336" w:lineRule="auto" w:after="180"/>
+      </w:pPr>
+      <w:r>
+        <w:rPr>
+          <w:b w:val="0"/>
+        </w:rPr>
         <w:t>Without opening the old lesson, explain one key idea from Verify Numbers and Dates. Give an example and a mistake that the idea helps you avoid.</w:t>
       </w:r>
     </w:p>
@@ -114,8 +137,26 @@
       </w:r>
     </w:p>
     <w:p>
-      <w:r>
-        <w:t>Without opening the old lesson, explain one key idea from Multimodal Evidence. Give an example and a mistake that the idea helps you avoid.</w:t>
+      <w:pPr>
+        <w:spacing w:line="336" w:lineRule="auto" w:after="180"/>
+      </w:pPr>
+      <w:r>
+        <w:rPr>
+          <w:b w:val="0"/>
+        </w:rPr>
+        <w:t xml:space="preserve">Without opening the old lesson, explain one key idea from Multimodal </w:t>
+      </w:r>
+      <w:r>
+        <w:rPr>
+          <w:b/>
+        </w:rPr>
+        <w:t>Evidence</w:t>
+      </w:r>
+      <w:r>
+        <w:rPr>
+          <w:b w:val="0"/>
+        </w:rPr>
+        <w:t>. Give an example and a mistake that the idea helps you avoid.</w:t>
       </w:r>
     </w:p>
     <w:p>
@@ -151,7 +192,30 @@
     </w:p>
     <w:p>
       <w:r>
-        <w:t>Use W2: Trace the worked case for Capstone requirements and corpus. Record the answer once; the lesson and workbook refer to the same attempt.</w:t>
+        <w:t>Complete the supported User Need and AI Contribution trace and record the first step you can explain without help.</w:t>
+      </w:r>
+    </w:p>
+    <w:p>
+      <w:pPr>
+        <w:spacing w:line="336" w:lineRule="auto" w:after="180"/>
+      </w:pPr>
+      <w:r>
+        <w:rPr>
+          <w:b w:val="0"/>
+        </w:rPr>
+        <w:t xml:space="preserve">Use W2: Trace the worked case for Capstone </w:t>
+      </w:r>
+      <w:r>
+        <w:rPr>
+          <w:b/>
+        </w:rPr>
+        <w:t>requirement</w:t>
+      </w:r>
+      <w:r>
+        <w:rPr>
+          <w:b w:val="0"/>
+        </w:rPr>
+        <w:t>s and corpus. Record the answer once; the lesson and workbook refer to the same attempt.</w:t>
       </w:r>
     </w:p>
     <w:tbl>
@@ -279,7 +343,53 @@
     </w:p>
     <w:p>
       <w:r>
-        <w:t>Use the worked case for Capstone requirements and corpus. Proposed explanation: “The worked result establishes every future case”. Decide whether this explanation is supported. Point to the step or supplied fact that decides; explain your repair if needed.</w:t>
+        <w:t>Check the proposed User Need and AI Contribution explanation against the supplied facts before discussing it.</w:t>
+      </w:r>
+    </w:p>
+    <w:p>
+      <w:pPr>
+        <w:spacing w:line="336" w:lineRule="auto" w:after="180"/>
+      </w:pPr>
+      <w:r>
+        <w:rPr>
+          <w:b w:val="0"/>
+        </w:rPr>
+        <w:t xml:space="preserve">Use the worked case for Capstone </w:t>
+      </w:r>
+      <w:r>
+        <w:rPr>
+          <w:b/>
+        </w:rPr>
+        <w:t>requirement</w:t>
+      </w:r>
+      <w:r>
+        <w:rPr>
+          <w:b w:val="0"/>
+        </w:rPr>
+        <w:t>s and corpus. Proposed explanation: “The worked result establishes every future case”. Decide whether this explanation is supported.</w:t>
+      </w:r>
+    </w:p>
+    <w:p>
+      <w:pPr>
+        <w:spacing w:line="336" w:lineRule="auto" w:after="180"/>
+      </w:pPr>
+      <w:r>
+        <w:rPr>
+          <w:b w:val="0"/>
+        </w:rPr>
+        <w:t xml:space="preserve">Point to the step or supplied fact that decides; explain your repair if </w:t>
+      </w:r>
+      <w:r>
+        <w:rPr>
+          <w:b/>
+        </w:rPr>
+        <w:t>need</w:t>
+      </w:r>
+      <w:r>
+        <w:rPr>
+          <w:b w:val="0"/>
+        </w:rPr>
+        <w:t>ed.</w:t>
       </w:r>
     </w:p>
     <w:p>
@@ -319,6 +429,11 @@
       </w:r>
     </w:p>
     <w:p>
+      <w:r>
+        <w:t>Write one first attempt at the reserved independent case before feedback. Repeated copies of that case refer to the same recorded attempt.</w:t>
+      </w:r>
+    </w:p>
+    <w:p>
       <w:pPr>
         <w:pStyle w:val="Heading3"/>
       </w:pPr>
@@ -327,8 +442,26 @@
       </w:r>
     </w:p>
     <w:p>
-      <w:r>
-        <w:t>Student equipment assistant has public inventory I, restricted purchase ledger L and public booking notice B. Define eligible corpus, baseline and a missing-evidence test.</w:t>
+      <w:pPr>
+        <w:spacing w:line="336" w:lineRule="auto" w:after="180"/>
+      </w:pPr>
+      <w:r>
+        <w:rPr>
+          <w:b w:val="0"/>
+        </w:rPr>
+        <w:t>Student equipment assistant has public inventory I, restricted purchase ledger L and public booking notice B. Define eligible corpus, baseline and a missing-</w:t>
+      </w:r>
+      <w:r>
+        <w:rPr>
+          <w:b/>
+        </w:rPr>
+        <w:t>evidence</w:t>
+      </w:r>
+      <w:r>
+        <w:rPr>
+          <w:b w:val="0"/>
+        </w:rPr>
+        <w:t xml:space="preserve"> test.</w:t>
       </w:r>
     </w:p>
     <w:p>
@@ -375,7 +508,13 @@
       </w:r>
     </w:p>
     <w:p>
-      <w:r>
+      <w:pPr>
+        <w:spacing w:line="336" w:lineRule="auto" w:after="180"/>
+      </w:pPr>
+      <w:r>
+        <w:rPr>
+          <w:b w:val="0"/>
+        </w:rPr>
         <w:t>Attempt this case before feedback. Record any help. Earlier examples below are further practice; a case already practised with feedback cannot establish fresh transfer.</w:t>
       </w:r>
     </w:p>
@@ -389,6 +528,17 @@
     </w:p>
     <w:p>
       <w:r>
+        <w:t>Connect the User Need and AI Contribution target to a trace and a justified conclusion.</w:t>
+      </w:r>
+    </w:p>
+    <w:p>
+      <w:pPr>
+        <w:spacing w:line="336" w:lineRule="auto" w:after="180"/>
+      </w:pPr>
+      <w:r>
+        <w:rPr>
+          <w:b w:val="0"/>
+        </w:rPr>
         <w:t>Students cannot find definitions in a 20-page handout. Compare an index with a grounded assistant. Define a success measure and a failure case for both.</w:t>
       </w:r>
     </w:p>
@@ -402,17 +552,70 @@
     </w:p>
     <w:p>
       <w:r>
+        <w:t>Solve the supplied User Need and AI Contribution case and show the deciding evidence.</w:t>
+      </w:r>
+    </w:p>
+    <w:p>
+      <w:pPr>
+        <w:spacing w:line="336" w:lineRule="auto" w:after="180"/>
+      </w:pPr>
+      <w:r>
+        <w:rPr>
+          <w:b w:val="0"/>
+        </w:rPr>
         <w:t>Learners struggle to locate definitions in an approved chapter; a proposed chatbot answers everything.</w:t>
       </w:r>
     </w:p>
     <w:p>
-      <w:r>
-        <w:t>Narrow the need and AI contribution.</w:t>
-      </w:r>
-    </w:p>
-    <w:p>
-      <w:r>
-        <w:t>Show your trace, calculation or evidence</w:t>
+      <w:pPr>
+        <w:spacing w:line="336" w:lineRule="auto" w:after="180"/>
+      </w:pPr>
+      <w:r>
+        <w:rPr>
+          <w:b w:val="0"/>
+        </w:rPr>
+        <w:t xml:space="preserve">Narrow the </w:t>
+      </w:r>
+      <w:r>
+        <w:rPr>
+          <w:b/>
+        </w:rPr>
+        <w:t>need</w:t>
+      </w:r>
+      <w:r>
+        <w:rPr>
+          <w:b w:val="0"/>
+        </w:rPr>
+        <w:t xml:space="preserve"> and </w:t>
+      </w:r>
+      <w:r>
+        <w:rPr>
+          <w:b/>
+        </w:rPr>
+        <w:t>AI contribution</w:t>
+      </w:r>
+      <w:r>
+        <w:rPr>
+          <w:b w:val="0"/>
+        </w:rPr>
+        <w:t>.</w:t>
+      </w:r>
+    </w:p>
+    <w:p>
+      <w:pPr>
+        <w:spacing w:line="336" w:lineRule="auto" w:after="180"/>
+      </w:pPr>
+      <w:r>
+        <w:rPr>
+          <w:b w:val="0"/>
+        </w:rPr>
+        <w:t xml:space="preserve">Show your trace, calculation or </w:t>
+      </w:r>
+      <w:r>
+        <w:rPr>
+          <w:b/>
+        </w:rPr>
+        <w:t>evidence</w:t>
       </w:r>
     </w:p>
     <w:p>
@@ -458,11 +661,52 @@
     </w:p>
     <w:p>
       <w:r>
-        <w:t>A student needs the exact due date from a course notice. Should the design start by generating a plausible date or locating the notice? Explain the AI contribution.</w:t>
-      </w:r>
-    </w:p>
-    <w:p>
-      <w:r>
+        <w:t>Apply the procedure to the changed case and record why the conclusion follows.</w:t>
+      </w:r>
+    </w:p>
+    <w:p>
+      <w:pPr>
+        <w:spacing w:line="336" w:lineRule="auto" w:after="180"/>
+      </w:pPr>
+      <w:r>
+        <w:rPr>
+          <w:b w:val="0"/>
+        </w:rPr>
+        <w:t xml:space="preserve">A student </w:t>
+      </w:r>
+      <w:r>
+        <w:rPr>
+          <w:b/>
+        </w:rPr>
+        <w:t>need</w:t>
+      </w:r>
+      <w:r>
+        <w:rPr>
+          <w:b w:val="0"/>
+        </w:rPr>
+        <w:t xml:space="preserve">s the exact due date from a course notice. Should the design start by generating a plausible date or locating the notice? Explain the </w:t>
+      </w:r>
+      <w:r>
+        <w:rPr>
+          <w:b/>
+        </w:rPr>
+        <w:t>AI contribution</w:t>
+      </w:r>
+      <w:r>
+        <w:rPr>
+          <w:b w:val="0"/>
+        </w:rPr>
+        <w:t>.</w:t>
+      </w:r>
+    </w:p>
+    <w:p>
+      <w:pPr>
+        <w:spacing w:line="336" w:lineRule="auto" w:after="180"/>
+      </w:pPr>
+      <w:r>
+        <w:rPr>
+          <w:b w:val="0"/>
+        </w:rPr>
         <w:t>My independent answer and reason</w:t>
       </w:r>
     </w:p>
@@ -517,7 +761,30 @@
     </w:p>
     <w:p>
       <w:r>
-        <w:t>Create a changed input, boundary case or missing-information case. Write the expected answer or safe response before testing.</w:t>
+        <w:t>Specify a changed input, expected result and observation separately.</w:t>
+      </w:r>
+    </w:p>
+    <w:p>
+      <w:pPr>
+        <w:spacing w:line="336" w:lineRule="auto" w:after="180"/>
+      </w:pPr>
+      <w:r>
+        <w:rPr>
+          <w:b w:val="0"/>
+        </w:rPr>
+        <w:t xml:space="preserve">Create a changed </w:t>
+      </w:r>
+      <w:r>
+        <w:rPr>
+          <w:b/>
+        </w:rPr>
+        <w:t>input</w:t>
+      </w:r>
+      <w:r>
+        <w:rPr>
+          <w:b w:val="0"/>
+        </w:rPr>
+        <w:t>, boundary case or missing-information case. Write the expected answer or safe response before testing.</w:t>
       </w:r>
     </w:p>
     <w:tbl>
@@ -646,12 +913,41 @@
     </w:p>
     <w:p>
       <w:r>
+        <w:t>Justify what User Need and AI Contribution adds to Verified Study Buddy and keep the evidence.</w:t>
+      </w:r>
+    </w:p>
+    <w:p>
+      <w:pPr>
+        <w:spacing w:line="336" w:lineRule="auto" w:after="180"/>
+      </w:pPr>
+      <w:r>
+        <w:rPr>
+          <w:b w:val="0"/>
+        </w:rPr>
         <w:t>Justify exactly which Study Buddy stage uses AI and which stages remain deterministic.</w:t>
       </w:r>
     </w:p>
     <w:p>
-      <w:r>
-        <w:t>The project change and evidence I will keep</w:t>
+      <w:pPr>
+        <w:spacing w:line="336" w:lineRule="auto" w:after="180"/>
+      </w:pPr>
+      <w:r>
+        <w:rPr>
+          <w:b w:val="0"/>
+        </w:rPr>
+        <w:t xml:space="preserve">The project change and </w:t>
+      </w:r>
+      <w:r>
+        <w:rPr>
+          <w:b/>
+        </w:rPr>
+        <w:t>evidence</w:t>
+      </w:r>
+      <w:r>
+        <w:rPr>
+          <w:b w:val="0"/>
+        </w:rPr>
+        <w:t xml:space="preserve"> I will keep</w:t>
       </w:r>
     </w:p>
     <w:p>
@@ -697,11 +993,54 @@
     </w:p>
     <w:p>
       <w:r>
-        <w:t>I can explain the mechanism. I can show evidence. I can handle a changed case. I can name a limit. Mark each as not yet, with help or independently, and attach supporting work.</w:t>
-      </w:r>
-    </w:p>
-    <w:p>
-      <w:r>
+        <w:t>Judge explanation, evidence, transfer and limits separately; attach the work behind your judgement.</w:t>
+      </w:r>
+    </w:p>
+    <w:p>
+      <w:pPr>
+        <w:pStyle w:val="ListBullet"/>
+      </w:pPr>
+      <w:r>
+        <w:t>I can explain the mechanism.</w:t>
+      </w:r>
+    </w:p>
+    <w:p>
+      <w:pPr>
+        <w:pStyle w:val="ListBullet"/>
+      </w:pPr>
+      <w:r>
+        <w:t>I can show evidence.</w:t>
+      </w:r>
+    </w:p>
+    <w:p>
+      <w:pPr>
+        <w:pStyle w:val="ListBullet"/>
+      </w:pPr>
+      <w:r>
+        <w:t>I can handle a changed case.</w:t>
+      </w:r>
+    </w:p>
+    <w:p>
+      <w:pPr>
+        <w:pStyle w:val="ListBullet"/>
+      </w:pPr>
+      <w:r>
+        <w:t>I can name a limit.</w:t>
+      </w:r>
+    </w:p>
+    <w:p>
+      <w:r>
+        <w:t>Mark each as not yet, with help or independently, and attach supporting work.</w:t>
+      </w:r>
+    </w:p>
+    <w:p>
+      <w:pPr>
+        <w:spacing w:line="336" w:lineRule="auto" w:after="180"/>
+      </w:pPr>
+      <w:r>
+        <w:rPr>
+          <w:b w:val="0"/>
+        </w:rPr>
         <w:t>Teacher review ____________________  Next step ____________________</w:t>
       </w:r>
     </w:p>
@@ -715,6 +1054,17 @@
     </w:p>
     <w:p>
       <w:r>
+        <w:t>Use this earlier case as transfer practice. A case already discussed with feedback is not fresh assessment evidence.</w:t>
+      </w:r>
+    </w:p>
+    <w:p>
+      <w:pPr>
+        <w:spacing w:line="336" w:lineRule="auto" w:after="180"/>
+      </w:pPr>
+      <w:r>
+        <w:rPr>
+          <w:b w:val="0"/>
+        </w:rPr>
         <w:t>Students cannot find definitions in a 20-page handout. Compare an index with a grounded assistant. Define a success measure and a failure case for both.</w:t>
       </w:r>
     </w:p>
@@ -762,7 +1112,13 @@
       </w:r>
     </w:p>
     <w:p>
-      <w:r>
+      <w:pPr>
+        <w:spacing w:line="336" w:lineRule="auto" w:after="180"/>
+      </w:pPr>
+      <w:r>
+        <w:rPr>
+          <w:b w:val="0"/>
+        </w:rPr>
         <w:t>Record support used: none, hint or teacher explanation.</w:t>
       </w:r>
     </w:p>
@@ -776,7 +1132,54 @@
     </w:p>
     <w:p>
       <w:r>
-        <w:t>Explain the weekly mechanism in your own words. Use the worked scenario to name its input, decision rule and output.</w:t>
+        <w:t>Explain the mechanism. Apply the supplied User Need and AI Contribution facts and keep your reasoning.</w:t>
+      </w:r>
+    </w:p>
+    <w:p>
+      <w:pPr>
+        <w:spacing w:line="336" w:lineRule="auto" w:after="180"/>
+      </w:pPr>
+      <w:r>
+        <w:rPr>
+          <w:b w:val="0"/>
+        </w:rPr>
+        <w:t xml:space="preserve">Explain the weekly </w:t>
+      </w:r>
+      <w:r>
+        <w:rPr>
+          <w:b/>
+        </w:rPr>
+        <w:t>mechanism</w:t>
+      </w:r>
+      <w:r>
+        <w:rPr>
+          <w:b w:val="0"/>
+        </w:rPr>
+        <w:t xml:space="preserve"> in your own words. Use the worked scenario to name its </w:t>
+      </w:r>
+      <w:r>
+        <w:rPr>
+          <w:b/>
+        </w:rPr>
+        <w:t>input</w:t>
+      </w:r>
+      <w:r>
+        <w:rPr>
+          <w:b w:val="0"/>
+        </w:rPr>
+        <w:t xml:space="preserve">, decision rule and </w:t>
+      </w:r>
+      <w:r>
+        <w:rPr>
+          <w:b/>
+        </w:rPr>
+        <w:t>output</w:t>
+      </w:r>
+      <w:r>
+        <w:rPr>
+          <w:b w:val="0"/>
+        </w:rPr>
+        <w:t>.</w:t>
       </w:r>
     </w:p>
     <w:p>
@@ -827,7 +1230,30 @@
     </w:p>
     <w:p>
       <w:r>
-        <w:t>Student room assistant corpus contains public register P, teacher-only guide T and current approval A. It must report approved room capacity or needs_review. Show the intermediate steps and give the conclusion with its scope.</w:t>
+        <w:t>Trace the worked case. Apply the supplied User Need and AI Contribution facts and keep your reasoning.</w:t>
+      </w:r>
+    </w:p>
+    <w:p>
+      <w:pPr>
+        <w:spacing w:line="336" w:lineRule="auto" w:after="180"/>
+      </w:pPr>
+      <w:r>
+        <w:rPr>
+          <w:b w:val="0"/>
+        </w:rPr>
+        <w:t xml:space="preserve">Student room assistant corpus contains public register P, teacher-only guide T and current approval A. It must report approved room capacity or </w:t>
+      </w:r>
+      <w:r>
+        <w:rPr>
+          <w:b/>
+        </w:rPr>
+        <w:t>need</w:t>
+      </w:r>
+      <w:r>
+        <w:rPr>
+          <w:b w:val="0"/>
+        </w:rPr>
+        <w:t>s_review. Show the intermediate steps and give the conclusion with its scope.</w:t>
       </w:r>
     </w:p>
     <w:p>
@@ -883,7 +1309,41 @@
     </w:p>
     <w:p>
       <w:r>
-        <w:t>A report omits this qualification: A complete capstone plan is not evidence that the implementation meets it; evaluate after building. Explain how omitting it could change a reader's interpretation, and write an accurate replacement.</w:t>
+        <w:t>Audit the limit. Apply the supplied User Need and AI Contribution facts and keep your reasoning.</w:t>
+      </w:r>
+    </w:p>
+    <w:p>
+      <w:pPr>
+        <w:spacing w:line="336" w:lineRule="auto" w:after="180"/>
+      </w:pPr>
+      <w:r>
+        <w:rPr>
+          <w:b w:val="0"/>
+        </w:rPr>
+        <w:t xml:space="preserve">A report omits this qualification: A complete capstone plan is not </w:t>
+      </w:r>
+      <w:r>
+        <w:rPr>
+          <w:b/>
+        </w:rPr>
+        <w:t>evidence</w:t>
+      </w:r>
+      <w:r>
+        <w:rPr>
+          <w:b w:val="0"/>
+        </w:rPr>
+        <w:t xml:space="preserve"> that the implementation meets it; evaluate after building.</w:t>
+      </w:r>
+    </w:p>
+    <w:p>
+      <w:pPr>
+        <w:spacing w:line="336" w:lineRule="auto" w:after="180"/>
+      </w:pPr>
+      <w:r>
+        <w:rPr>
+          <w:b w:val="0"/>
+        </w:rPr>
+        <w:t>Explain how omitting it could change a reader's interpretation, and write an accurate replacement.</w:t>
       </w:r>
     </w:p>
     <w:p>
@@ -934,7 +1394,30 @@
     </w:p>
     <w:p>
       <w:r>
-        <w:t>Student equipment assistant has public inventory I, restricted purchase ledger L and public booking notice B. Define eligible corpus, baseline and a missing-evidence test.</w:t>
+        <w:t>Attempt before feedback. If this repeats the selected independent case, reuse that first attempt; otherwise keep a separate record. Apply a new case independently. Apply the supplied User Need and AI Contribution facts and keep your reasoning.</w:t>
+      </w:r>
+    </w:p>
+    <w:p>
+      <w:pPr>
+        <w:spacing w:line="336" w:lineRule="auto" w:after="180"/>
+      </w:pPr>
+      <w:r>
+        <w:rPr>
+          <w:b w:val="0"/>
+        </w:rPr>
+        <w:t>Student equipment assistant has public inventory I, restricted purchase ledger L and public booking notice B. Define eligible corpus, baseline and a missing-</w:t>
+      </w:r>
+      <w:r>
+        <w:rPr>
+          <w:b/>
+        </w:rPr>
+        <w:t>evidence</w:t>
+      </w:r>
+      <w:r>
+        <w:rPr>
+          <w:b w:val="0"/>
+        </w:rPr>
+        <w:t xml:space="preserve"> test.</w:t>
       </w:r>
     </w:p>
     <w:p>
@@ -995,7 +1478,41 @@
     </w:p>
     <w:p>
       <w:r>
-        <w:t>For the worked scenario, propose one additional case that could reveal a failure, describe its expected outcome before running it, and explain what would need to remain fixed for a fair comparison. Do not reuse W4 as a new final test after receiving feedback.</w:t>
+        <w:t>Design a revealing follow-up. Apply the supplied User Need and AI Contribution facts and keep your reasoning.</w:t>
+      </w:r>
+    </w:p>
+    <w:p>
+      <w:pPr>
+        <w:spacing w:line="336" w:lineRule="auto" w:after="180"/>
+      </w:pPr>
+      <w:r>
+        <w:rPr>
+          <w:b w:val="0"/>
+        </w:rPr>
+        <w:t xml:space="preserve">For the worked scenario, propose one additional case that could reveal a failure, describe its expected outcome before running it, and explain what would </w:t>
+      </w:r>
+      <w:r>
+        <w:rPr>
+          <w:b/>
+        </w:rPr>
+        <w:t>need</w:t>
+      </w:r>
+      <w:r>
+        <w:rPr>
+          <w:b w:val="0"/>
+        </w:rPr>
+        <w:t xml:space="preserve"> to remain fixed for a fair comparison.</w:t>
+      </w:r>
+    </w:p>
+    <w:p>
+      <w:pPr>
+        <w:spacing w:line="336" w:lineRule="auto" w:after="180"/>
+      </w:pPr>
+      <w:r>
+        <w:rPr>
+          <w:b w:val="0"/>
+        </w:rPr>
+        <w:t>Do not reuse W4 as a new final test after receiving feedback.</w:t>
       </w:r>
     </w:p>
     <w:p>
@@ -1047,6 +1564,11 @@
       </w:pPr>
       <w:r>
         <w:t>17. Feedback, return check and learning record</w:t>
+      </w:r>
+    </w:p>
+    <w:p>
+      <w:r>
+        <w:t>Record the first repaired step and a different case to revisit after a delay.</w:t>
       </w:r>
     </w:p>
     <w:tbl>
@@ -1186,7 +1708,13 @@
       </w:tr>
     </w:tbl>
     <w:p>
-      <w:r>
+      <w:pPr>
+        <w:spacing w:line="336" w:lineRule="auto" w:after="180"/>
+      </w:pPr>
+      <w:r>
+        <w:rPr>
+          <w:b w:val="0"/>
+        </w:rPr>
         <w:t>Revisit this idea with your teacher after a delay. Familiarity is different from explaining and using it on a changed case.</w:t>
       </w:r>
     </w:p>
@@ -1200,17 +1728,64 @@
     </w:p>
     <w:p>
       <w:r>
+        <w:t>Define a useful reading helper before choosing its AI features. Explain the labelled step before checking the changed condition.</w:t>
+      </w:r>
+    </w:p>
+    <w:p>
+      <w:pPr>
+        <w:spacing w:line="336" w:lineRule="auto" w:after="180"/>
+      </w:pPr>
+      <w:r>
+        <w:rPr>
+          <w:b w:val="0"/>
+        </w:rPr>
         <w:t>Define a useful reading helper before choosing its AI features.</w:t>
       </w:r>
     </w:p>
     <w:p>
-      <w:r>
-        <w:t>A pupil needs the meaning of unfamiliar words in an approved glossary. G3 defines habitat as the place an organism lives; no other sources are allowed.</w:t>
-      </w:r>
-    </w:p>
-    <w:p>
-      <w:r>
-        <w:t>All inputs and outcomes in this worked example are invented classroom data; no real model run is claimed.</w:t>
+      <w:pPr>
+        <w:spacing w:line="336" w:lineRule="auto" w:after="180"/>
+      </w:pPr>
+      <w:r>
+        <w:rPr>
+          <w:b w:val="0"/>
+        </w:rPr>
+        <w:t xml:space="preserve">A pupil </w:t>
+      </w:r>
+      <w:r>
+        <w:rPr>
+          <w:b/>
+        </w:rPr>
+        <w:t>need</w:t>
+      </w:r>
+      <w:r>
+        <w:rPr>
+          <w:b w:val="0"/>
+        </w:rPr>
+        <w:t>s the meaning of unfamiliar words in an approved glossary. G3 defines habitat as the place an organism lives; no other sources are allowed.</w:t>
+      </w:r>
+    </w:p>
+    <w:p>
+      <w:pPr>
+        <w:spacing w:line="336" w:lineRule="auto" w:after="180"/>
+      </w:pPr>
+      <w:r>
+        <w:rPr>
+          <w:b w:val="0"/>
+        </w:rPr>
+        <w:t xml:space="preserve">All </w:t>
+      </w:r>
+      <w:r>
+        <w:rPr>
+          <w:b/>
+        </w:rPr>
+        <w:t>input</w:t>
+      </w:r>
+      <w:r>
+        <w:rPr>
+          <w:b w:val="0"/>
+        </w:rPr>
+        <w:t>s and outcomes in this worked example are invented classroom data; no real model run is claimed.</w:t>
       </w:r>
     </w:p>
     <w:p>
@@ -1250,8 +1825,26 @@
       </w:r>
     </w:p>
     <w:p>
-      <w:r>
-        <w:t>What non-AI baseline would reveal whether this helper adds value? Point to the relevant step in the picture, then write the changed result and the rule or evidence that supports it.</w:t>
+      <w:pPr>
+        <w:spacing w:line="336" w:lineRule="auto" w:after="180"/>
+      </w:pPr>
+      <w:r>
+        <w:rPr>
+          <w:b w:val="0"/>
+        </w:rPr>
+        <w:t xml:space="preserve">What non-AI baseline would reveal whether this helper adds value? Point to the relevant step in the picture, then write the changed result and the rule or </w:t>
+      </w:r>
+      <w:r>
+        <w:rPr>
+          <w:b/>
+        </w:rPr>
+        <w:t>evidence</w:t>
+      </w:r>
+      <w:r>
+        <w:rPr>
+          <w:b w:val="0"/>
+        </w:rPr>
+        <w:t xml:space="preserve"> that supports it.</w:t>
       </w:r>
     </w:p>
     <w:p>
@@ -1293,13 +1886,69 @@
       </w:r>
     </w:p>
     <w:p>
-      <w:r>
-        <w:t>Support used: alone / hint / worked example. This record is practice evidence.</w:t>
-      </w:r>
-    </w:p>
-    <w:p>
-      <w:r>
-        <w:t>Project connection: For your Verified Study Buddy, save the input, procedure, observed result and limitation of this check. Label this worked example as practice; use a different, previously unreviewed case when checking independent understanding.</w:t>
+      <w:pPr>
+        <w:pStyle w:val="Heading3"/>
+      </w:pPr>
+      <w:r>
+        <w:t>Record the help used</w:t>
+      </w:r>
+    </w:p>
+    <w:p>
+      <w:pPr>
+        <w:spacing w:line="336" w:lineRule="auto" w:after="180"/>
+        <w:shd w:fill="F1F6F8"/>
+      </w:pPr>
+      <w:r>
+        <w:rPr>
+          <w:b w:val="0"/>
+        </w:rPr>
+        <w:t xml:space="preserve">Support used: alone / hint / worked example. This record is practice </w:t>
+      </w:r>
+      <w:r>
+        <w:rPr>
+          <w:b/>
+        </w:rPr>
+        <w:t>evidence</w:t>
+      </w:r>
+      <w:r>
+        <w:rPr>
+          <w:b w:val="0"/>
+        </w:rPr>
+        <w:t>.</w:t>
+      </w:r>
+    </w:p>
+    <w:p>
+      <w:pPr>
+        <w:spacing w:line="336" w:lineRule="auto" w:after="180"/>
+      </w:pPr>
+      <w:r>
+        <w:rPr>
+          <w:b w:val="0"/>
+        </w:rPr>
+        <w:t xml:space="preserve">Project connection: For your Verified Study Buddy, save the </w:t>
+      </w:r>
+      <w:r>
+        <w:rPr>
+          <w:b/>
+        </w:rPr>
+        <w:t>input</w:t>
+      </w:r>
+      <w:r>
+        <w:rPr>
+          <w:b w:val="0"/>
+        </w:rPr>
+        <w:t>, procedure, observed result and limitation of this check.</w:t>
+      </w:r>
+    </w:p>
+    <w:p>
+      <w:pPr>
+        <w:spacing w:line="336" w:lineRule="auto" w:after="180"/>
+      </w:pPr>
+      <w:r>
+        <w:rPr>
+          <w:b w:val="0"/>
+        </w:rPr>
+        <w:t>Label this worked example as practice; use a different, previously unreviewed case when checking independent understanding.</w:t>
       </w:r>
     </w:p>
     <w:p>
@@ -1312,17 +1961,63 @@
     </w:p>
     <w:p>
       <w:r>
+        <w:t>Keep this week’s input, deciding step, result and limit together in the Verified Study Buddy record.</w:t>
+      </w:r>
+    </w:p>
+    <w:p>
+      <w:pPr>
+        <w:spacing w:line="336" w:lineRule="auto" w:after="180"/>
+      </w:pPr>
+      <w:r>
+        <w:rPr>
+          <w:b w:val="0"/>
+        </w:rPr>
         <w:t>Project: Verified Study Buddy</w:t>
       </w:r>
     </w:p>
     <w:p>
-      <w:r>
+      <w:pPr>
+        <w:spacing w:line="336" w:lineRule="auto" w:after="180"/>
+      </w:pPr>
+      <w:r>
+        <w:rPr>
+          <w:b w:val="0"/>
+        </w:rPr>
         <w:t>Current milestone: Evaluate and revise. Compare with your starting method, explain errors and record a justified revision.</w:t>
       </w:r>
     </w:p>
     <w:p>
-      <w:r>
-        <w:t>For your Verified Study Buddy, save the input, procedure, observed result and limitation of this check. Label this worked example as practice; use a different, previously unreviewed case when checking independent understanding.</w:t>
+      <w:pPr>
+        <w:spacing w:line="336" w:lineRule="auto" w:after="180"/>
+      </w:pPr>
+      <w:r>
+        <w:rPr>
+          <w:b w:val="0"/>
+        </w:rPr>
+        <w:t xml:space="preserve">For your Verified Study Buddy, save the </w:t>
+      </w:r>
+      <w:r>
+        <w:rPr>
+          <w:b/>
+        </w:rPr>
+        <w:t>input</w:t>
+      </w:r>
+      <w:r>
+        <w:rPr>
+          <w:b w:val="0"/>
+        </w:rPr>
+        <w:t>, procedure, observed result and limitation of this check.</w:t>
+      </w:r>
+    </w:p>
+    <w:p>
+      <w:pPr>
+        <w:spacing w:line="336" w:lineRule="auto" w:after="180"/>
+      </w:pPr>
+      <w:r>
+        <w:rPr>
+          <w:b w:val="0"/>
+        </w:rPr>
+        <w:t>Label this worked example as practice; use a different, previously unreviewed case when checking independent understanding.</w:t>
       </w:r>
     </w:p>
     <w:tbl>
@@ -1484,11 +2179,28 @@
     </w:p>
     <w:p>
       <w:r>
+        <w:t>Try the supported questions before comparing with hints and feedback. Record what you repaired and the evidence you retained.</w:t>
+      </w:r>
+    </w:p>
+    <w:p>
+      <w:pPr>
+        <w:spacing w:line="336" w:lineRule="auto" w:after="180"/>
+      </w:pPr>
+      <w:r>
+        <w:rPr>
+          <w:b w:val="0"/>
+        </w:rPr>
         <w:t>Use this supported practice once, in the browser or on paper. Keep the reserved independent assessment for a separate first attempt before teacher feedback.</w:t>
       </w:r>
     </w:p>
     <w:p>
-      <w:r>
+      <w:pPr>
+        <w:spacing w:line="336" w:lineRule="auto" w:after="180"/>
+      </w:pPr>
+      <w:r>
+        <w:rPr>
+          <w:b w:val="0"/>
+        </w:rPr>
         <w:t>Define a useful reading helper before choosing its AI features.</w:t>
       </w:r>
     </w:p>
@@ -1501,22 +2213,55 @@
       </w:r>
     </w:p>
     <w:p>
-      <w:r>
+      <w:pPr>
+        <w:spacing w:line="336" w:lineRule="auto" w:after="180"/>
+      </w:pPr>
+      <w:r>
+        <w:rPr>
+          <w:b w:val="0"/>
+        </w:rPr>
         <w:t>Which labelled step matches this detail? An absent word produces “not in this glossary”; a direct glossary search is the baseline.</w:t>
       </w:r>
     </w:p>
     <w:p>
-      <w:r>
+      <w:pPr>
+        <w:spacing w:line="336" w:lineRule="auto" w:after="180"/>
+        <w:shd w:fill="F4F9FC"/>
+      </w:pPr>
+      <w:r>
+        <w:rPr>
+          <w:b w:val="0"/>
+        </w:rPr>
         <w:t>1. Bound the service</w:t>
       </w:r>
     </w:p>
     <w:p>
-      <w:r>
-        <w:t>2. Name the need</w:t>
-      </w:r>
-    </w:p>
-    <w:p>
-      <w:r>
+      <w:pPr>
+        <w:spacing w:line="336" w:lineRule="auto" w:after="180"/>
+        <w:shd w:fill="F4F9FC"/>
+      </w:pPr>
+      <w:r>
+        <w:rPr>
+          <w:b w:val="0"/>
+        </w:rPr>
+        <w:t xml:space="preserve">2. Name the </w:t>
+      </w:r>
+      <w:r>
+        <w:rPr>
+          <w:b/>
+        </w:rPr>
+        <w:t>need</w:t>
+      </w:r>
+    </w:p>
+    <w:p>
+      <w:pPr>
+        <w:spacing w:line="336" w:lineRule="auto" w:after="180"/>
+        <w:shd w:fill="F4F9FC"/>
+      </w:pPr>
+      <w:r>
+        <w:rPr>
+          <w:b w:val="0"/>
+        </w:rPr>
         <w:t>3. Choose contribution</w:t>
       </w:r>
     </w:p>
@@ -1554,41 +2299,179 @@
       </w:r>
     </w:p>
     <w:p>
-      <w:r>
-        <w:t>Hint if needed: Read the steps in the pictorial case. Match the supplied detail to the stage that performs or records it.</w:t>
-      </w:r>
-    </w:p>
-    <w:p>
-      <w:r>
-        <w:t>After your attempt, compare with the supported explanation: Bound the service An absent word produces “not in this glossary”; a direct glossary search is the baseline. Read the picture in order. An absent word produces “not in this glossary”; a direct glossary search is the baseline. The arrows show which recorded input or intermediate result each decision uses. Explain the deciding step aloud before checking the changed case; pointing to the final answer alone does not show how it follows.</w:t>
-      </w:r>
-    </w:p>
-    <w:p>
       <w:pPr>
         <w:pStyle w:val="Heading3"/>
       </w:pPr>
       <w:r>
+        <w:t>Hint · try first</w:t>
+      </w:r>
+    </w:p>
+    <w:p>
+      <w:pPr>
+        <w:spacing w:line="336" w:lineRule="auto" w:after="180"/>
+        <w:shd w:fill="F1F6F8"/>
+      </w:pPr>
+      <w:r>
+        <w:rPr>
+          <w:b w:val="0"/>
+        </w:rPr>
+        <w:t xml:space="preserve">Hint if </w:t>
+      </w:r>
+      <w:r>
+        <w:rPr>
+          <w:b/>
+        </w:rPr>
+        <w:t>need</w:t>
+      </w:r>
+      <w:r>
+        <w:rPr>
+          <w:b w:val="0"/>
+        </w:rPr>
+        <w:t>ed: Read the steps in the pictorial case. Match the supplied detail to the stage that performs or records it.</w:t>
+      </w:r>
+    </w:p>
+    <w:p>
+      <w:pPr>
+        <w:pStyle w:val="Heading3"/>
+      </w:pPr>
+      <w:r>
+        <w:t>Feedback · compare after trying</w:t>
+      </w:r>
+    </w:p>
+    <w:p>
+      <w:pPr>
+        <w:spacing w:line="336" w:lineRule="auto" w:after="180"/>
+        <w:shd w:fill="F1F6FC"/>
+      </w:pPr>
+      <w:r>
+        <w:rPr>
+          <w:b w:val="0"/>
+        </w:rPr>
+        <w:t>After your attempt, compare with the supported explanation: Bound the service An absent word produces “not in this glossary”; a direct glossary search is the baseline. Read the picture in order.</w:t>
+      </w:r>
+    </w:p>
+    <w:p>
+      <w:pPr>
+        <w:spacing w:line="336" w:lineRule="auto" w:after="180"/>
+        <w:shd w:fill="F1F6FC"/>
+      </w:pPr>
+      <w:r>
+        <w:rPr>
+          <w:b w:val="0"/>
+        </w:rPr>
+        <w:t xml:space="preserve">An absent word produces “not in this glossary”; a direct glossary search is the baseline. The arrows show which recorded </w:t>
+      </w:r>
+      <w:r>
+        <w:rPr>
+          <w:b/>
+        </w:rPr>
+        <w:t>input</w:t>
+      </w:r>
+      <w:r>
+        <w:rPr>
+          <w:b w:val="0"/>
+        </w:rPr>
+        <w:t xml:space="preserve"> or intermediate result each decision uses.</w:t>
+      </w:r>
+    </w:p>
+    <w:p>
+      <w:pPr>
+        <w:spacing w:line="336" w:lineRule="auto" w:after="180"/>
+        <w:shd w:fill="F1F6FC"/>
+      </w:pPr>
+      <w:r>
+        <w:rPr>
+          <w:b w:val="0"/>
+        </w:rPr>
+        <w:t>Explain the deciding step aloud before checking the changed case; pointing to the final answer alone does not show how it follows.</w:t>
+      </w:r>
+    </w:p>
+    <w:p>
+      <w:pPr>
+        <w:pStyle w:val="Heading3"/>
+      </w:pPr>
+      <w:r>
         <w:t>Practice 2: explain the deciding evidence</w:t>
       </w:r>
     </w:p>
     <w:p>
-      <w:r>
+      <w:pPr>
+        <w:pStyle w:val="Heading3"/>
+      </w:pPr>
+      <w:r>
+        <w:t>Changed case · predict first</w:t>
+      </w:r>
+    </w:p>
+    <w:p>
+      <w:pPr>
+        <w:spacing w:line="336" w:lineRule="auto" w:after="180"/>
+        <w:shd w:fill="F5F1FB"/>
+      </w:pPr>
+      <w:r>
+        <w:rPr>
+          <w:b w:val="0"/>
+        </w:rPr>
         <w:t>Changed-case practice: The pupil asks for photosynthesis, which G3 does not contain. Which conclusion is supported by the supplied facts?</w:t>
       </w:r>
     </w:p>
     <w:p>
-      <w:r>
+      <w:pPr>
+        <w:spacing w:line="336" w:lineRule="auto" w:after="180"/>
+        <w:shd w:fill="F4F9FC"/>
+      </w:pPr>
+      <w:r>
+        <w:rPr>
+          <w:b w:val="0"/>
+        </w:rPr>
         <w:t>1. The assistant reports that the definition is unavailable in its approved glossary.</w:t>
       </w:r>
     </w:p>
     <w:p>
-      <w:r>
-        <w:t>2. This one example guarantees correct results for every future input.</w:t>
-      </w:r>
-    </w:p>
-    <w:p>
-      <w:r>
-        <w:t>3. We can decide the result without examining the changed input or the procedure.</w:t>
+      <w:pPr>
+        <w:spacing w:line="336" w:lineRule="auto" w:after="180"/>
+        <w:shd w:fill="F4F9FC"/>
+      </w:pPr>
+      <w:r>
+        <w:rPr>
+          <w:b w:val="0"/>
+        </w:rPr>
+        <w:t xml:space="preserve">2. This one example guarantees correct results for every future </w:t>
+      </w:r>
+      <w:r>
+        <w:rPr>
+          <w:b/>
+        </w:rPr>
+        <w:t>input</w:t>
+      </w:r>
+      <w:r>
+        <w:rPr>
+          <w:b w:val="0"/>
+        </w:rPr>
+        <w:t>.</w:t>
+      </w:r>
+    </w:p>
+    <w:p>
+      <w:pPr>
+        <w:spacing w:line="336" w:lineRule="auto" w:after="180"/>
+        <w:shd w:fill="F4F9FC"/>
+      </w:pPr>
+      <w:r>
+        <w:rPr>
+          <w:b w:val="0"/>
+        </w:rPr>
+        <w:t xml:space="preserve">3. We can decide the result without examining the changed </w:t>
+      </w:r>
+      <w:r>
+        <w:rPr>
+          <w:b/>
+        </w:rPr>
+        <w:t>input</w:t>
+      </w:r>
+      <w:r>
+        <w:rPr>
+          <w:b w:val="0"/>
+        </w:rPr>
+        <w:t xml:space="preserve"> or the procedure.</w:t>
       </w:r>
     </w:p>
     <w:p>
@@ -1625,36 +2508,237 @@
       </w:r>
     </w:p>
     <w:p>
-      <w:r>
-        <w:t>Hint if needed: Use the changed condition and the deciding step in the pictorial trace. The answer must say what follows from those facts.</w:t>
-      </w:r>
-    </w:p>
-    <w:p>
-      <w:r>
-        <w:t>After your attempt, compare with the supported explanation: The assistant reports that the definition is unavailable in its approved glossary. A helpful interface cannot expand its authorised evidence by guessing.</w:t>
-      </w:r>
-    </w:p>
-    <w:p>
       <w:pPr>
         <w:pStyle w:val="Heading3"/>
       </w:pPr>
       <w:r>
+        <w:t>Hint · try first</w:t>
+      </w:r>
+    </w:p>
+    <w:p>
+      <w:pPr>
+        <w:spacing w:line="336" w:lineRule="auto" w:after="180"/>
+        <w:shd w:fill="F1F6F8"/>
+      </w:pPr>
+      <w:r>
+        <w:rPr>
+          <w:b w:val="0"/>
+        </w:rPr>
+        <w:t xml:space="preserve">Hint if </w:t>
+      </w:r>
+      <w:r>
+        <w:rPr>
+          <w:b/>
+        </w:rPr>
+        <w:t>need</w:t>
+      </w:r>
+      <w:r>
+        <w:rPr>
+          <w:b w:val="0"/>
+        </w:rPr>
+        <w:t>ed: Use the changed condition and the deciding step in the pictorial trace. The answer must say what follows from those facts.</w:t>
+      </w:r>
+    </w:p>
+    <w:p>
+      <w:pPr>
+        <w:pStyle w:val="Heading3"/>
+      </w:pPr>
+      <w:r>
+        <w:t>Feedback · compare after trying</w:t>
+      </w:r>
+    </w:p>
+    <w:p>
+      <w:pPr>
+        <w:spacing w:line="336" w:lineRule="auto" w:after="180"/>
+        <w:shd w:fill="F1F6FC"/>
+      </w:pPr>
+      <w:r>
+        <w:rPr>
+          <w:b w:val="0"/>
+        </w:rPr>
+        <w:t xml:space="preserve">After your attempt, compare with the supported explanation: The assistant reports that the definition is unavailable in its approved glossary. A helpful interface cannot expand its authorised </w:t>
+      </w:r>
+      <w:r>
+        <w:rPr>
+          <w:b/>
+        </w:rPr>
+        <w:t>evidence</w:t>
+      </w:r>
+      <w:r>
+        <w:rPr>
+          <w:b w:val="0"/>
+        </w:rPr>
+        <w:t xml:space="preserve"> by guessing.</w:t>
+      </w:r>
+    </w:p>
+    <w:p>
+      <w:pPr>
+        <w:pStyle w:val="Heading3"/>
+      </w:pPr>
+      <w:r>
         <w:t>Repair a missing building block</w:t>
       </w:r>
     </w:p>
     <w:p>
-      <w:r>
-        <w:t>Review Retrieval Augmented Generation (ai-3/18). Goal: Explain the mechanism and terminology of building a grounded answer. Short practice: Which part of the source supports a two-minute melting claim? Point to the relevant step in the picture, then write the changed result and the rule or evidence that supports it.. Return to this week and explain what you changed.</w:t>
-      </w:r>
-    </w:p>
-    <w:p>
-      <w:r>
-        <w:t>Review Verify Numbers and Dates (ai-3/16). Goal: Explain the mechanism and terminology of claim support and citation evaluation. Short practice: Which part can be corrected immediately from existing evidence, and which needs follow-up?. Return to this week and explain what you changed.</w:t>
-      </w:r>
-    </w:p>
-    <w:p>
-      <w:r>
-        <w:t>Review Multimodal Evidence (ai-3/13). Goal: Explain the mechanism and terminology of speech pipelines and multimodal evidence. Short practice: Why were both “exactly three” and “exactly five” unsupported before opening the box?. Return to this week and explain what you changed.</w:t>
+      <w:pPr>
+        <w:spacing w:line="336" w:lineRule="auto" w:after="180"/>
+      </w:pPr>
+      <w:r>
+        <w:rPr>
+          <w:b w:val="0"/>
+        </w:rPr>
+        <w:t xml:space="preserve">Review Retrieval Augmented Generation (ai-3/18). Goal: Explain the </w:t>
+      </w:r>
+      <w:r>
+        <w:rPr>
+          <w:b/>
+        </w:rPr>
+        <w:t>mechanism</w:t>
+      </w:r>
+      <w:r>
+        <w:rPr>
+          <w:b w:val="0"/>
+        </w:rPr>
+        <w:t xml:space="preserve"> and terminology of building a grounded answer. Short practice: Which part of the source supports a two-minute melting claim?</w:t>
+      </w:r>
+    </w:p>
+    <w:p>
+      <w:pPr>
+        <w:spacing w:line="336" w:lineRule="auto" w:after="180"/>
+      </w:pPr>
+      <w:r>
+        <w:rPr>
+          <w:b w:val="0"/>
+        </w:rPr>
+        <w:t xml:space="preserve">Point to the relevant step in the picture, then write the changed result and the rule or </w:t>
+      </w:r>
+      <w:r>
+        <w:rPr>
+          <w:b/>
+        </w:rPr>
+        <w:t>evidence</w:t>
+      </w:r>
+      <w:r>
+        <w:rPr>
+          <w:b w:val="0"/>
+        </w:rPr>
+        <w:t xml:space="preserve"> that supports it.. Return to this week and explain what you changed.</w:t>
+      </w:r>
+    </w:p>
+    <w:p>
+      <w:pPr>
+        <w:spacing w:line="336" w:lineRule="auto" w:after="180"/>
+      </w:pPr>
+      <w:r>
+        <w:rPr>
+          <w:b w:val="0"/>
+        </w:rPr>
+        <w:t xml:space="preserve">Review Verify Numbers and Dates (ai-3/16). Goal: Explain the </w:t>
+      </w:r>
+      <w:r>
+        <w:rPr>
+          <w:b/>
+        </w:rPr>
+        <w:t>mechanism</w:t>
+      </w:r>
+      <w:r>
+        <w:rPr>
+          <w:b w:val="0"/>
+        </w:rPr>
+        <w:t xml:space="preserve"> and terminology of claim support and citation evaluation.</w:t>
+      </w:r>
+    </w:p>
+    <w:p>
+      <w:pPr>
+        <w:spacing w:line="336" w:lineRule="auto" w:after="180"/>
+      </w:pPr>
+      <w:r>
+        <w:rPr>
+          <w:b w:val="0"/>
+        </w:rPr>
+        <w:t xml:space="preserve">Short practice: Which part can be corrected immediately from existing </w:t>
+      </w:r>
+      <w:r>
+        <w:rPr>
+          <w:b/>
+        </w:rPr>
+        <w:t>evidence</w:t>
+      </w:r>
+      <w:r>
+        <w:rPr>
+          <w:b w:val="0"/>
+        </w:rPr>
+        <w:t xml:space="preserve">, and which </w:t>
+      </w:r>
+      <w:r>
+        <w:rPr>
+          <w:b/>
+        </w:rPr>
+        <w:t>need</w:t>
+      </w:r>
+      <w:r>
+        <w:rPr>
+          <w:b w:val="0"/>
+        </w:rPr>
+        <w:t>s follow-up?. Return to this week and explain what you changed.</w:t>
+      </w:r>
+    </w:p>
+    <w:p>
+      <w:pPr>
+        <w:spacing w:line="336" w:lineRule="auto" w:after="180"/>
+      </w:pPr>
+      <w:r>
+        <w:rPr>
+          <w:b w:val="0"/>
+        </w:rPr>
+        <w:t xml:space="preserve">Review Multimodal </w:t>
+      </w:r>
+      <w:r>
+        <w:rPr>
+          <w:b/>
+        </w:rPr>
+        <w:t>Evidence</w:t>
+      </w:r>
+      <w:r>
+        <w:rPr>
+          <w:b w:val="0"/>
+        </w:rPr>
+        <w:t xml:space="preserve"> (ai-3/13). Goal: Explain the </w:t>
+      </w:r>
+      <w:r>
+        <w:rPr>
+          <w:b/>
+        </w:rPr>
+        <w:t>mechanism</w:t>
+      </w:r>
+      <w:r>
+        <w:rPr>
+          <w:b w:val="0"/>
+        </w:rPr>
+        <w:t xml:space="preserve"> and terminology of speech pipelines and multimodal </w:t>
+      </w:r>
+      <w:r>
+        <w:rPr>
+          <w:b/>
+        </w:rPr>
+        <w:t>evidence</w:t>
+      </w:r>
+      <w:r>
+        <w:rPr>
+          <w:b w:val="0"/>
+        </w:rPr>
+        <w:t>.</w:t>
+      </w:r>
+    </w:p>
+    <w:p>
+      <w:pPr>
+        <w:spacing w:line="336" w:lineRule="auto" w:after="180"/>
+      </w:pPr>
+      <w:r>
+        <w:rPr>
+          <w:b w:val="0"/>
+        </w:rPr>
+        <w:t>Short practice: Why were both “exactly three” and “exactly five” unsupported before opening the box?. Return to this week and explain what you changed.</w:t>
       </w:r>
     </w:p>
     <w:p>
@@ -1666,8 +2750,37 @@
       </w:r>
     </w:p>
     <w:p>
-      <w:r>
-        <w:t>Use Download completed work in the hosted lesson to export your answers, reflections, practice feedback and code-run evidence. Open the HTML copy to read or print it. Drafts stay in this browser when storage is available; clear drafts on a shared device.</w:t>
+      <w:pPr>
+        <w:spacing w:line="336" w:lineRule="auto" w:after="180"/>
+      </w:pPr>
+      <w:r>
+        <w:rPr>
+          <w:b w:val="0"/>
+        </w:rPr>
+        <w:t xml:space="preserve">Use Download completed work in the hosted lesson to export your answers, reflections, practice feedback and code-run </w:t>
+      </w:r>
+      <w:r>
+        <w:rPr>
+          <w:b/>
+        </w:rPr>
+        <w:t>evidence</w:t>
+      </w:r>
+      <w:r>
+        <w:rPr>
+          <w:b w:val="0"/>
+        </w:rPr>
+        <w:t>. Open the HTML copy to read or print it.</w:t>
+      </w:r>
+    </w:p>
+    <w:p>
+      <w:pPr>
+        <w:spacing w:line="336" w:lineRule="auto" w:after="180"/>
+      </w:pPr>
+      <w:r>
+        <w:rPr>
+          <w:b w:val="0"/>
+        </w:rPr>
+        <w:t>Drafts stay in this browser when storage is available; clear drafts on a shared device.</w:t>
       </w:r>
     </w:p>
     <w:p>
@@ -1681,6 +2794,880 @@
     <w:p>
       <w:r>
         <w:t>________________________________________________________________</w:t>
+      </w:r>
+    </w:p>
+    <w:p>
+      <w:r>
+        <w:t>________________________________________________________________</w:t>
+      </w:r>
+    </w:p>
+    <w:p>
+      <w:r>
+        <w:t>________________________________________________________________</w:t>
+      </w:r>
+    </w:p>
+    <w:p>
+      <w:r>
+        <w:t>________________________________________________________________</w:t>
+      </w:r>
+    </w:p>
+    <w:p>
+      <w:r>
+        <w:t>________________________________________________________________</w:t>
+      </w:r>
+    </w:p>
+    <w:p>
+      <w:pPr>
+        <w:pStyle w:val="Heading1"/>
+      </w:pPr>
+      <w:r>
+        <w:t>21. Visual concept journey</w:t>
+      </w:r>
+    </w:p>
+    <w:p>
+      <w:r>
+        <w:t>Explain each User Need and AI Contribution picture from its labels, then record a relevant limit.</w:t>
+      </w:r>
+    </w:p>
+    <w:p>
+      <w:pPr>
+        <w:pStyle w:val="Heading3"/>
+      </w:pPr>
+      <w:r>
+        <w:t>01. User Need and AI Contribution: the case</w:t>
+      </w:r>
+    </w:p>
+    <w:p>
+      <w:r>
+        <w:drawing>
+          <wp:inline xmlns:a="http://schemas.openxmlformats.org/drawingml/2006/main" xmlns:pic="http://schemas.openxmlformats.org/drawingml/2006/picture">
+            <wp:extent cx="5486400" cy="3291840"/>
+            <wp:docPr id="2" name="Picture 2" descr="Define a useful reading helper before choosing its AI features. Supplied facts: A pupil needs the meaning of unfamiliar words in an approved glossary. G3 defines habitat as the place an organism lives; no other sources are allowed. All inputs and outcomes in this worked example are invented classroom data; no real model run is claimed."/>
+            <wp:cNvGraphicFramePr>
+              <a:graphicFrameLocks noChangeAspect="1"/>
+            </wp:cNvGraphicFramePr>
+            <a:graphic>
+              <a:graphicData uri="http://schemas.openxmlformats.org/drawingml/2006/picture">
+                <pic:pic>
+                  <pic:nvPicPr>
+                    <pic:cNvPr id="0" name="academy-story-ai-3-19-01.png"/>
+                    <pic:cNvPicPr/>
+                  </pic:nvPicPr>
+                  <pic:blipFill>
+                    <a:blip r:embed="rId10"/>
+                    <a:stretch>
+                      <a:fillRect/>
+                    </a:stretch>
+                  </pic:blipFill>
+                  <pic:spPr>
+                    <a:xfrm>
+                      <a:off x="0" y="0"/>
+                      <a:ext cx="5486400" cy="3291840"/>
+                    </a:xfrm>
+                    <a:prstGeom prst="rect"/>
+                  </pic:spPr>
+                </pic:pic>
+              </a:graphicData>
+            </a:graphic>
+          </wp:inline>
+        </w:drawing>
+      </w:r>
+    </w:p>
+    <w:p>
+      <w:pPr>
+        <w:spacing w:line="336" w:lineRule="auto" w:after="180"/>
+      </w:pPr>
+      <w:r>
+        <w:rPr>
+          <w:b w:val="0"/>
+        </w:rPr>
+        <w:t xml:space="preserve">Define a useful reading helper before choosing its AI features. Supplied facts: A pupil </w:t>
+      </w:r>
+      <w:r>
+        <w:rPr>
+          <w:b/>
+        </w:rPr>
+        <w:t>need</w:t>
+      </w:r>
+      <w:r>
+        <w:rPr>
+          <w:b w:val="0"/>
+        </w:rPr>
+        <w:t>s the meaning of unfamiliar words in an approved glossary.</w:t>
+      </w:r>
+    </w:p>
+    <w:p>
+      <w:pPr>
+        <w:spacing w:line="336" w:lineRule="auto" w:after="180"/>
+      </w:pPr>
+      <w:r>
+        <w:rPr>
+          <w:b w:val="0"/>
+        </w:rPr>
+        <w:t xml:space="preserve">G3 defines habitat as the place an organism lives; no other sources are allowed. All </w:t>
+      </w:r>
+      <w:r>
+        <w:rPr>
+          <w:b/>
+        </w:rPr>
+        <w:t>input</w:t>
+      </w:r>
+      <w:r>
+        <w:rPr>
+          <w:b w:val="0"/>
+        </w:rPr>
+        <w:t>s and outcomes in this worked example are invented classroom data; no real model run is claimed.</w:t>
+      </w:r>
+    </w:p>
+    <w:p>
+      <w:pPr>
+        <w:spacing w:line="336" w:lineRule="auto" w:after="180"/>
+        <w:shd w:fill="F5F1FB"/>
+      </w:pPr>
+      <w:r>
+        <w:rPr>
+          <w:b w:val="0"/>
+        </w:rPr>
+        <w:t>Point to the given fact that matters most. Explain why it matters.</w:t>
+      </w:r>
+    </w:p>
+    <w:p>
+      <w:pPr>
+        <w:pStyle w:val="Heading3"/>
+      </w:pPr>
+      <w:r>
+        <w:t>My picture explanation, deciding evidence and one limit</w:t>
+      </w:r>
+    </w:p>
+    <w:p>
+      <w:r>
+        <w:t>________________________________________________________________</w:t>
+      </w:r>
+    </w:p>
+    <w:p>
+      <w:r>
+        <w:t>________________________________________________________________</w:t>
+      </w:r>
+    </w:p>
+    <w:p>
+      <w:r>
+        <w:t>________________________________________________________________</w:t>
+      </w:r>
+    </w:p>
+    <w:p>
+      <w:r>
+        <w:t>________________________________________________________________</w:t>
+      </w:r>
+    </w:p>
+    <w:p>
+      <w:pPr>
+        <w:pStyle w:val="Heading3"/>
+      </w:pPr>
+      <w:r>
+        <w:t>02. Follow the deciding steps</w:t>
+      </w:r>
+    </w:p>
+    <w:p>
+      <w:r>
+        <w:drawing>
+          <wp:inline xmlns:a="http://schemas.openxmlformats.org/drawingml/2006/main" xmlns:pic="http://schemas.openxmlformats.org/drawingml/2006/picture">
+            <wp:extent cx="5486400" cy="3648456"/>
+            <wp:docPr id="3" name="Picture 3" descr="Name the need: The pupil wants a glossary meaning, not a made-up example presented as a fact. → Choose contribution: The assistant locates the glossary entry and restates it in clear language with G3. → Bound the service: An absent word produces “not in this glossary”; a direct glossary search is the baseline."/>
+            <wp:cNvGraphicFramePr>
+              <a:graphicFrameLocks noChangeAspect="1"/>
+            </wp:cNvGraphicFramePr>
+            <a:graphic>
+              <a:graphicData uri="http://schemas.openxmlformats.org/drawingml/2006/picture">
+                <pic:pic>
+                  <pic:nvPicPr>
+                    <pic:cNvPr id="0" name="academy-story-ai-3-19-02.png"/>
+                    <pic:cNvPicPr/>
+                  </pic:nvPicPr>
+                  <pic:blipFill>
+                    <a:blip r:embed="rId11"/>
+                    <a:stretch>
+                      <a:fillRect/>
+                    </a:stretch>
+                  </pic:blipFill>
+                  <pic:spPr>
+                    <a:xfrm>
+                      <a:off x="0" y="0"/>
+                      <a:ext cx="5486400" cy="3648456"/>
+                    </a:xfrm>
+                    <a:prstGeom prst="rect"/>
+                  </pic:spPr>
+                </pic:pic>
+              </a:graphicData>
+            </a:graphic>
+          </wp:inline>
+        </w:drawing>
+      </w:r>
+    </w:p>
+    <w:p>
+      <w:pPr>
+        <w:spacing w:line="336" w:lineRule="auto" w:after="180"/>
+      </w:pPr>
+      <w:r>
+        <w:rPr>
+          <w:b w:val="0"/>
+        </w:rPr>
+        <w:t xml:space="preserve">Name the </w:t>
+      </w:r>
+      <w:r>
+        <w:rPr>
+          <w:b/>
+        </w:rPr>
+        <w:t>need</w:t>
+      </w:r>
+      <w:r>
+        <w:rPr>
+          <w:b w:val="0"/>
+        </w:rPr>
+        <w:t>: The pupil wants a glossary meaning, not a made-up example presented as a fact. → Choose contribution: The assistant locates the glossary entry and restates it in clear language with G3. → Bound the service: An absent word produces “not in this glossary”; a direct glossary search is the baseline.</w:t>
+      </w:r>
+    </w:p>
+    <w:p>
+      <w:pPr>
+        <w:spacing w:line="336" w:lineRule="auto" w:after="180"/>
+        <w:shd w:fill="F5F1FB"/>
+      </w:pPr>
+      <w:r>
+        <w:rPr>
+          <w:b w:val="0"/>
+        </w:rPr>
+        <w:t xml:space="preserve">Point to each numbered stage and explain which recorded </w:t>
+      </w:r>
+      <w:r>
+        <w:rPr>
+          <w:b/>
+        </w:rPr>
+        <w:t>input</w:t>
+      </w:r>
+      <w:r>
+        <w:rPr>
+          <w:b w:val="0"/>
+        </w:rPr>
+        <w:t xml:space="preserve"> it uses.</w:t>
+      </w:r>
+    </w:p>
+    <w:p>
+      <w:pPr>
+        <w:pStyle w:val="Heading3"/>
+      </w:pPr>
+      <w:r>
+        <w:t>My picture explanation, deciding evidence and one limit</w:t>
+      </w:r>
+    </w:p>
+    <w:p>
+      <w:r>
+        <w:t>________________________________________________________________</w:t>
+      </w:r>
+    </w:p>
+    <w:p>
+      <w:r>
+        <w:t>________________________________________________________________</w:t>
+      </w:r>
+    </w:p>
+    <w:p>
+      <w:r>
+        <w:t>________________________________________________________________</w:t>
+      </w:r>
+    </w:p>
+    <w:p>
+      <w:r>
+        <w:t>________________________________________________________________</w:t>
+      </w:r>
+    </w:p>
+    <w:p>
+      <w:pPr>
+        <w:pStyle w:val="Heading3"/>
+      </w:pPr>
+      <w:r>
+        <w:t>03. Capstone requirements and corpus — evidence trace</w:t>
+      </w:r>
+    </w:p>
+    <w:p>
+      <w:r>
+        <w:drawing>
+          <wp:inline xmlns:a="http://schemas.openxmlformats.org/drawingml/2006/main" xmlns:pic="http://schemas.openxmlformats.org/drawingml/2006/picture">
+            <wp:extent cx="5486400" cy="3145536"/>
+            <wp:docPr id="4" name="Picture 4" descr="Capstone requirements and corpus — evidence trace. Student room assistant corpus contains public register P, teacher-only guide T and current approval A. It must report approved room capacity or needs_review. | Specify the user question, source authority, access, output/fallback contract and evaluation plan. Freeze corpus IDs and split cases before implementation. Keep teacher material out of student retrieval. | Authorised corpus contains P and A, excluding T. Baseline manually checks same-room current approval and capacity. Reserve complete, missing and conflicting cases before development."/>
+            <wp:cNvGraphicFramePr>
+              <a:graphicFrameLocks noChangeAspect="1"/>
+            </wp:cNvGraphicFramePr>
+            <a:graphic>
+              <a:graphicData uri="http://schemas.openxmlformats.org/drawingml/2006/picture">
+                <pic:pic>
+                  <pic:nvPicPr>
+                    <pic:cNvPr id="0" name="academy-story-ai-3-19-03.png"/>
+                    <pic:cNvPicPr/>
+                  </pic:nvPicPr>
+                  <pic:blipFill>
+                    <a:blip r:embed="rId12"/>
+                    <a:stretch>
+                      <a:fillRect/>
+                    </a:stretch>
+                  </pic:blipFill>
+                  <pic:spPr>
+                    <a:xfrm>
+                      <a:off x="0" y="0"/>
+                      <a:ext cx="5486400" cy="3145536"/>
+                    </a:xfrm>
+                    <a:prstGeom prst="rect"/>
+                  </pic:spPr>
+                </pic:pic>
+              </a:graphicData>
+            </a:graphic>
+          </wp:inline>
+        </w:drawing>
+      </w:r>
+    </w:p>
+    <w:p>
+      <w:pPr>
+        <w:spacing w:line="336" w:lineRule="auto" w:after="180"/>
+      </w:pPr>
+      <w:r>
+        <w:rPr>
+          <w:b w:val="0"/>
+        </w:rPr>
+        <w:t xml:space="preserve">Capstone </w:t>
+      </w:r>
+      <w:r>
+        <w:rPr>
+          <w:b/>
+        </w:rPr>
+        <w:t>requirement</w:t>
+      </w:r>
+      <w:r>
+        <w:rPr>
+          <w:b w:val="0"/>
+        </w:rPr>
+        <w:t xml:space="preserve">s and corpus — </w:t>
+      </w:r>
+      <w:r>
+        <w:rPr>
+          <w:b/>
+        </w:rPr>
+        <w:t>evidence</w:t>
+      </w:r>
+      <w:r>
+        <w:rPr>
+          <w:b w:val="0"/>
+        </w:rPr>
+        <w:t xml:space="preserve"> trace. Student room assistant corpus contains public register P, teacher-only guide T and current approval A.</w:t>
+      </w:r>
+    </w:p>
+    <w:p>
+      <w:pPr>
+        <w:spacing w:line="336" w:lineRule="auto" w:after="180"/>
+      </w:pPr>
+      <w:r>
+        <w:rPr>
+          <w:b w:val="0"/>
+        </w:rPr>
+        <w:t xml:space="preserve">It must report approved room capacity or </w:t>
+      </w:r>
+      <w:r>
+        <w:rPr>
+          <w:b/>
+        </w:rPr>
+        <w:t>need</w:t>
+      </w:r>
+      <w:r>
+        <w:rPr>
+          <w:b w:val="0"/>
+        </w:rPr>
+        <w:t xml:space="preserve">s_review. | Specify the </w:t>
+      </w:r>
+      <w:r>
+        <w:rPr>
+          <w:b/>
+        </w:rPr>
+        <w:t>user</w:t>
+      </w:r>
+      <w:r>
+        <w:rPr>
+          <w:b w:val="0"/>
+        </w:rPr>
+        <w:t xml:space="preserve"> question, source authority, access, </w:t>
+      </w:r>
+      <w:r>
+        <w:rPr>
+          <w:b/>
+        </w:rPr>
+        <w:t>output</w:t>
+      </w:r>
+      <w:r>
+        <w:rPr>
+          <w:b w:val="0"/>
+        </w:rPr>
+        <w:t>/fallback contract and evaluation plan. Freeze corpus IDs and split cases before implementation.</w:t>
+      </w:r>
+    </w:p>
+    <w:p>
+      <w:pPr>
+        <w:spacing w:line="336" w:lineRule="auto" w:after="180"/>
+      </w:pPr>
+      <w:r>
+        <w:rPr>
+          <w:b w:val="0"/>
+        </w:rPr>
+        <w:t>Keep teacher material out of student retrieval. | Authorised corpus contains P and A, excluding T. Baseline manually checks same-room current approval and capacity.</w:t>
+      </w:r>
+    </w:p>
+    <w:p>
+      <w:pPr>
+        <w:spacing w:line="336" w:lineRule="auto" w:after="180"/>
+      </w:pPr>
+      <w:r>
+        <w:rPr>
+          <w:b w:val="0"/>
+        </w:rPr>
+        <w:t>Reserve complete, missing and conflicting cases before development.</w:t>
+      </w:r>
+    </w:p>
+    <w:p>
+      <w:pPr>
+        <w:spacing w:line="336" w:lineRule="auto" w:after="180"/>
+        <w:shd w:fill="F5F1FB"/>
+      </w:pPr>
+      <w:r>
+        <w:rPr>
+          <w:b w:val="0"/>
+        </w:rPr>
+        <w:t>Read the labels and values. Explain the relationship the model shows.</w:t>
+      </w:r>
+    </w:p>
+    <w:p>
+      <w:pPr>
+        <w:pStyle w:val="Heading3"/>
+      </w:pPr>
+      <w:r>
+        <w:t>My picture explanation, deciding evidence and one limit</w:t>
+      </w:r>
+    </w:p>
+    <w:p>
+      <w:r>
+        <w:t>________________________________________________________________</w:t>
+      </w:r>
+    </w:p>
+    <w:p>
+      <w:r>
+        <w:t>________________________________________________________________</w:t>
+      </w:r>
+    </w:p>
+    <w:p>
+      <w:r>
+        <w:t>________________________________________________________________</w:t>
+      </w:r>
+    </w:p>
+    <w:p>
+      <w:r>
+        <w:t>________________________________________________________________</w:t>
+      </w:r>
+    </w:p>
+    <w:p>
+      <w:pPr>
+        <w:pStyle w:val="Heading3"/>
+      </w:pPr>
+      <w:r>
+        <w:t>04. Change one thing. Trace what follows.</w:t>
+      </w:r>
+    </w:p>
+    <w:p>
+      <w:r>
+        <w:drawing>
+          <wp:inline xmlns:a="http://schemas.openxmlformats.org/drawingml/2006/main" xmlns:pic="http://schemas.openxmlformats.org/drawingml/2006/picture">
+            <wp:extent cx="5486400" cy="3041904"/>
+            <wp:docPr id="5" name="Picture 5" descr="Original case: An absent word produces “not in this glossary”; a direct glossary search is the baseline. Changed condition: The pupil asks for photosynthesis, which G3 does not contain. Expected result: The assistant reports that the definition is unavailable in its approved glossary. Reason: A helpful interface cannot expand its authorised evidence by guessing."/>
+            <wp:cNvGraphicFramePr>
+              <a:graphicFrameLocks noChangeAspect="1"/>
+            </wp:cNvGraphicFramePr>
+            <a:graphic>
+              <a:graphicData uri="http://schemas.openxmlformats.org/drawingml/2006/picture">
+                <pic:pic>
+                  <pic:nvPicPr>
+                    <pic:cNvPr id="0" name="academy-story-ai-3-19-04.png"/>
+                    <pic:cNvPicPr/>
+                  </pic:nvPicPr>
+                  <pic:blipFill>
+                    <a:blip r:embed="rId13"/>
+                    <a:stretch>
+                      <a:fillRect/>
+                    </a:stretch>
+                  </pic:blipFill>
+                  <pic:spPr>
+                    <a:xfrm>
+                      <a:off x="0" y="0"/>
+                      <a:ext cx="5486400" cy="3041904"/>
+                    </a:xfrm>
+                    <a:prstGeom prst="rect"/>
+                  </pic:spPr>
+                </pic:pic>
+              </a:graphicData>
+            </a:graphic>
+          </wp:inline>
+        </w:drawing>
+      </w:r>
+    </w:p>
+    <w:p>
+      <w:pPr>
+        <w:spacing w:line="336" w:lineRule="auto" w:after="180"/>
+      </w:pPr>
+      <w:r>
+        <w:rPr>
+          <w:b w:val="0"/>
+        </w:rPr>
+        <w:t>Original case: An absent word produces “not in this glossary”; a direct glossary search is the baseline. Changed condition: The pupil asks for photosynthesis, which G3 does not contain.</w:t>
+      </w:r>
+    </w:p>
+    <w:p>
+      <w:pPr>
+        <w:spacing w:line="336" w:lineRule="auto" w:after="180"/>
+      </w:pPr>
+      <w:r>
+        <w:rPr>
+          <w:b w:val="0"/>
+        </w:rPr>
+        <w:t xml:space="preserve">Expected result: The assistant reports that the definition is unavailable in its approved glossary. Reason: A helpful interface cannot expand its authorised </w:t>
+      </w:r>
+      <w:r>
+        <w:rPr>
+          <w:b/>
+        </w:rPr>
+        <w:t>evidence</w:t>
+      </w:r>
+      <w:r>
+        <w:rPr>
+          <w:b w:val="0"/>
+        </w:rPr>
+        <w:t xml:space="preserve"> by guessing.</w:t>
+      </w:r>
+    </w:p>
+    <w:p>
+      <w:pPr>
+        <w:spacing w:line="336" w:lineRule="auto" w:after="180"/>
+        <w:shd w:fill="F5F1FB"/>
+      </w:pPr>
+      <w:r>
+        <w:rPr>
+          <w:b w:val="0"/>
+        </w:rPr>
+        <w:t>Predict before checking the worked changed-case result. Name what changed and what the supplied facts allow you to conclude.</w:t>
+      </w:r>
+    </w:p>
+    <w:p>
+      <w:pPr>
+        <w:pStyle w:val="Heading3"/>
+      </w:pPr>
+      <w:r>
+        <w:t>My picture explanation, deciding evidence and one limit</w:t>
+      </w:r>
+    </w:p>
+    <w:p>
+      <w:r>
+        <w:t>________________________________________________________________</w:t>
+      </w:r>
+    </w:p>
+    <w:p>
+      <w:r>
+        <w:t>________________________________________________________________</w:t>
+      </w:r>
+    </w:p>
+    <w:p>
+      <w:r>
+        <w:t>________________________________________________________________</w:t>
+      </w:r>
+    </w:p>
+    <w:p>
+      <w:r>
+        <w:t>________________________________________________________________</w:t>
+      </w:r>
+    </w:p>
+    <w:p>
+      <w:pPr>
+        <w:pStyle w:val="Heading3"/>
+      </w:pPr>
+      <w:r>
+        <w:t>05. Connect the explanation to its limit</w:t>
+      </w:r>
+    </w:p>
+    <w:p>
+      <w:r>
+        <w:drawing>
+          <wp:inline xmlns:a="http://schemas.openxmlformats.org/drawingml/2006/main" xmlns:pic="http://schemas.openxmlformats.org/drawingml/2006/picture">
+            <wp:extent cx="5486400" cy="2834640"/>
+            <wp:docPr id="6" name="Picture 6" descr="Read the picture in order. An absent word produces “not in this glossary”; a direct glossary search is the baseline. The arrows show which recorded input or intermediate result each decision uses. Explain the deciding step aloud before checking the changed case; pointing to the final answer alone does not show how it follows. Limit: A requirements plan identifies intended value; it does not demonstrate actual pupil benefit."/>
+            <wp:cNvGraphicFramePr>
+              <a:graphicFrameLocks noChangeAspect="1"/>
+            </wp:cNvGraphicFramePr>
+            <a:graphic>
+              <a:graphicData uri="http://schemas.openxmlformats.org/drawingml/2006/picture">
+                <pic:pic>
+                  <pic:nvPicPr>
+                    <pic:cNvPr id="0" name="academy-story-ai-3-19-05.png"/>
+                    <pic:cNvPicPr/>
+                  </pic:nvPicPr>
+                  <pic:blipFill>
+                    <a:blip r:embed="rId14"/>
+                    <a:stretch>
+                      <a:fillRect/>
+                    </a:stretch>
+                  </pic:blipFill>
+                  <pic:spPr>
+                    <a:xfrm>
+                      <a:off x="0" y="0"/>
+                      <a:ext cx="5486400" cy="2834640"/>
+                    </a:xfrm>
+                    <a:prstGeom prst="rect"/>
+                  </pic:spPr>
+                </pic:pic>
+              </a:graphicData>
+            </a:graphic>
+          </wp:inline>
+        </w:drawing>
+      </w:r>
+    </w:p>
+    <w:p>
+      <w:pPr>
+        <w:spacing w:line="336" w:lineRule="auto" w:after="180"/>
+      </w:pPr>
+      <w:r>
+        <w:rPr>
+          <w:b w:val="0"/>
+        </w:rPr>
+        <w:t xml:space="preserve">Read the picture in order. An absent word produces “not in this glossary”; a direct glossary search is the baseline. The arrows show which recorded </w:t>
+      </w:r>
+      <w:r>
+        <w:rPr>
+          <w:b/>
+        </w:rPr>
+        <w:t>input</w:t>
+      </w:r>
+      <w:r>
+        <w:rPr>
+          <w:b w:val="0"/>
+        </w:rPr>
+        <w:t xml:space="preserve"> or intermediate result each decision uses.</w:t>
+      </w:r>
+    </w:p>
+    <w:p>
+      <w:pPr>
+        <w:spacing w:line="336" w:lineRule="auto" w:after="180"/>
+      </w:pPr>
+      <w:r>
+        <w:rPr>
+          <w:b w:val="0"/>
+        </w:rPr>
+        <w:t>Explain the deciding step aloud before checking the changed case; pointing to the final answer alone does not show how it follows.</w:t>
+      </w:r>
+    </w:p>
+    <w:p>
+      <w:pPr>
+        <w:spacing w:line="336" w:lineRule="auto" w:after="180"/>
+      </w:pPr>
+      <w:r>
+        <w:rPr>
+          <w:b w:val="0"/>
+        </w:rPr>
+        <w:t xml:space="preserve">Limit: A </w:t>
+      </w:r>
+      <w:r>
+        <w:rPr>
+          <w:b/>
+        </w:rPr>
+        <w:t>requirement</w:t>
+      </w:r>
+      <w:r>
+        <w:rPr>
+          <w:b w:val="0"/>
+        </w:rPr>
+        <w:t>s plan identifies intended value; it does not demonstrate actual pupil benefit.</w:t>
+      </w:r>
+    </w:p>
+    <w:p>
+      <w:pPr>
+        <w:spacing w:line="336" w:lineRule="auto" w:after="180"/>
+        <w:shd w:fill="F5F1FB"/>
+      </w:pPr>
+      <w:r>
+        <w:rPr>
+          <w:b w:val="0"/>
+        </w:rPr>
+        <w:t>Explain the case, then point to a limit on the claim.</w:t>
+      </w:r>
+    </w:p>
+    <w:p>
+      <w:pPr>
+        <w:pStyle w:val="Heading3"/>
+      </w:pPr>
+      <w:r>
+        <w:t>My picture explanation, deciding evidence and one limit</w:t>
+      </w:r>
+    </w:p>
+    <w:p>
+      <w:r>
+        <w:t>________________________________________________________________</w:t>
+      </w:r>
+    </w:p>
+    <w:p>
+      <w:r>
+        <w:t>________________________________________________________________</w:t>
+      </w:r>
+    </w:p>
+    <w:p>
+      <w:r>
+        <w:t>________________________________________________________________</w:t>
+      </w:r>
+    </w:p>
+    <w:p>
+      <w:r>
+        <w:t>________________________________________________________________</w:t>
+      </w:r>
+    </w:p>
+    <w:p>
+      <w:pPr>
+        <w:pStyle w:val="Heading3"/>
+      </w:pPr>
+      <w:r>
+        <w:t>06. Make the idea visible in your project</w:t>
+      </w:r>
+    </w:p>
+    <w:p>
+      <w:r>
+        <w:drawing>
+          <wp:inline xmlns:a="http://schemas.openxmlformats.org/drawingml/2006/main" xmlns:pic="http://schemas.openxmlformats.org/drawingml/2006/picture">
+            <wp:extent cx="5486400" cy="3681984"/>
+            <wp:docPr id="7" name="Picture 7" descr="For your Verified Study Buddy, save the input, procedure, observed result and limitation of this check. Label this worked example as practice; use a different, previously unreviewed case when checking independent understanding. Draw your input, deciding step, result and limit. Supported question: What non-AI baseline would reveal whether this helper adds value? Point to the relevant step in the picture, then write the changed result and the rule or evidence that supports it."/>
+            <wp:cNvGraphicFramePr>
+              <a:graphicFrameLocks noChangeAspect="1"/>
+            </wp:cNvGraphicFramePr>
+            <a:graphic>
+              <a:graphicData uri="http://schemas.openxmlformats.org/drawingml/2006/picture">
+                <pic:pic>
+                  <pic:nvPicPr>
+                    <pic:cNvPr id="0" name="academy-story-ai-3-19-06.png"/>
+                    <pic:cNvPicPr/>
+                  </pic:nvPicPr>
+                  <pic:blipFill>
+                    <a:blip r:embed="rId15"/>
+                    <a:stretch>
+                      <a:fillRect/>
+                    </a:stretch>
+                  </pic:blipFill>
+                  <pic:spPr>
+                    <a:xfrm>
+                      <a:off x="0" y="0"/>
+                      <a:ext cx="5486400" cy="3681984"/>
+                    </a:xfrm>
+                    <a:prstGeom prst="rect"/>
+                  </pic:spPr>
+                </pic:pic>
+              </a:graphicData>
+            </a:graphic>
+          </wp:inline>
+        </w:drawing>
+      </w:r>
+    </w:p>
+    <w:p>
+      <w:pPr>
+        <w:spacing w:line="336" w:lineRule="auto" w:after="180"/>
+      </w:pPr>
+      <w:r>
+        <w:rPr>
+          <w:b w:val="0"/>
+        </w:rPr>
+        <w:t xml:space="preserve">For your Verified Study Buddy, save the </w:t>
+      </w:r>
+      <w:r>
+        <w:rPr>
+          <w:b/>
+        </w:rPr>
+        <w:t>input</w:t>
+      </w:r>
+      <w:r>
+        <w:rPr>
+          <w:b w:val="0"/>
+        </w:rPr>
+        <w:t>, procedure, observed result and limitation of this check.</w:t>
+      </w:r>
+    </w:p>
+    <w:p>
+      <w:pPr>
+        <w:spacing w:line="336" w:lineRule="auto" w:after="180"/>
+      </w:pPr>
+      <w:r>
+        <w:rPr>
+          <w:b w:val="0"/>
+        </w:rPr>
+        <w:t xml:space="preserve">Label this worked example as practice; use a different, previously unreviewed case when checking independent understanding. Draw your </w:t>
+      </w:r>
+      <w:r>
+        <w:rPr>
+          <w:b/>
+        </w:rPr>
+        <w:t>input</w:t>
+      </w:r>
+      <w:r>
+        <w:rPr>
+          <w:b w:val="0"/>
+        </w:rPr>
+        <w:t>, deciding step, result and limit.</w:t>
+      </w:r>
+    </w:p>
+    <w:p>
+      <w:pPr>
+        <w:spacing w:line="336" w:lineRule="auto" w:after="180"/>
+      </w:pPr>
+      <w:r>
+        <w:rPr>
+          <w:b w:val="0"/>
+        </w:rPr>
+        <w:t xml:space="preserve">Supported question: What non-AI baseline would reveal whether this helper adds value? Point to the relevant step in the picture, then write the changed result and the rule or </w:t>
+      </w:r>
+      <w:r>
+        <w:rPr>
+          <w:b/>
+        </w:rPr>
+        <w:t>evidence</w:t>
+      </w:r>
+      <w:r>
+        <w:rPr>
+          <w:b w:val="0"/>
+        </w:rPr>
+        <w:t xml:space="preserve"> that supports it.</w:t>
+      </w:r>
+    </w:p>
+    <w:p>
+      <w:pPr>
+        <w:spacing w:line="336" w:lineRule="auto" w:after="180"/>
+        <w:shd w:fill="F5F1FB"/>
+      </w:pPr>
+      <w:r>
+        <w:rPr>
+          <w:b w:val="0"/>
+        </w:rPr>
+        <w:t xml:space="preserve">Draw your project trace and justify the deciding step using </w:t>
+      </w:r>
+      <w:r>
+        <w:rPr>
+          <w:b/>
+        </w:rPr>
+        <w:t>evidence</w:t>
+      </w:r>
+      <w:r>
+        <w:rPr>
+          <w:b w:val="0"/>
+        </w:rPr>
+        <w:t>.</w:t>
+      </w:r>
+    </w:p>
+    <w:p>
+      <w:pPr>
+        <w:pStyle w:val="Heading3"/>
+      </w:pPr>
+      <w:r>
+        <w:t>My picture explanation, deciding evidence and one limit</w:t>
       </w:r>
     </w:p>
     <w:p>

--- a/downloads/workbook/ai-3-week-19.docx
+++ b/downloads/workbook/ai-3-week-19.docx
@@ -1137,6 +1137,26 @@
     </w:p>
     <w:p>
       <w:pPr>
+        <w:pStyle w:val="Heading3"/>
+      </w:pPr>
+      <w:r>
+        <w:t>Where to find the supplied example</w:t>
+      </w:r>
+    </w:p>
+    <w:p>
+      <w:pPr>
+        <w:spacing w:line="336" w:lineRule="auto" w:after="180"/>
+        <w:shd w:fill="F1F6F8"/>
+      </w:pPr>
+      <w:r>
+        <w:rPr>
+          <w:b w:val="0"/>
+        </w:rPr>
+        <w:t>Reference for this exercise: open this week’s student lesson, “User Need and AI Contribution”, at “See how it works” and “Follow a worked example”. Use the original worked values or code named in the question; the later pictorial case is a separate example. Keep this reference beside your workbook while practising.</w:t>
+      </w:r>
+    </w:p>
+    <w:p>
+      <w:pPr>
         <w:spacing w:line="336" w:lineRule="auto" w:after="180"/>
       </w:pPr>
       <w:r>
@@ -1479,6 +1499,26 @@
     <w:p>
       <w:r>
         <w:t>Design a revealing follow-up. Apply the supplied User Need and AI Contribution facts and keep your reasoning.</w:t>
+      </w:r>
+    </w:p>
+    <w:p>
+      <w:pPr>
+        <w:pStyle w:val="Heading3"/>
+      </w:pPr>
+      <w:r>
+        <w:t>Where to find the supplied example</w:t>
+      </w:r>
+    </w:p>
+    <w:p>
+      <w:pPr>
+        <w:spacing w:line="336" w:lineRule="auto" w:after="180"/>
+        <w:shd w:fill="F1F6F8"/>
+      </w:pPr>
+      <w:r>
+        <w:rPr>
+          <w:b w:val="0"/>
+        </w:rPr>
+        <w:t>Reference for this exercise: open this week’s student lesson, “User Need and AI Contribution”, at “See how it works” and “Follow a worked example”. Use the original worked values or code named in the question; the later pictorial case is a separate example. Keep this reference beside your workbook while practising.</w:t>
       </w:r>
     </w:p>
     <w:p>

--- a/downloads/workbook/ai-3-week-19.docx
+++ b/downloads/workbook/ai-3-week-19.docx
@@ -25,12 +25,518 @@
         <w:pStyle w:val="Heading1"/>
       </w:pPr>
       <w:r>
-        <w:t>01. Recall and choose your starting point</w:t>
-      </w:r>
-    </w:p>
-    <w:p>
-      <w:r>
-        <w:t>Record your starting explanation for User Need and AI Contribution before opening notes. Show any later correction separately.</w:t>
+        <w:t>One connected need and capstone-planning record.</w:t>
+      </w:r>
+    </w:p>
+    <w:p>
+      <w:r>
+        <w:t>Explain the service, trace the corpus boundary, audit claims and plan a revealing test.</w:t>
+      </w:r>
+    </w:p>
+    <w:p>
+      <w:r>
+        <w:t>Keep user task, baseline, proposed contribution and unmeasured outcomes explicit.</w:t>
+      </w:r>
+    </w:p>
+    <w:p>
+      <w:pPr>
+        <w:pStyle w:val="Heading1"/>
+      </w:pPr>
+      <w:r>
+        <w:t>01. Recall: reconnect earlier ideas</w:t>
+      </w:r>
+    </w:p>
+    <w:p>
+      <w:r>
+        <w:t>Retrieve before opening notes.</w:t>
+      </w:r>
+    </w:p>
+    <w:p>
+      <w:pPr>
+        <w:pStyle w:val="Heading2"/>
+      </w:pPr>
+      <w:r>
+        <w:t>Retrieve and explain</w:t>
+      </w:r>
+    </w:p>
+    <w:p>
+      <w:pPr>
+        <w:pStyle w:val="ListBullet"/>
+      </w:pPr>
+      <w:r>
+        <w:t>Try the recall before opening notes. Then use a different colour or a labelled second line to correct your explanation.</w:t>
+      </w:r>
+    </w:p>
+    <w:p>
+      <w:pPr>
+        <w:pStyle w:val="ListBullet"/>
+      </w:pPr>
+      <w:r>
+        <w:t>Without opening the old lesson, explain one key idea from Retrieval Augmented Generation. Give an example and a mistake that the idea helps you avoid.</w:t>
+      </w:r>
+    </w:p>
+    <w:p>
+      <w:pPr>
+        <w:pStyle w:val="Heading3"/>
+      </w:pPr>
+      <w:r>
+        <w:t>My remembered idea, example and correction</w:t>
+      </w:r>
+    </w:p>
+    <w:p>
+      <w:r>
+        <w:t>________________________________________________________________</w:t>
+      </w:r>
+    </w:p>
+    <w:p>
+      <w:r>
+        <w:t>________________________________________________________________</w:t>
+      </w:r>
+    </w:p>
+    <w:p>
+      <w:r>
+        <w:t>________________________________________________________________</w:t>
+      </w:r>
+    </w:p>
+    <w:p>
+      <w:pPr>
+        <w:pStyle w:val="ListBullet"/>
+      </w:pPr>
+      <w:r>
+        <w:t>Without opening the old lesson, explain one key idea from Verify Numbers and Dates. Give an example and a mistake that the idea helps you avoid.</w:t>
+      </w:r>
+    </w:p>
+    <w:p>
+      <w:pPr>
+        <w:pStyle w:val="Heading3"/>
+      </w:pPr>
+      <w:r>
+        <w:t>My remembered idea, example and correction</w:t>
+      </w:r>
+    </w:p>
+    <w:p>
+      <w:r>
+        <w:t>________________________________________________________________</w:t>
+      </w:r>
+    </w:p>
+    <w:p>
+      <w:r>
+        <w:t>________________________________________________________________</w:t>
+      </w:r>
+    </w:p>
+    <w:p>
+      <w:r>
+        <w:t>________________________________________________________________</w:t>
+      </w:r>
+    </w:p>
+    <w:p>
+      <w:pPr>
+        <w:pStyle w:val="ListBullet"/>
+      </w:pPr>
+      <w:r>
+        <w:t>Without opening the old lesson, explain one key idea from Multimodal Evidence. Give an example and a mistake that the idea helps you avoid.</w:t>
+      </w:r>
+    </w:p>
+    <w:p>
+      <w:pPr>
+        <w:pStyle w:val="Heading3"/>
+      </w:pPr>
+      <w:r>
+        <w:t>My remembered idea, example and correction</w:t>
+      </w:r>
+    </w:p>
+    <w:p>
+      <w:r>
+        <w:t>________________________________________________________________</w:t>
+      </w:r>
+    </w:p>
+    <w:p>
+      <w:r>
+        <w:t>________________________________________________________________</w:t>
+      </w:r>
+    </w:p>
+    <w:p>
+      <w:r>
+        <w:t>________________________________________________________________</w:t>
+      </w:r>
+    </w:p>
+    <w:p>
+      <w:pPr>
+        <w:pStyle w:val="Heading2"/>
+      </w:pPr>
+      <w:r>
+        <w:t>Earlier wording, alternatives and picture transcripts · reference / check after trying</w:t>
+      </w:r>
+    </w:p>
+    <w:p>
+      <w:pPr>
+        <w:pStyle w:val="Heading3"/>
+      </w:pPr>
+      <w:r>
+        <w:t>Retrieval Augmented Generation</w:t>
+      </w:r>
+    </w:p>
+    <w:p>
+      <w:pPr>
+        <w:pStyle w:val="Heading3"/>
+      </w:pPr>
+      <w:r>
+        <w:t>Verify Numbers and Dates</w:t>
+      </w:r>
+    </w:p>
+    <w:p>
+      <w:pPr>
+        <w:pStyle w:val="Heading3"/>
+      </w:pPr>
+      <w:r>
+        <w:t>Multimodal Evidence</w:t>
+      </w:r>
+    </w:p>
+    <w:p>
+      <w:pPr>
+        <w:pStyle w:val="Heading1"/>
+      </w:pPr>
+      <w:r>
+        <w:t>12. W1 · Explain a bounded capstone need</w:t>
+      </w:r>
+    </w:p>
+    <w:p>
+      <w:r>
+        <w:t>Name user, task, evidence and fallback.</w:t>
+      </w:r>
+    </w:p>
+    <w:p>
+      <w:pPr>
+        <w:pStyle w:val="Heading2"/>
+      </w:pPr>
+      <w:r>
+        <w:t>Your evidence record</w:t>
+      </w:r>
+    </w:p>
+    <w:p>
+      <w:pPr>
+        <w:pStyle w:val="ListBullet"/>
+      </w:pPr>
+      <w:r>
+        <w:t>Room-assistant planning practice: public register P, teacher-only guide T and current approval A; student service reports approved room capacity or needs_review. Define eligible corpus P+A, manual same-room approval/capacity lookup baseline and complete/missing/conflicting test cases. No actual room capacity or performance result is supplied. Separate glossary need: G3-v1 contains only habitat, meaning the place an organism lives; photosynthesis absent; compare direct lookup with a bounded restatement helper.</w:t>
+      </w:r>
+    </w:p>
+    <w:p>
+      <w:pPr>
+        <w:pStyle w:val="ListBullet"/>
+      </w:pPr>
+      <w:r>
+        <w:t>Reference for this exercise: open this week’s student lesson, “User Need and AI Contribution”, at “See how it works” and “Follow a worked example”. Use the original worked values or code named in the question; the later pictorial case is a separate example. Keep this reference beside your workbook while practising.</w:t>
+      </w:r>
+    </w:p>
+    <w:p>
+      <w:pPr>
+        <w:pStyle w:val="ListBullet"/>
+      </w:pPr>
+      <w:r>
+        <w:t>Explain the weekly mechanism in your own words. Use the worked scenario to name its input, decision rule and output.</w:t>
+      </w:r>
+    </w:p>
+    <w:p>
+      <w:pPr>
+        <w:pStyle w:val="Heading3"/>
+      </w:pPr>
+      <w:r>
+        <w:t>My reasoning and evidence</w:t>
+      </w:r>
+    </w:p>
+    <w:p>
+      <w:r>
+        <w:t>________________________________________________________________</w:t>
+      </w:r>
+    </w:p>
+    <w:p>
+      <w:r>
+        <w:t>________________________________________________________________</w:t>
+      </w:r>
+    </w:p>
+    <w:p>
+      <w:r>
+        <w:t>________________________________________________________________</w:t>
+      </w:r>
+    </w:p>
+    <w:p>
+      <w:r>
+        <w:t>________________________________________________________________</w:t>
+      </w:r>
+    </w:p>
+    <w:p>
+      <w:r>
+        <w:t>________________________________________________________________</w:t>
+      </w:r>
+    </w:p>
+    <w:p>
+      <w:r>
+        <w:t>________________________________________________________________</w:t>
+      </w:r>
+    </w:p>
+    <w:p>
+      <w:pPr>
+        <w:pStyle w:val="Heading1"/>
+      </w:pPr>
+      <w:r>
+        <w:t>13. W2 · Trace the room-assistant plan</w:t>
+      </w:r>
+    </w:p>
+    <w:p>
+      <w:r>
+        <w:t>Keep permissions, baseline and reserved cases visible.</w:t>
+      </w:r>
+    </w:p>
+    <w:p>
+      <w:pPr>
+        <w:pStyle w:val="Heading2"/>
+      </w:pPr>
+      <w:r>
+        <w:t>Your evidence record</w:t>
+      </w:r>
+    </w:p>
+    <w:p>
+      <w:pPr>
+        <w:pStyle w:val="ListBullet"/>
+      </w:pPr>
+      <w:r>
+        <w:t>Room-assistant planning practice: public register P, teacher-only guide T and current approval A; student service reports approved room capacity or needs_review. Define eligible corpus P+A, manual same-room approval/capacity lookup baseline and complete/missing/conflicting test cases. No actual room capacity or performance result is supplied. Separate glossary need: G3-v1 contains only habitat, meaning the place an organism lives; photosynthesis absent; compare direct lookup with a bounded restatement helper.</w:t>
+      </w:r>
+    </w:p>
+    <w:p>
+      <w:pPr>
+        <w:pStyle w:val="ListBullet"/>
+      </w:pPr>
+      <w:r>
+        <w:t>Student room assistant corpus contains public register P, teacher-only guide T and current approval A. It must report approved room capacity or needs_review. Show the intermediate steps and give the conclusion with its scope.</w:t>
+      </w:r>
+    </w:p>
+    <w:p>
+      <w:pPr>
+        <w:pStyle w:val="Heading3"/>
+      </w:pPr>
+      <w:r>
+        <w:t>My reasoning and evidence</w:t>
+      </w:r>
+    </w:p>
+    <w:p>
+      <w:r>
+        <w:t>________________________________________________________________</w:t>
+      </w:r>
+    </w:p>
+    <w:p>
+      <w:r>
+        <w:t>________________________________________________________________</w:t>
+      </w:r>
+    </w:p>
+    <w:p>
+      <w:r>
+        <w:t>________________________________________________________________</w:t>
+      </w:r>
+    </w:p>
+    <w:p>
+      <w:r>
+        <w:t>________________________________________________________________</w:t>
+      </w:r>
+    </w:p>
+    <w:p>
+      <w:r>
+        <w:t>________________________________________________________________</w:t>
+      </w:r>
+    </w:p>
+    <w:p>
+      <w:r>
+        <w:t>________________________________________________________________</w:t>
+      </w:r>
+    </w:p>
+    <w:p>
+      <w:r>
+        <w:t>________________________________________________________________</w:t>
+      </w:r>
+    </w:p>
+    <w:p>
+      <w:pPr>
+        <w:pStyle w:val="Heading1"/>
+      </w:pPr>
+      <w:r>
+        <w:t>14. W3 · Audit a plan-as-proof claim</w:t>
+      </w:r>
+    </w:p>
+    <w:p>
+      <w:r>
+        <w:t>Requirements do not demonstrate implementation success or learner benefit.</w:t>
+      </w:r>
+    </w:p>
+    <w:p>
+      <w:pPr>
+        <w:pStyle w:val="Heading2"/>
+      </w:pPr>
+      <w:r>
+        <w:t>Your evidence record</w:t>
+      </w:r>
+    </w:p>
+    <w:p>
+      <w:pPr>
+        <w:pStyle w:val="ListBullet"/>
+      </w:pPr>
+      <w:r>
+        <w:t>Room-assistant planning practice: public register P, teacher-only guide T and current approval A; student service reports approved room capacity or needs_review. Define eligible corpus P+A, manual same-room approval/capacity lookup baseline and complete/missing/conflicting test cases. No actual room capacity or performance result is supplied. Separate glossary need: G3-v1 contains only habitat, meaning the place an organism lives; photosynthesis absent; compare direct lookup with a bounded restatement helper.</w:t>
+      </w:r>
+    </w:p>
+    <w:p>
+      <w:pPr>
+        <w:pStyle w:val="ListBullet"/>
+      </w:pPr>
+      <w:r>
+        <w:t>A report omits this qualification: A complete capstone plan is not evidence that the implementation meets it; evaluate after building. Explain how omitting it could change a reader's interpretation, and write an accurate replacement.</w:t>
+      </w:r>
+    </w:p>
+    <w:p>
+      <w:pPr>
+        <w:pStyle w:val="Heading3"/>
+      </w:pPr>
+      <w:r>
+        <w:t>My reasoning and evidence</w:t>
+      </w:r>
+    </w:p>
+    <w:p>
+      <w:r>
+        <w:t>________________________________________________________________</w:t>
+      </w:r>
+    </w:p>
+    <w:p>
+      <w:r>
+        <w:t>________________________________________________________________</w:t>
+      </w:r>
+    </w:p>
+    <w:p>
+      <w:r>
+        <w:t>________________________________________________________________</w:t>
+      </w:r>
+    </w:p>
+    <w:p>
+      <w:r>
+        <w:t>________________________________________________________________</w:t>
+      </w:r>
+    </w:p>
+    <w:p>
+      <w:r>
+        <w:t>________________________________________________________________</w:t>
+      </w:r>
+    </w:p>
+    <w:p>
+      <w:r>
+        <w:t>________________________________________________________________</w:t>
+      </w:r>
+    </w:p>
+    <w:p>
+      <w:pPr>
+        <w:pStyle w:val="Heading1"/>
+      </w:pPr>
+      <w:r>
+        <w:t>16. W5 · Design a revealing need check</w:t>
+      </w:r>
+    </w:p>
+    <w:p>
+      <w:r>
+        <w:t>Specify a complete test and expected evidence before building.</w:t>
+      </w:r>
+    </w:p>
+    <w:p>
+      <w:pPr>
+        <w:pStyle w:val="Heading2"/>
+      </w:pPr>
+      <w:r>
+        <w:t>Your evidence record</w:t>
+      </w:r>
+    </w:p>
+    <w:p>
+      <w:pPr>
+        <w:pStyle w:val="ListBullet"/>
+      </w:pPr>
+      <w:r>
+        <w:t>Room-assistant planning practice: public register P, teacher-only guide T and current approval A; student service reports approved room capacity or needs_review. Define eligible corpus P+A, manual same-room approval/capacity lookup baseline and complete/missing/conflicting test cases. No actual room capacity or performance result is supplied. Separate glossary need: G3-v1 contains only habitat, meaning the place an organism lives; photosynthesis absent; compare direct lookup with a bounded restatement helper.</w:t>
+      </w:r>
+    </w:p>
+    <w:p>
+      <w:pPr>
+        <w:pStyle w:val="ListBullet"/>
+      </w:pPr>
+      <w:r>
+        <w:t>Reference for this exercise: open this week’s student lesson, “User Need and AI Contribution”, at “See how it works” and “Follow a worked example”. Use the original worked values or code named in the question; the later pictorial case is a separate example. Keep this reference beside your workbook while practising.</w:t>
+      </w:r>
+    </w:p>
+    <w:p>
+      <w:pPr>
+        <w:pStyle w:val="ListBullet"/>
+      </w:pPr>
+      <w:r>
+        <w:t>For the worked scenario, propose one additional case that could reveal a failure, describe its expected outcome before running it, and explain what would need to remain fixed for a fair comparison. Do not reuse W4 as a new final test after receiving feedback.</w:t>
+      </w:r>
+    </w:p>
+    <w:p>
+      <w:pPr>
+        <w:pStyle w:val="Heading3"/>
+      </w:pPr>
+      <w:r>
+        <w:t>My reasoning and evidence</w:t>
+      </w:r>
+    </w:p>
+    <w:p>
+      <w:r>
+        <w:t>________________________________________________________________</w:t>
+      </w:r>
+    </w:p>
+    <w:p>
+      <w:r>
+        <w:t>________________________________________________________________</w:t>
+      </w:r>
+    </w:p>
+    <w:p>
+      <w:r>
+        <w:t>________________________________________________________________</w:t>
+      </w:r>
+    </w:p>
+    <w:p>
+      <w:r>
+        <w:t>________________________________________________________________</w:t>
+      </w:r>
+    </w:p>
+    <w:p>
+      <w:r>
+        <w:t>________________________________________________________________</w:t>
+      </w:r>
+    </w:p>
+    <w:p>
+      <w:r>
+        <w:t>________________________________________________________________</w:t>
+      </w:r>
+    </w:p>
+    <w:p>
+      <w:r>
+        <w:t>________________________________________________________________</w:t>
+      </w:r>
+    </w:p>
+    <w:p>
+      <w:pPr>
+        <w:pStyle w:val="Heading1"/>
+      </w:pPr>
+      <w:r>
+        <w:t>04. W4 · Scope the equipment assistant independently</w:t>
+      </w:r>
+    </w:p>
+    <w:p>
+      <w:r>
+        <w:t>Keep one first attempt before hints or feedback.</w:t>
+      </w:r>
+    </w:p>
+    <w:p>
+      <w:pPr>
+        <w:pStyle w:val="Heading2"/>
+      </w:pPr>
+      <w:r>
+        <w:t>Read and explain independently</w:t>
       </w:r>
     </w:p>
     <w:p>
@@ -41,404 +547,7 @@
         <w:rPr>
           <w:b w:val="0"/>
         </w:rPr>
-        <w:t>Try the recall before opening notes. Then use a different colour or a labelled second line to correct your explanation.</w:t>
-      </w:r>
-    </w:p>
-    <w:p>
-      <w:pPr>
-        <w:pStyle w:val="Heading3"/>
-      </w:pPr>
-      <w:r>
-        <w:t>Retrieval Augmented Generation</w:t>
-      </w:r>
-    </w:p>
-    <w:p>
-      <w:pPr>
-        <w:spacing w:line="336" w:lineRule="auto" w:after="180"/>
-      </w:pPr>
-      <w:r>
-        <w:rPr>
-          <w:b w:val="0"/>
-        </w:rPr>
-        <w:t>Without opening the old lesson, explain one key idea from Retrieval Augmented Generation. Give an example and a mistake that the idea helps you avoid.</w:t>
-      </w:r>
-    </w:p>
-    <w:p>
-      <w:pPr>
-        <w:pStyle w:val="Heading3"/>
-      </w:pPr>
-      <w:r>
-        <w:t>My remembered idea, example and correction</w:t>
-      </w:r>
-    </w:p>
-    <w:p>
-      <w:r>
-        <w:t>________________________________________________________________</w:t>
-      </w:r>
-    </w:p>
-    <w:p>
-      <w:r>
-        <w:t>________________________________________________________________</w:t>
-      </w:r>
-    </w:p>
-    <w:p>
-      <w:r>
-        <w:t>________________________________________________________________</w:t>
-      </w:r>
-    </w:p>
-    <w:p>
-      <w:pPr>
-        <w:pStyle w:val="Heading3"/>
-      </w:pPr>
-      <w:r>
-        <w:t>Verify Numbers and Dates</w:t>
-      </w:r>
-    </w:p>
-    <w:p>
-      <w:pPr>
-        <w:spacing w:line="336" w:lineRule="auto" w:after="180"/>
-      </w:pPr>
-      <w:r>
-        <w:rPr>
-          <w:b w:val="0"/>
-        </w:rPr>
-        <w:t>Without opening the old lesson, explain one key idea from Verify Numbers and Dates. Give an example and a mistake that the idea helps you avoid.</w:t>
-      </w:r>
-    </w:p>
-    <w:p>
-      <w:pPr>
-        <w:pStyle w:val="Heading3"/>
-      </w:pPr>
-      <w:r>
-        <w:t>My remembered idea, example and correction</w:t>
-      </w:r>
-    </w:p>
-    <w:p>
-      <w:r>
-        <w:t>________________________________________________________________</w:t>
-      </w:r>
-    </w:p>
-    <w:p>
-      <w:r>
-        <w:t>________________________________________________________________</w:t>
-      </w:r>
-    </w:p>
-    <w:p>
-      <w:r>
-        <w:t>________________________________________________________________</w:t>
-      </w:r>
-    </w:p>
-    <w:p>
-      <w:pPr>
-        <w:pStyle w:val="Heading3"/>
-      </w:pPr>
-      <w:r>
-        <w:t>Multimodal Evidence</w:t>
-      </w:r>
-    </w:p>
-    <w:p>
-      <w:pPr>
-        <w:spacing w:line="336" w:lineRule="auto" w:after="180"/>
-      </w:pPr>
-      <w:r>
-        <w:rPr>
-          <w:b w:val="0"/>
-        </w:rPr>
-        <w:t xml:space="preserve">Without opening the old lesson, explain one key idea from Multimodal </w:t>
-      </w:r>
-      <w:r>
-        <w:rPr>
-          <w:b/>
-        </w:rPr>
-        <w:t>Evidence</w:t>
-      </w:r>
-      <w:r>
-        <w:rPr>
-          <w:b w:val="0"/>
-        </w:rPr>
-        <w:t>. Give an example and a mistake that the idea helps you avoid.</w:t>
-      </w:r>
-    </w:p>
-    <w:p>
-      <w:pPr>
-        <w:pStyle w:val="Heading3"/>
-      </w:pPr>
-      <w:r>
-        <w:t>My remembered idea, example and correction</w:t>
-      </w:r>
-    </w:p>
-    <w:p>
-      <w:r>
-        <w:t>________________________________________________________________</w:t>
-      </w:r>
-    </w:p>
-    <w:p>
-      <w:r>
-        <w:t>________________________________________________________________</w:t>
-      </w:r>
-    </w:p>
-    <w:p>
-      <w:r>
-        <w:t>________________________________________________________________</w:t>
-      </w:r>
-    </w:p>
-    <w:p>
-      <w:pPr>
-        <w:pStyle w:val="Heading1"/>
-      </w:pPr>
-      <w:r>
-        <w:t>02. Practise with fading help</w:t>
-      </w:r>
-    </w:p>
-    <w:p>
-      <w:r>
-        <w:t>Complete the supported User Need and AI Contribution trace and record the first step you can explain without help.</w:t>
-      </w:r>
-    </w:p>
-    <w:p>
-      <w:pPr>
-        <w:spacing w:line="336" w:lineRule="auto" w:after="180"/>
-      </w:pPr>
-      <w:r>
-        <w:rPr>
-          <w:b w:val="0"/>
-        </w:rPr>
-        <w:t xml:space="preserve">Use W2: Trace the worked case for Capstone </w:t>
-      </w:r>
-      <w:r>
-        <w:rPr>
-          <w:b/>
-        </w:rPr>
-        <w:t>requirement</w:t>
-      </w:r>
-      <w:r>
-        <w:rPr>
-          <w:b w:val="0"/>
-        </w:rPr>
-        <w:t>s and corpus. Record the answer once; the lesson and workbook refer to the same attempt.</w:t>
-      </w:r>
-    </w:p>
-    <w:tbl>
-      <w:tblPr>
-        <w:tblStyle w:val="LightShading-Accent1"/>
-        <w:tblW w:type="auto" w:w="0"/>
-        <w:tblLook w:firstColumn="1" w:firstRow="1" w:lastColumn="0" w:lastRow="0" w:noHBand="0" w:noVBand="1" w:val="04A0"/>
-      </w:tblPr>
-      <w:tblGrid>
-        <w:gridCol w:w="2556"/>
-        <w:gridCol w:w="2556"/>
-        <w:gridCol w:w="2556"/>
-        <w:gridCol w:w="2556"/>
-      </w:tblGrid>
-      <w:tr>
-        <w:trPr>
-          <w:tblHeader/>
-        </w:trPr>
-        <w:tc>
-          <w:tcPr>
-            <w:tcW w:type="dxa" w:w="2556"/>
-          </w:tcPr>
-          <w:p>
-            <w:r>
-              <w:t>Given inputs</w:t>
-            </w:r>
-          </w:p>
-        </w:tc>
-        <w:tc>
-          <w:tcPr>
-            <w:tcW w:type="dxa" w:w="2556"/>
-          </w:tcPr>
-          <w:p>
-            <w:r>
-              <w:t>Procedure I chose</w:t>
-            </w:r>
-          </w:p>
-        </w:tc>
-        <w:tc>
-          <w:tcPr>
-            <w:tcW w:type="dxa" w:w="2556"/>
-          </w:tcPr>
-          <w:p>
-            <w:r>
-              <w:t>Middle steps</w:t>
-            </w:r>
-          </w:p>
-        </w:tc>
-        <w:tc>
-          <w:tcPr>
-            <w:tcW w:type="dxa" w:w="2556"/>
-          </w:tcPr>
-          <w:p>
-            <w:r>
-              <w:t>Result and check</w:t>
-            </w:r>
-          </w:p>
-        </w:tc>
-      </w:tr>
-      <w:tr>
-        <w:tc>
-          <w:tcPr>
-            <w:tcW w:type="dxa" w:w="2556"/>
-          </w:tcPr>
-          <w:p>
-            <w:r/>
-          </w:p>
-        </w:tc>
-        <w:tc>
-          <w:tcPr>
-            <w:tcW w:type="dxa" w:w="2556"/>
-          </w:tcPr>
-          <w:p>
-            <w:r/>
-          </w:p>
-        </w:tc>
-        <w:tc>
-          <w:tcPr>
-            <w:tcW w:type="dxa" w:w="2556"/>
-          </w:tcPr>
-          <w:p>
-            <w:r/>
-          </w:p>
-        </w:tc>
-        <w:tc>
-          <w:tcPr>
-            <w:tcW w:type="dxa" w:w="2556"/>
-          </w:tcPr>
-          <w:p>
-            <w:r/>
-          </w:p>
-        </w:tc>
-      </w:tr>
-    </w:tbl>
-    <w:p>
-      <w:pPr>
-        <w:pStyle w:val="Heading3"/>
-      </w:pPr>
-      <w:r>
-        <w:t>The step I completed without help, and the hint I needed</w:t>
-      </w:r>
-    </w:p>
-    <w:p>
-      <w:r>
-        <w:t>________________________________________________________________</w:t>
-      </w:r>
-    </w:p>
-    <w:p>
-      <w:r>
-        <w:t>________________________________________________________________</w:t>
-      </w:r>
-    </w:p>
-    <w:p>
-      <w:r>
-        <w:t>________________________________________________________________</w:t>
-      </w:r>
-    </w:p>
-    <w:p>
-      <w:pPr>
-        <w:pStyle w:val="Heading1"/>
-      </w:pPr>
-      <w:r>
-        <w:t>03. Individual reasoning check</w:t>
-      </w:r>
-    </w:p>
-    <w:p>
-      <w:r>
-        <w:t>Check the proposed User Need and AI Contribution explanation against the supplied facts before discussing it.</w:t>
-      </w:r>
-    </w:p>
-    <w:p>
-      <w:pPr>
-        <w:spacing w:line="336" w:lineRule="auto" w:after="180"/>
-      </w:pPr>
-      <w:r>
-        <w:rPr>
-          <w:b w:val="0"/>
-        </w:rPr>
-        <w:t xml:space="preserve">Use the worked case for Capstone </w:t>
-      </w:r>
-      <w:r>
-        <w:rPr>
-          <w:b/>
-        </w:rPr>
-        <w:t>requirement</w:t>
-      </w:r>
-      <w:r>
-        <w:rPr>
-          <w:b w:val="0"/>
-        </w:rPr>
-        <w:t>s and corpus. Proposed explanation: “The worked result establishes every future case”. Decide whether this explanation is supported.</w:t>
-      </w:r>
-    </w:p>
-    <w:p>
-      <w:pPr>
-        <w:spacing w:line="336" w:lineRule="auto" w:after="180"/>
-      </w:pPr>
-      <w:r>
-        <w:rPr>
-          <w:b w:val="0"/>
-        </w:rPr>
-        <w:t xml:space="preserve">Point to the step or supplied fact that decides; explain your repair if </w:t>
-      </w:r>
-      <w:r>
-        <w:rPr>
-          <w:b/>
-        </w:rPr>
-        <w:t>need</w:t>
-      </w:r>
-      <w:r>
-        <w:rPr>
-          <w:b w:val="0"/>
-        </w:rPr>
-        <w:t>ed.</w:t>
-      </w:r>
-    </w:p>
-    <w:p>
-      <w:pPr>
-        <w:pStyle w:val="Heading3"/>
-      </w:pPr>
-      <w:r>
-        <w:t>My explanation before partner discussion</w:t>
-      </w:r>
-    </w:p>
-    <w:p>
-      <w:r>
-        <w:t>________________________________________________________________</w:t>
-      </w:r>
-    </w:p>
-    <w:p>
-      <w:r>
-        <w:t>________________________________________________________________</w:t>
-      </w:r>
-    </w:p>
-    <w:p>
-      <w:r>
-        <w:t>________________________________________________________________</w:t>
-      </w:r>
-    </w:p>
-    <w:p>
-      <w:r>
-        <w:t>________________________________________________________________</w:t>
-      </w:r>
-    </w:p>
-    <w:p>
-      <w:pPr>
-        <w:pStyle w:val="Heading1"/>
-      </w:pPr>
-      <w:r>
-        <w:t>04. Independent transfer case</w:t>
-      </w:r>
-    </w:p>
-    <w:p>
-      <w:r>
-        <w:t>Write one first attempt at the reserved independent case before feedback. Repeated copies of that case refer to the same recorded attempt.</w:t>
-      </w:r>
-    </w:p>
-    <w:p>
-      <w:pPr>
-        <w:pStyle w:val="Heading3"/>
-      </w:pPr>
-      <w:r>
-        <w:t>Independent case: Apply a new case independently</w:t>
+        <w:t>Plan the equipment assistant using only the stated public/restricted labels and question. No inventory quantities, booking decisions or live trial results are supplied; this assessment asks for a corpus boundary, baseline and missing-evidence test rather than a fabricated booking answer.</w:t>
       </w:r>
     </w:p>
     <w:p>
@@ -509,6 +618,14 @@
     </w:p>
     <w:p>
       <w:pPr>
+        <w:pStyle w:val="Heading2"/>
+      </w:pPr>
+      <w:r>
+        <w:t>Keep a fair record</w:t>
+      </w:r>
+    </w:p>
+    <w:p>
+      <w:pPr>
         <w:spacing w:line="336" w:lineRule="auto" w:after="180"/>
       </w:pPr>
       <w:r>
@@ -520,15 +637,39 @@
     </w:p>
     <w:p>
       <w:pPr>
+        <w:pStyle w:val="Heading2"/>
+      </w:pPr>
+      <w:r>
+        <w:t>Earlier wording, alternatives and picture transcripts · reference / check after trying</w:t>
+      </w:r>
+    </w:p>
+    <w:p>
+      <w:pPr>
+        <w:pStyle w:val="Heading3"/>
+      </w:pPr>
+      <w:r>
+        <w:t>Independent case: Apply a new case independently</w:t>
+      </w:r>
+    </w:p>
+    <w:p>
+      <w:pPr>
         <w:pStyle w:val="Heading1"/>
       </w:pPr>
       <w:r>
-        <w:t>05. Your learning target</w:t>
-      </w:r>
-    </w:p>
-    <w:p>
-      <w:r>
-        <w:t>Connect the User Need and AI Contribution target to a trace and a justified conclusion.</w:t>
+        <w:t>09. Project · Keep the decision and its evidence</w:t>
+      </w:r>
+    </w:p>
+    <w:p>
+      <w:r>
+        <w:t>Add this week’s change to your existing project record.</w:t>
+      </w:r>
+    </w:p>
+    <w:p>
+      <w:pPr>
+        <w:pStyle w:val="Heading2"/>
+      </w:pPr>
+      <w:r>
+        <w:t>Your evidence record</w:t>
       </w:r>
     </w:p>
     <w:p>
@@ -539,20 +680,7 @@
         <w:rPr>
           <w:b w:val="0"/>
         </w:rPr>
-        <w:t>Students cannot find definitions in a 20-page handout. Compare an index with a grounded assistant. Define a success measure and a failure case for both.</w:t>
-      </w:r>
-    </w:p>
-    <w:p>
-      <w:pPr>
-        <w:pStyle w:val="Heading1"/>
-      </w:pPr>
-      <w:r>
-        <w:t>06. Solve the given case</w:t>
-      </w:r>
-    </w:p>
-    <w:p>
-      <w:r>
-        <w:t>Solve the supplied User Need and AI Contribution case and show the deciding evidence.</w:t>
+        <w:t>Justify exactly which Study Buddy stage uses AI and which stages remain deterministic.</w:t>
       </w:r>
     </w:p>
     <w:p>
@@ -563,53 +691,7 @@
         <w:rPr>
           <w:b w:val="0"/>
         </w:rPr>
-        <w:t>Learners struggle to locate definitions in an approved chapter; a proposed chatbot answers everything.</w:t>
-      </w:r>
-    </w:p>
-    <w:p>
-      <w:pPr>
-        <w:spacing w:line="336" w:lineRule="auto" w:after="180"/>
-      </w:pPr>
-      <w:r>
-        <w:rPr>
-          <w:b w:val="0"/>
-        </w:rPr>
-        <w:t xml:space="preserve">Narrow the </w:t>
-      </w:r>
-      <w:r>
-        <w:rPr>
-          <w:b/>
-        </w:rPr>
-        <w:t>need</w:t>
-      </w:r>
-      <w:r>
-        <w:rPr>
-          <w:b w:val="0"/>
-        </w:rPr>
-        <w:t xml:space="preserve"> and </w:t>
-      </w:r>
-      <w:r>
-        <w:rPr>
-          <w:b/>
-        </w:rPr>
-        <w:t>AI contribution</w:t>
-      </w:r>
-      <w:r>
-        <w:rPr>
-          <w:b w:val="0"/>
-        </w:rPr>
-        <w:t>.</w:t>
-      </w:r>
-    </w:p>
-    <w:p>
-      <w:pPr>
-        <w:spacing w:line="336" w:lineRule="auto" w:after="180"/>
-      </w:pPr>
-      <w:r>
-        <w:rPr>
-          <w:b w:val="0"/>
-        </w:rPr>
-        <w:t xml:space="preserve">Show your trace, calculation or </w:t>
+        <w:t xml:space="preserve">The project change and </w:t>
       </w:r>
       <w:r>
         <w:rPr>
@@ -617,332 +699,6 @@
         </w:rPr>
         <w:t>evidence</w:t>
       </w:r>
-    </w:p>
-    <w:p>
-      <w:pPr>
-        <w:pStyle w:val="Heading3"/>
-      </w:pPr>
-      <w:r>
-        <w:t>Write or draw your reasoning and evidence.</w:t>
-      </w:r>
-    </w:p>
-    <w:p>
-      <w:r>
-        <w:t>________________________________________________________________</w:t>
-      </w:r>
-    </w:p>
-    <w:p>
-      <w:r>
-        <w:t>________________________________________________________________</w:t>
-      </w:r>
-    </w:p>
-    <w:p>
-      <w:r>
-        <w:t>________________________________________________________________</w:t>
-      </w:r>
-    </w:p>
-    <w:p>
-      <w:r>
-        <w:t>________________________________________________________________</w:t>
-      </w:r>
-    </w:p>
-    <w:p>
-      <w:r>
-        <w:t>________________________________________________________________</w:t>
-      </w:r>
-    </w:p>
-    <w:p>
-      <w:pPr>
-        <w:pStyle w:val="Heading1"/>
-      </w:pPr>
-      <w:r>
-        <w:t>07. Check a changed case</w:t>
-      </w:r>
-    </w:p>
-    <w:p>
-      <w:r>
-        <w:t>Apply the procedure to the changed case and record why the conclusion follows.</w:t>
-      </w:r>
-    </w:p>
-    <w:p>
-      <w:pPr>
-        <w:spacing w:line="336" w:lineRule="auto" w:after="180"/>
-      </w:pPr>
-      <w:r>
-        <w:rPr>
-          <w:b w:val="0"/>
-        </w:rPr>
-        <w:t xml:space="preserve">A student </w:t>
-      </w:r>
-      <w:r>
-        <w:rPr>
-          <w:b/>
-        </w:rPr>
-        <w:t>need</w:t>
-      </w:r>
-      <w:r>
-        <w:rPr>
-          <w:b w:val="0"/>
-        </w:rPr>
-        <w:t xml:space="preserve">s the exact due date from a course notice. Should the design start by generating a plausible date or locating the notice? Explain the </w:t>
-      </w:r>
-      <w:r>
-        <w:rPr>
-          <w:b/>
-        </w:rPr>
-        <w:t>AI contribution</w:t>
-      </w:r>
-      <w:r>
-        <w:rPr>
-          <w:b w:val="0"/>
-        </w:rPr>
-        <w:t>.</w:t>
-      </w:r>
-    </w:p>
-    <w:p>
-      <w:pPr>
-        <w:spacing w:line="336" w:lineRule="auto" w:after="180"/>
-      </w:pPr>
-      <w:r>
-        <w:rPr>
-          <w:b w:val="0"/>
-        </w:rPr>
-        <w:t>My independent answer and reason</w:t>
-      </w:r>
-    </w:p>
-    <w:p>
-      <w:pPr>
-        <w:pStyle w:val="Heading3"/>
-      </w:pPr>
-      <w:r>
-        <w:t>Write or draw your reasoning and evidence.</w:t>
-      </w:r>
-    </w:p>
-    <w:p>
-      <w:r>
-        <w:t>________________________________________________________________</w:t>
-      </w:r>
-    </w:p>
-    <w:p>
-      <w:r>
-        <w:t>________________________________________________________________</w:t>
-      </w:r>
-    </w:p>
-    <w:p>
-      <w:r>
-        <w:t>________________________________________________________________</w:t>
-      </w:r>
-    </w:p>
-    <w:p>
-      <w:r>
-        <w:t>________________________________________________________________</w:t>
-      </w:r>
-    </w:p>
-    <w:p>
-      <w:r>
-        <w:t>________________________________________________________________</w:t>
-      </w:r>
-    </w:p>
-    <w:p>
-      <w:pPr>
-        <w:pStyle w:val="Heading3"/>
-      </w:pPr>
-      <w:r>
-        <w:t>Week 19 Test and reflect</w:t>
-      </w:r>
-    </w:p>
-    <w:p>
-      <w:pPr>
-        <w:pStyle w:val="Heading1"/>
-      </w:pPr>
-      <w:r>
-        <w:t>08. Design a revealing test</w:t>
-      </w:r>
-    </w:p>
-    <w:p>
-      <w:r>
-        <w:t>Specify a changed input, expected result and observation separately.</w:t>
-      </w:r>
-    </w:p>
-    <w:p>
-      <w:pPr>
-        <w:spacing w:line="336" w:lineRule="auto" w:after="180"/>
-      </w:pPr>
-      <w:r>
-        <w:rPr>
-          <w:b w:val="0"/>
-        </w:rPr>
-        <w:t xml:space="preserve">Create a changed </w:t>
-      </w:r>
-      <w:r>
-        <w:rPr>
-          <w:b/>
-        </w:rPr>
-        <w:t>input</w:t>
-      </w:r>
-      <w:r>
-        <w:rPr>
-          <w:b w:val="0"/>
-        </w:rPr>
-        <w:t>, boundary case or missing-information case. Write the expected answer or safe response before testing.</w:t>
-      </w:r>
-    </w:p>
-    <w:tbl>
-      <w:tblPr>
-        <w:tblStyle w:val="LightShading-Accent1"/>
-        <w:tblW w:type="auto" w:w="0"/>
-        <w:tblLook w:firstColumn="1" w:firstRow="1" w:lastColumn="0" w:lastRow="0" w:noHBand="0" w:noVBand="1" w:val="04A0"/>
-      </w:tblPr>
-      <w:tblGrid>
-        <w:gridCol w:w="5112"/>
-        <w:gridCol w:w="5112"/>
-      </w:tblGrid>
-      <w:tr>
-        <w:trPr>
-          <w:tblHeader/>
-        </w:trPr>
-        <w:tc>
-          <w:tcPr>
-            <w:tcW w:type="dxa" w:w="5112"/>
-          </w:tcPr>
-          <w:p>
-            <w:r>
-              <w:t>Test record</w:t>
-            </w:r>
-          </w:p>
-        </w:tc>
-        <w:tc>
-          <w:tcPr>
-            <w:tcW w:type="dxa" w:w="5112"/>
-          </w:tcPr>
-          <w:p>
-            <w:r>
-              <w:t>My evidence</w:t>
-            </w:r>
-          </w:p>
-        </w:tc>
-      </w:tr>
-      <w:tr>
-        <w:tc>
-          <w:tcPr>
-            <w:tcW w:type="dxa" w:w="5112"/>
-          </w:tcPr>
-          <w:p>
-            <w:r>
-              <w:t>Changed input or condition</w:t>
-            </w:r>
-          </w:p>
-        </w:tc>
-        <w:tc>
-          <w:tcPr>
-            <w:tcW w:type="dxa" w:w="5112"/>
-          </w:tcPr>
-          <w:p>
-            <w:r/>
-          </w:p>
-        </w:tc>
-      </w:tr>
-      <w:tr>
-        <w:tc>
-          <w:tcPr>
-            <w:tcW w:type="dxa" w:w="5112"/>
-          </w:tcPr>
-          <w:p>
-            <w:r>
-              <w:t>Expected answer or fallback</w:t>
-            </w:r>
-          </w:p>
-        </w:tc>
-        <w:tc>
-          <w:tcPr>
-            <w:tcW w:type="dxa" w:w="5112"/>
-          </w:tcPr>
-          <w:p>
-            <w:r/>
-          </w:p>
-        </w:tc>
-      </w:tr>
-      <w:tr>
-        <w:tc>
-          <w:tcPr>
-            <w:tcW w:type="dxa" w:w="5112"/>
-          </w:tcPr>
-          <w:p>
-            <w:r>
-              <w:t>Observed result</w:t>
-            </w:r>
-          </w:p>
-        </w:tc>
-        <w:tc>
-          <w:tcPr>
-            <w:tcW w:type="dxa" w:w="5112"/>
-          </w:tcPr>
-          <w:p>
-            <w:r/>
-          </w:p>
-        </w:tc>
-      </w:tr>
-      <w:tr>
-        <w:tc>
-          <w:tcPr>
-            <w:tcW w:type="dxa" w:w="5112"/>
-          </w:tcPr>
-          <w:p>
-            <w:r>
-              <w:t>Why the result occurred</w:t>
-            </w:r>
-          </w:p>
-        </w:tc>
-        <w:tc>
-          <w:tcPr>
-            <w:tcW w:type="dxa" w:w="5112"/>
-          </w:tcPr>
-          <w:p>
-            <w:r/>
-          </w:p>
-        </w:tc>
-      </w:tr>
-    </w:tbl>
-    <w:p>
-      <w:pPr>
-        <w:pStyle w:val="Heading1"/>
-      </w:pPr>
-      <w:r>
-        <w:t>09. Project checkpoint</w:t>
-      </w:r>
-    </w:p>
-    <w:p>
-      <w:r>
-        <w:t>Justify what User Need and AI Contribution adds to Verified Study Buddy and keep the evidence.</w:t>
-      </w:r>
-    </w:p>
-    <w:p>
-      <w:pPr>
-        <w:spacing w:line="336" w:lineRule="auto" w:after="180"/>
-      </w:pPr>
-      <w:r>
-        <w:rPr>
-          <w:b w:val="0"/>
-        </w:rPr>
-        <w:t>Justify exactly which Study Buddy stage uses AI and which stages remain deterministic.</w:t>
-      </w:r>
-    </w:p>
-    <w:p>
-      <w:pPr>
-        <w:spacing w:line="336" w:lineRule="auto" w:after="180"/>
-      </w:pPr>
-      <w:r>
-        <w:rPr>
-          <w:b w:val="0"/>
-        </w:rPr>
-        <w:t xml:space="preserve">The project change and </w:t>
-      </w:r>
-      <w:r>
-        <w:rPr>
-          <w:b/>
-        </w:rPr>
-        <w:t>evidence</w:t>
-      </w:r>
       <w:r>
         <w:rPr>
           <w:b w:val="0"/>
@@ -988,627 +744,20 @@
         <w:pStyle w:val="Heading1"/>
       </w:pPr>
       <w:r>
-        <w:t>10. Self check</w:t>
-      </w:r>
-    </w:p>
-    <w:p>
-      <w:r>
-        <w:t>Judge explanation, evidence, transfer and limits separately; attach the work behind your judgement.</w:t>
-      </w:r>
-    </w:p>
-    <w:p>
-      <w:pPr>
-        <w:pStyle w:val="ListBullet"/>
-      </w:pPr>
-      <w:r>
-        <w:t>I can explain the mechanism.</w:t>
-      </w:r>
-    </w:p>
-    <w:p>
-      <w:pPr>
-        <w:pStyle w:val="ListBullet"/>
-      </w:pPr>
-      <w:r>
-        <w:t>I can show evidence.</w:t>
-      </w:r>
-    </w:p>
-    <w:p>
-      <w:pPr>
-        <w:pStyle w:val="ListBullet"/>
-      </w:pPr>
-      <w:r>
-        <w:t>I can handle a changed case.</w:t>
-      </w:r>
-    </w:p>
-    <w:p>
-      <w:pPr>
-        <w:pStyle w:val="ListBullet"/>
-      </w:pPr>
-      <w:r>
-        <w:t>I can name a limit.</w:t>
-      </w:r>
-    </w:p>
-    <w:p>
-      <w:r>
-        <w:t>Mark each as not yet, with help or independently, and attach supporting work.</w:t>
-      </w:r>
-    </w:p>
-    <w:p>
-      <w:pPr>
-        <w:spacing w:line="336" w:lineRule="auto" w:after="180"/>
-      </w:pPr>
-      <w:r>
-        <w:rPr>
-          <w:b w:val="0"/>
-        </w:rPr>
-        <w:t>Teacher review ____________________  Next step ____________________</w:t>
-      </w:r>
-    </w:p>
-    <w:p>
-      <w:pPr>
-        <w:pStyle w:val="Heading1"/>
-      </w:pPr>
-      <w:r>
-        <w:t>11. Transfer practice from the original programme</w:t>
-      </w:r>
-    </w:p>
-    <w:p>
-      <w:r>
-        <w:t>Use this earlier case as transfer practice. A case already discussed with feedback is not fresh assessment evidence.</w:t>
-      </w:r>
-    </w:p>
-    <w:p>
-      <w:pPr>
-        <w:spacing w:line="336" w:lineRule="auto" w:after="180"/>
-      </w:pPr>
-      <w:r>
-        <w:rPr>
-          <w:b w:val="0"/>
-        </w:rPr>
-        <w:t>Students cannot find definitions in a 20-page handout. Compare an index with a grounded assistant. Define a success measure and a failure case for both.</w:t>
-      </w:r>
-    </w:p>
-    <w:p>
-      <w:pPr>
-        <w:pStyle w:val="Heading3"/>
-      </w:pPr>
-      <w:r>
-        <w:t>My independently reasoned answer</w:t>
-      </w:r>
-    </w:p>
-    <w:p>
-      <w:r>
-        <w:t>________________________________________________________________</w:t>
-      </w:r>
-    </w:p>
-    <w:p>
-      <w:r>
-        <w:t>________________________________________________________________</w:t>
-      </w:r>
-    </w:p>
-    <w:p>
-      <w:r>
-        <w:t>________________________________________________________________</w:t>
-      </w:r>
-    </w:p>
-    <w:p>
-      <w:r>
-        <w:t>________________________________________________________________</w:t>
-      </w:r>
-    </w:p>
-    <w:p>
-      <w:r>
-        <w:t>________________________________________________________________</w:t>
-      </w:r>
-    </w:p>
-    <w:p>
-      <w:r>
-        <w:t>________________________________________________________________</w:t>
-      </w:r>
-    </w:p>
-    <w:p>
-      <w:r>
-        <w:t>________________________________________________________________</w:t>
-      </w:r>
-    </w:p>
-    <w:p>
-      <w:pPr>
-        <w:spacing w:line="336" w:lineRule="auto" w:after="180"/>
-      </w:pPr>
-      <w:r>
-        <w:rPr>
-          <w:b w:val="0"/>
-        </w:rPr>
-        <w:t>Record support used: none, hint or teacher explanation.</w:t>
-      </w:r>
-    </w:p>
-    <w:p>
-      <w:pPr>
-        <w:pStyle w:val="Heading1"/>
-      </w:pPr>
-      <w:r>
-        <w:t>12. W1 Explain the mechanism</w:t>
-      </w:r>
-    </w:p>
-    <w:p>
-      <w:r>
-        <w:t>Explain the mechanism. Apply the supplied User Need and AI Contribution facts and keep your reasoning.</w:t>
-      </w:r>
-    </w:p>
-    <w:p>
-      <w:pPr>
-        <w:pStyle w:val="Heading3"/>
-      </w:pPr>
-      <w:r>
-        <w:t>Where to find the supplied example</w:t>
-      </w:r>
-    </w:p>
-    <w:p>
-      <w:pPr>
-        <w:spacing w:line="336" w:lineRule="auto" w:after="180"/>
-        <w:shd w:fill="F1F6F8"/>
-      </w:pPr>
-      <w:r>
-        <w:rPr>
-          <w:b w:val="0"/>
-        </w:rPr>
-        <w:t>Reference for this exercise: open this week’s student lesson, “User Need and AI Contribution”, at “See how it works” and “Follow a worked example”. Use the original worked values or code named in the question; the later pictorial case is a separate example. Keep this reference beside your workbook while practising.</w:t>
-      </w:r>
-    </w:p>
-    <w:p>
-      <w:pPr>
-        <w:spacing w:line="336" w:lineRule="auto" w:after="180"/>
-      </w:pPr>
-      <w:r>
-        <w:rPr>
-          <w:b w:val="0"/>
-        </w:rPr>
-        <w:t xml:space="preserve">Explain the weekly </w:t>
-      </w:r>
-      <w:r>
-        <w:rPr>
-          <w:b/>
-        </w:rPr>
-        <w:t>mechanism</w:t>
-      </w:r>
-      <w:r>
-        <w:rPr>
-          <w:b w:val="0"/>
-        </w:rPr>
-        <w:t xml:space="preserve"> in your own words. Use the worked scenario to name its </w:t>
-      </w:r>
-      <w:r>
-        <w:rPr>
-          <w:b/>
-        </w:rPr>
-        <w:t>input</w:t>
-      </w:r>
-      <w:r>
-        <w:rPr>
-          <w:b w:val="0"/>
-        </w:rPr>
-        <w:t xml:space="preserve">, decision rule and </w:t>
-      </w:r>
-      <w:r>
-        <w:rPr>
-          <w:b/>
-        </w:rPr>
-        <w:t>output</w:t>
-      </w:r>
-      <w:r>
-        <w:rPr>
-          <w:b w:val="0"/>
-        </w:rPr>
-        <w:t>.</w:t>
-      </w:r>
-    </w:p>
-    <w:p>
-      <w:pPr>
-        <w:pStyle w:val="Heading3"/>
-      </w:pPr>
-      <w:r>
-        <w:t>My reasoning and evidence</w:t>
-      </w:r>
-    </w:p>
-    <w:p>
-      <w:r>
-        <w:t>________________________________________________________________</w:t>
-      </w:r>
-    </w:p>
-    <w:p>
-      <w:r>
-        <w:t>________________________________________________________________</w:t>
-      </w:r>
-    </w:p>
-    <w:p>
-      <w:r>
-        <w:t>________________________________________________________________</w:t>
-      </w:r>
-    </w:p>
-    <w:p>
-      <w:r>
-        <w:t>________________________________________________________________</w:t>
-      </w:r>
-    </w:p>
-    <w:p>
-      <w:r>
-        <w:t>________________________________________________________________</w:t>
-      </w:r>
-    </w:p>
-    <w:p>
-      <w:r>
-        <w:t>________________________________________________________________</w:t>
-      </w:r>
-    </w:p>
-    <w:p>
-      <w:pPr>
-        <w:pStyle w:val="Heading1"/>
-      </w:pPr>
-      <w:r>
-        <w:t>13. W2 Trace the worked case</w:t>
-      </w:r>
-    </w:p>
-    <w:p>
-      <w:r>
-        <w:t>Trace the worked case. Apply the supplied User Need and AI Contribution facts and keep your reasoning.</w:t>
-      </w:r>
-    </w:p>
-    <w:p>
-      <w:pPr>
-        <w:spacing w:line="336" w:lineRule="auto" w:after="180"/>
-      </w:pPr>
-      <w:r>
-        <w:rPr>
-          <w:b w:val="0"/>
-        </w:rPr>
-        <w:t xml:space="preserve">Student room assistant corpus contains public register P, teacher-only guide T and current approval A. It must report approved room capacity or </w:t>
-      </w:r>
-      <w:r>
-        <w:rPr>
-          <w:b/>
-        </w:rPr>
-        <w:t>need</w:t>
-      </w:r>
-      <w:r>
-        <w:rPr>
-          <w:b w:val="0"/>
-        </w:rPr>
-        <w:t>s_review. Show the intermediate steps and give the conclusion with its scope.</w:t>
-      </w:r>
-    </w:p>
-    <w:p>
-      <w:pPr>
-        <w:pStyle w:val="Heading3"/>
-      </w:pPr>
-      <w:r>
-        <w:t>My reasoning and evidence</w:t>
-      </w:r>
-    </w:p>
-    <w:p>
-      <w:r>
-        <w:t>________________________________________________________________</w:t>
-      </w:r>
-    </w:p>
-    <w:p>
-      <w:r>
-        <w:t>________________________________________________________________</w:t>
-      </w:r>
-    </w:p>
-    <w:p>
-      <w:r>
-        <w:t>________________________________________________________________</w:t>
-      </w:r>
-    </w:p>
-    <w:p>
-      <w:r>
-        <w:t>________________________________________________________________</w:t>
-      </w:r>
-    </w:p>
-    <w:p>
-      <w:r>
-        <w:t>________________________________________________________________</w:t>
-      </w:r>
-    </w:p>
-    <w:p>
-      <w:r>
-        <w:t>________________________________________________________________</w:t>
-      </w:r>
-    </w:p>
-    <w:p>
-      <w:r>
-        <w:t>________________________________________________________________</w:t>
-      </w:r>
-    </w:p>
-    <w:p>
-      <w:pPr>
-        <w:pStyle w:val="Heading1"/>
-      </w:pPr>
-      <w:r>
-        <w:t>14. W3 Audit the limit</w:t>
-      </w:r>
-    </w:p>
-    <w:p>
-      <w:r>
-        <w:t>Audit the limit. Apply the supplied User Need and AI Contribution facts and keep your reasoning.</w:t>
-      </w:r>
-    </w:p>
-    <w:p>
-      <w:pPr>
-        <w:spacing w:line="336" w:lineRule="auto" w:after="180"/>
-      </w:pPr>
-      <w:r>
-        <w:rPr>
-          <w:b w:val="0"/>
-        </w:rPr>
-        <w:t xml:space="preserve">A report omits this qualification: A complete capstone plan is not </w:t>
-      </w:r>
-      <w:r>
-        <w:rPr>
-          <w:b/>
-        </w:rPr>
-        <w:t>evidence</w:t>
-      </w:r>
-      <w:r>
-        <w:rPr>
-          <w:b w:val="0"/>
-        </w:rPr>
-        <w:t xml:space="preserve"> that the implementation meets it; evaluate after building.</w:t>
-      </w:r>
-    </w:p>
-    <w:p>
-      <w:pPr>
-        <w:spacing w:line="336" w:lineRule="auto" w:after="180"/>
-      </w:pPr>
-      <w:r>
-        <w:rPr>
-          <w:b w:val="0"/>
-        </w:rPr>
-        <w:t>Explain how omitting it could change a reader's interpretation, and write an accurate replacement.</w:t>
-      </w:r>
-    </w:p>
-    <w:p>
-      <w:pPr>
-        <w:pStyle w:val="Heading3"/>
-      </w:pPr>
-      <w:r>
-        <w:t>My reasoning and evidence</w:t>
-      </w:r>
-    </w:p>
-    <w:p>
-      <w:r>
-        <w:t>________________________________________________________________</w:t>
-      </w:r>
-    </w:p>
-    <w:p>
-      <w:r>
-        <w:t>________________________________________________________________</w:t>
-      </w:r>
-    </w:p>
-    <w:p>
-      <w:r>
-        <w:t>________________________________________________________________</w:t>
-      </w:r>
-    </w:p>
-    <w:p>
-      <w:r>
-        <w:t>________________________________________________________________</w:t>
-      </w:r>
-    </w:p>
-    <w:p>
-      <w:r>
-        <w:t>________________________________________________________________</w:t>
-      </w:r>
-    </w:p>
-    <w:p>
-      <w:r>
-        <w:t>________________________________________________________________</w:t>
-      </w:r>
-    </w:p>
-    <w:p>
-      <w:pPr>
-        <w:pStyle w:val="Heading1"/>
-      </w:pPr>
-      <w:r>
-        <w:t>15. W4 Apply a new case independently</w:t>
-      </w:r>
-    </w:p>
-    <w:p>
-      <w:r>
-        <w:t>Attempt before feedback. If this repeats the selected independent case, reuse that first attempt; otherwise keep a separate record. Apply a new case independently. Apply the supplied User Need and AI Contribution facts and keep your reasoning.</w:t>
-      </w:r>
-    </w:p>
-    <w:p>
-      <w:pPr>
-        <w:spacing w:line="336" w:lineRule="auto" w:after="180"/>
-      </w:pPr>
-      <w:r>
-        <w:rPr>
-          <w:b w:val="0"/>
-        </w:rPr>
-        <w:t>Student equipment assistant has public inventory I, restricted purchase ledger L and public booking notice B. Define eligible corpus, baseline and a missing-</w:t>
-      </w:r>
-      <w:r>
-        <w:rPr>
-          <w:b/>
-        </w:rPr>
-        <w:t>evidence</w:t>
-      </w:r>
-      <w:r>
-        <w:rPr>
-          <w:b w:val="0"/>
-        </w:rPr>
-        <w:t xml:space="preserve"> test.</w:t>
-      </w:r>
-    </w:p>
-    <w:p>
-      <w:pPr>
-        <w:pStyle w:val="Heading3"/>
-      </w:pPr>
-      <w:r>
-        <w:t>My reasoning and evidence</w:t>
-      </w:r>
-    </w:p>
-    <w:p>
-      <w:r>
-        <w:t>________________________________________________________________</w:t>
-      </w:r>
-    </w:p>
-    <w:p>
-      <w:r>
-        <w:t>________________________________________________________________</w:t>
-      </w:r>
-    </w:p>
-    <w:p>
-      <w:r>
-        <w:t>________________________________________________________________</w:t>
-      </w:r>
-    </w:p>
-    <w:p>
-      <w:r>
-        <w:t>________________________________________________________________</w:t>
-      </w:r>
-    </w:p>
-    <w:p>
-      <w:r>
-        <w:t>________________________________________________________________</w:t>
-      </w:r>
-    </w:p>
-    <w:p>
-      <w:r>
-        <w:t>________________________________________________________________</w:t>
-      </w:r>
-    </w:p>
-    <w:p>
-      <w:r>
-        <w:t>________________________________________________________________</w:t>
-      </w:r>
-    </w:p>
-    <w:p>
-      <w:r>
-        <w:t>________________________________________________________________</w:t>
-      </w:r>
-    </w:p>
-    <w:p>
-      <w:pPr>
-        <w:pStyle w:val="Heading1"/>
-      </w:pPr>
-      <w:r>
-        <w:t>16. W5 Design a revealing follow-up</w:t>
-      </w:r>
-    </w:p>
-    <w:p>
-      <w:r>
-        <w:t>Design a revealing follow-up. Apply the supplied User Need and AI Contribution facts and keep your reasoning.</w:t>
-      </w:r>
-    </w:p>
-    <w:p>
-      <w:pPr>
-        <w:pStyle w:val="Heading3"/>
-      </w:pPr>
-      <w:r>
-        <w:t>Where to find the supplied example</w:t>
-      </w:r>
-    </w:p>
-    <w:p>
-      <w:pPr>
-        <w:spacing w:line="336" w:lineRule="auto" w:after="180"/>
-        <w:shd w:fill="F1F6F8"/>
-      </w:pPr>
-      <w:r>
-        <w:rPr>
-          <w:b w:val="0"/>
-        </w:rPr>
-        <w:t>Reference for this exercise: open this week’s student lesson, “User Need and AI Contribution”, at “See how it works” and “Follow a worked example”. Use the original worked values or code named in the question; the later pictorial case is a separate example. Keep this reference beside your workbook while practising.</w:t>
-      </w:r>
-    </w:p>
-    <w:p>
-      <w:pPr>
-        <w:spacing w:line="336" w:lineRule="auto" w:after="180"/>
-      </w:pPr>
-      <w:r>
-        <w:rPr>
-          <w:b w:val="0"/>
-        </w:rPr>
-        <w:t xml:space="preserve">For the worked scenario, propose one additional case that could reveal a failure, describe its expected outcome before running it, and explain what would </w:t>
-      </w:r>
-      <w:r>
-        <w:rPr>
-          <w:b/>
-        </w:rPr>
-        <w:t>need</w:t>
-      </w:r>
-      <w:r>
-        <w:rPr>
-          <w:b w:val="0"/>
-        </w:rPr>
-        <w:t xml:space="preserve"> to remain fixed for a fair comparison.</w:t>
-      </w:r>
-    </w:p>
-    <w:p>
-      <w:pPr>
-        <w:spacing w:line="336" w:lineRule="auto" w:after="180"/>
-      </w:pPr>
-      <w:r>
-        <w:rPr>
-          <w:b w:val="0"/>
-        </w:rPr>
-        <w:t>Do not reuse W4 as a new final test after receiving feedback.</w:t>
-      </w:r>
-    </w:p>
-    <w:p>
-      <w:pPr>
-        <w:pStyle w:val="Heading3"/>
-      </w:pPr>
-      <w:r>
-        <w:t>My reasoning and evidence</w:t>
-      </w:r>
-    </w:p>
-    <w:p>
-      <w:r>
-        <w:t>________________________________________________________________</w:t>
-      </w:r>
-    </w:p>
-    <w:p>
-      <w:r>
-        <w:t>________________________________________________________________</w:t>
-      </w:r>
-    </w:p>
-    <w:p>
-      <w:r>
-        <w:t>________________________________________________________________</w:t>
-      </w:r>
-    </w:p>
-    <w:p>
-      <w:r>
-        <w:t>________________________________________________________________</w:t>
-      </w:r>
-    </w:p>
-    <w:p>
-      <w:r>
-        <w:t>________________________________________________________________</w:t>
-      </w:r>
-    </w:p>
-    <w:p>
-      <w:r>
-        <w:t>________________________________________________________________</w:t>
-      </w:r>
-    </w:p>
-    <w:p>
-      <w:r>
-        <w:t>________________________________________________________________</w:t>
-      </w:r>
-    </w:p>
-    <w:p>
-      <w:pPr>
-        <w:pStyle w:val="Heading1"/>
-      </w:pPr>
-      <w:r>
-        <w:t>17. Feedback, return check and learning record</w:t>
-      </w:r>
-    </w:p>
-    <w:p>
-      <w:r>
-        <w:t>Record the first repaired step and a different case to revisit after a delay.</w:t>
+        <w:t>17. Feedback · Repair and return</w:t>
+      </w:r>
+    </w:p>
+    <w:p>
+      <w:r>
+        <w:t>Keep the first attempt, the repair and a changed-case return.</w:t>
+      </w:r>
+    </w:p>
+    <w:p>
+      <w:pPr>
+        <w:pStyle w:val="Heading2"/>
+      </w:pPr>
+      <w:r>
+        <w:t>Your evidence record</w:t>
       </w:r>
     </w:p>
     <w:tbl>
@@ -1763,12 +912,946 @@
         <w:pStyle w:val="Heading1"/>
       </w:pPr>
       <w:r>
-        <w:t>18. Pictorial case practice: User Need and AI Contribution</w:t>
-      </w:r>
-    </w:p>
-    <w:p>
-      <w:r>
-        <w:t>Define a useful reading helper before choosing its AI features. Explain the labelled step before checking the changed condition.</w:t>
+        <w:t>10. Finish · Judge the evidence in your work</w:t>
+      </w:r>
+    </w:p>
+    <w:p>
+      <w:r>
+        <w:t>Point to work that supports your confidence level.</w:t>
+      </w:r>
+    </w:p>
+    <w:p>
+      <w:pPr>
+        <w:pStyle w:val="Heading2"/>
+      </w:pPr>
+      <w:r>
+        <w:t>Your evidence record</w:t>
+      </w:r>
+    </w:p>
+    <w:p>
+      <w:pPr>
+        <w:pStyle w:val="ListBullet"/>
+      </w:pPr>
+      <w:r>
+        <w:t>I can explain the mechanism.</w:t>
+      </w:r>
+    </w:p>
+    <w:p>
+      <w:pPr>
+        <w:pStyle w:val="ListBullet"/>
+      </w:pPr>
+      <w:r>
+        <w:t>I can show evidence.</w:t>
+      </w:r>
+    </w:p>
+    <w:p>
+      <w:pPr>
+        <w:pStyle w:val="ListBullet"/>
+      </w:pPr>
+      <w:r>
+        <w:t>I can handle a changed case.</w:t>
+      </w:r>
+    </w:p>
+    <w:p>
+      <w:pPr>
+        <w:pStyle w:val="ListBullet"/>
+      </w:pPr>
+      <w:r>
+        <w:t>I can name a limit.</w:t>
+      </w:r>
+    </w:p>
+    <w:p>
+      <w:r>
+        <w:t>Mark each as not yet, with help or independently, and attach supporting work.</w:t>
+      </w:r>
+    </w:p>
+    <w:p>
+      <w:pPr>
+        <w:spacing w:line="336" w:lineRule="auto" w:after="180"/>
+      </w:pPr>
+      <w:r>
+        <w:rPr>
+          <w:b w:val="0"/>
+        </w:rPr>
+        <w:t>Teacher review ____________________  Next step ____________________</w:t>
+      </w:r>
+    </w:p>
+    <w:p>
+      <w:pPr>
+        <w:pStyle w:val="Heading1"/>
+      </w:pPr>
+      <w:r>
+        <w:t>Reference bank and extra practice</w:t>
+      </w:r>
+    </w:p>
+    <w:p>
+      <w:pPr>
+        <w:pStyle w:val="Heading1"/>
+      </w:pPr>
+      <w:r>
+        <w:t>02. Reference · Supported W2 record</w:t>
+      </w:r>
+    </w:p>
+    <w:p>
+      <w:r>
+        <w:t>This is the same W2 attempt. Keep one response record.</w:t>
+      </w:r>
+    </w:p>
+    <w:p>
+      <w:pPr>
+        <w:pStyle w:val="Heading2"/>
+      </w:pPr>
+      <w:r>
+        <w:t>Use this when helpful</w:t>
+      </w:r>
+    </w:p>
+    <w:p>
+      <w:pPr>
+        <w:spacing w:line="336" w:lineRule="auto" w:after="180"/>
+      </w:pPr>
+      <w:r>
+        <w:rPr>
+          <w:b w:val="0"/>
+        </w:rPr>
+        <w:t xml:space="preserve">Use W2: Trace the worked case for Capstone </w:t>
+      </w:r>
+      <w:r>
+        <w:rPr>
+          <w:b/>
+        </w:rPr>
+        <w:t>requirement</w:t>
+      </w:r>
+      <w:r>
+        <w:rPr>
+          <w:b w:val="0"/>
+        </w:rPr>
+        <w:t>s and corpus. Record the answer once; the lesson and workbook refer to the same attempt.</w:t>
+      </w:r>
+    </w:p>
+    <w:tbl>
+      <w:tblPr>
+        <w:tblStyle w:val="LightShading-Accent1"/>
+        <w:tblW w:type="auto" w:w="0"/>
+        <w:tblLook w:firstColumn="1" w:firstRow="1" w:lastColumn="0" w:lastRow="0" w:noHBand="0" w:noVBand="1" w:val="04A0"/>
+      </w:tblPr>
+      <w:tblGrid>
+        <w:gridCol w:w="2556"/>
+        <w:gridCol w:w="2556"/>
+        <w:gridCol w:w="2556"/>
+        <w:gridCol w:w="2556"/>
+      </w:tblGrid>
+      <w:tr>
+        <w:trPr>
+          <w:tblHeader/>
+        </w:trPr>
+        <w:tc>
+          <w:tcPr>
+            <w:tcW w:type="dxa" w:w="2556"/>
+          </w:tcPr>
+          <w:p>
+            <w:r>
+              <w:t>Given inputs</w:t>
+            </w:r>
+          </w:p>
+        </w:tc>
+        <w:tc>
+          <w:tcPr>
+            <w:tcW w:type="dxa" w:w="2556"/>
+          </w:tcPr>
+          <w:p>
+            <w:r>
+              <w:t>Procedure I chose</w:t>
+            </w:r>
+          </w:p>
+        </w:tc>
+        <w:tc>
+          <w:tcPr>
+            <w:tcW w:type="dxa" w:w="2556"/>
+          </w:tcPr>
+          <w:p>
+            <w:r>
+              <w:t>Middle steps</w:t>
+            </w:r>
+          </w:p>
+        </w:tc>
+        <w:tc>
+          <w:tcPr>
+            <w:tcW w:type="dxa" w:w="2556"/>
+          </w:tcPr>
+          <w:p>
+            <w:r>
+              <w:t>Result and check</w:t>
+            </w:r>
+          </w:p>
+        </w:tc>
+      </w:tr>
+      <w:tr>
+        <w:tc>
+          <w:tcPr>
+            <w:tcW w:type="dxa" w:w="2556"/>
+          </w:tcPr>
+          <w:p>
+            <w:r/>
+          </w:p>
+        </w:tc>
+        <w:tc>
+          <w:tcPr>
+            <w:tcW w:type="dxa" w:w="2556"/>
+          </w:tcPr>
+          <w:p>
+            <w:r/>
+          </w:p>
+        </w:tc>
+        <w:tc>
+          <w:tcPr>
+            <w:tcW w:type="dxa" w:w="2556"/>
+          </w:tcPr>
+          <w:p>
+            <w:r/>
+          </w:p>
+        </w:tc>
+        <w:tc>
+          <w:tcPr>
+            <w:tcW w:type="dxa" w:w="2556"/>
+          </w:tcPr>
+          <w:p>
+            <w:r/>
+          </w:p>
+        </w:tc>
+      </w:tr>
+    </w:tbl>
+    <w:p>
+      <w:pPr>
+        <w:pStyle w:val="Heading3"/>
+      </w:pPr>
+      <w:r>
+        <w:t>The step I completed without help, and the hint I needed</w:t>
+      </w:r>
+    </w:p>
+    <w:p>
+      <w:r>
+        <w:t>________________________________________________________________</w:t>
+      </w:r>
+    </w:p>
+    <w:p>
+      <w:r>
+        <w:t>________________________________________________________________</w:t>
+      </w:r>
+    </w:p>
+    <w:p>
+      <w:r>
+        <w:t>________________________________________________________________</w:t>
+      </w:r>
+    </w:p>
+    <w:p>
+      <w:pPr>
+        <w:pStyle w:val="Heading1"/>
+      </w:pPr>
+      <w:r>
+        <w:t>03. Extra practice · Repair the explanation</w:t>
+      </w:r>
+    </w:p>
+    <w:p>
+      <w:r>
+        <w:t>Explain the deciding fact before discussing the answer.</w:t>
+      </w:r>
+    </w:p>
+    <w:p>
+      <w:pPr>
+        <w:pStyle w:val="Heading2"/>
+      </w:pPr>
+      <w:r>
+        <w:t>Use this when helpful</w:t>
+      </w:r>
+    </w:p>
+    <w:p>
+      <w:pPr>
+        <w:spacing w:line="336" w:lineRule="auto" w:after="180"/>
+      </w:pPr>
+      <w:r>
+        <w:rPr>
+          <w:b w:val="0"/>
+        </w:rPr>
+        <w:t xml:space="preserve">Use the worked case for Capstone </w:t>
+      </w:r>
+      <w:r>
+        <w:rPr>
+          <w:b/>
+        </w:rPr>
+        <w:t>requirement</w:t>
+      </w:r>
+      <w:r>
+        <w:rPr>
+          <w:b w:val="0"/>
+        </w:rPr>
+        <w:t>s and corpus. Proposed explanation: “The worked result establishes every future case”. Decide whether this explanation is supported.</w:t>
+      </w:r>
+    </w:p>
+    <w:p>
+      <w:pPr>
+        <w:spacing w:line="336" w:lineRule="auto" w:after="180"/>
+      </w:pPr>
+      <w:r>
+        <w:rPr>
+          <w:b w:val="0"/>
+        </w:rPr>
+        <w:t xml:space="preserve">Point to the step or supplied fact that decides; explain your repair if </w:t>
+      </w:r>
+      <w:r>
+        <w:rPr>
+          <w:b/>
+        </w:rPr>
+        <w:t>need</w:t>
+      </w:r>
+      <w:r>
+        <w:rPr>
+          <w:b w:val="0"/>
+        </w:rPr>
+        <w:t>ed.</w:t>
+      </w:r>
+    </w:p>
+    <w:p>
+      <w:pPr>
+        <w:pStyle w:val="Heading3"/>
+      </w:pPr>
+      <w:r>
+        <w:t>My explanation before partner discussion</w:t>
+      </w:r>
+    </w:p>
+    <w:p>
+      <w:r>
+        <w:t>________________________________________________________________</w:t>
+      </w:r>
+    </w:p>
+    <w:p>
+      <w:r>
+        <w:t>________________________________________________________________</w:t>
+      </w:r>
+    </w:p>
+    <w:p>
+      <w:r>
+        <w:t>________________________________________________________________</w:t>
+      </w:r>
+    </w:p>
+    <w:p>
+      <w:r>
+        <w:t>________________________________________________________________</w:t>
+      </w:r>
+    </w:p>
+    <w:p>
+      <w:pPr>
+        <w:pStyle w:val="Heading1"/>
+      </w:pPr>
+      <w:r>
+        <w:t>05. Reference · Original learning target</w:t>
+      </w:r>
+    </w:p>
+    <w:p>
+      <w:r>
+        <w:t>Use this target to inspect an explanation.</w:t>
+      </w:r>
+    </w:p>
+    <w:p>
+      <w:pPr>
+        <w:pStyle w:val="Heading2"/>
+      </w:pPr>
+      <w:r>
+        <w:t>Use this when helpful</w:t>
+      </w:r>
+    </w:p>
+    <w:p>
+      <w:pPr>
+        <w:spacing w:line="336" w:lineRule="auto" w:after="180"/>
+      </w:pPr>
+      <w:r>
+        <w:rPr>
+          <w:b w:val="0"/>
+        </w:rPr>
+        <w:t>Students cannot find definitions in a 20-page handout. Compare an index with a grounded assistant. Define a success measure and a failure case for both.</w:t>
+      </w:r>
+    </w:p>
+    <w:p>
+      <w:pPr>
+        <w:pStyle w:val="Heading1"/>
+      </w:pPr>
+      <w:r>
+        <w:t>06. Extra practice · A complete case</w:t>
+      </w:r>
+    </w:p>
+    <w:p>
+      <w:r>
+        <w:t>Try the question before checking the worked explanation.</w:t>
+      </w:r>
+    </w:p>
+    <w:p>
+      <w:pPr>
+        <w:pStyle w:val="Heading2"/>
+      </w:pPr>
+      <w:r>
+        <w:t>Use this when helpful</w:t>
+      </w:r>
+    </w:p>
+    <w:p>
+      <w:pPr>
+        <w:spacing w:line="336" w:lineRule="auto" w:after="180"/>
+      </w:pPr>
+      <w:r>
+        <w:rPr>
+          <w:b w:val="0"/>
+        </w:rPr>
+        <w:t>Learners struggle to locate definitions in an approved chapter; a proposed chatbot answers everything.</w:t>
+      </w:r>
+    </w:p>
+    <w:p>
+      <w:pPr>
+        <w:spacing w:line="336" w:lineRule="auto" w:after="180"/>
+      </w:pPr>
+      <w:r>
+        <w:rPr>
+          <w:b w:val="0"/>
+        </w:rPr>
+        <w:t xml:space="preserve">Narrow the </w:t>
+      </w:r>
+      <w:r>
+        <w:rPr>
+          <w:b/>
+        </w:rPr>
+        <w:t>need</w:t>
+      </w:r>
+      <w:r>
+        <w:rPr>
+          <w:b w:val="0"/>
+        </w:rPr>
+        <w:t xml:space="preserve"> and </w:t>
+      </w:r>
+      <w:r>
+        <w:rPr>
+          <w:b/>
+        </w:rPr>
+        <w:t>AI contribution</w:t>
+      </w:r>
+      <w:r>
+        <w:rPr>
+          <w:b w:val="0"/>
+        </w:rPr>
+        <w:t>.</w:t>
+      </w:r>
+    </w:p>
+    <w:p>
+      <w:pPr>
+        <w:spacing w:line="336" w:lineRule="auto" w:after="180"/>
+      </w:pPr>
+      <w:r>
+        <w:rPr>
+          <w:b w:val="0"/>
+        </w:rPr>
+        <w:t xml:space="preserve">Show your trace, calculation or </w:t>
+      </w:r>
+      <w:r>
+        <w:rPr>
+          <w:b/>
+        </w:rPr>
+        <w:t>evidence</w:t>
+      </w:r>
+    </w:p>
+    <w:p>
+      <w:pPr>
+        <w:pStyle w:val="Heading3"/>
+      </w:pPr>
+      <w:r>
+        <w:t>Write or draw your reasoning and evidence.</w:t>
+      </w:r>
+    </w:p>
+    <w:p>
+      <w:r>
+        <w:t>________________________________________________________________</w:t>
+      </w:r>
+    </w:p>
+    <w:p>
+      <w:r>
+        <w:t>________________________________________________________________</w:t>
+      </w:r>
+    </w:p>
+    <w:p>
+      <w:r>
+        <w:t>________________________________________________________________</w:t>
+      </w:r>
+    </w:p>
+    <w:p>
+      <w:r>
+        <w:t>________________________________________________________________</w:t>
+      </w:r>
+    </w:p>
+    <w:p>
+      <w:r>
+        <w:t>________________________________________________________________</w:t>
+      </w:r>
+    </w:p>
+    <w:p>
+      <w:pPr>
+        <w:pStyle w:val="Heading1"/>
+      </w:pPr>
+      <w:r>
+        <w:t>07. Extra practice · A changed case</w:t>
+      </w:r>
+    </w:p>
+    <w:p>
+      <w:r>
+        <w:t>Keep this practice separate from the reserved independent attempt.</w:t>
+      </w:r>
+    </w:p>
+    <w:p>
+      <w:pPr>
+        <w:pStyle w:val="Heading2"/>
+      </w:pPr>
+      <w:r>
+        <w:t>Use this when helpful</w:t>
+      </w:r>
+    </w:p>
+    <w:p>
+      <w:pPr>
+        <w:spacing w:line="336" w:lineRule="auto" w:after="180"/>
+      </w:pPr>
+      <w:r>
+        <w:rPr>
+          <w:b w:val="0"/>
+        </w:rPr>
+        <w:t xml:space="preserve">A student </w:t>
+      </w:r>
+      <w:r>
+        <w:rPr>
+          <w:b/>
+        </w:rPr>
+        <w:t>need</w:t>
+      </w:r>
+      <w:r>
+        <w:rPr>
+          <w:b w:val="0"/>
+        </w:rPr>
+        <w:t xml:space="preserve">s the exact due date from a course notice. Should the design start by generating a plausible date or locating the notice? Explain the </w:t>
+      </w:r>
+      <w:r>
+        <w:rPr>
+          <w:b/>
+        </w:rPr>
+        <w:t>AI contribution</w:t>
+      </w:r>
+      <w:r>
+        <w:rPr>
+          <w:b w:val="0"/>
+        </w:rPr>
+        <w:t>.</w:t>
+      </w:r>
+    </w:p>
+    <w:p>
+      <w:pPr>
+        <w:spacing w:line="336" w:lineRule="auto" w:after="180"/>
+      </w:pPr>
+      <w:r>
+        <w:rPr>
+          <w:b w:val="0"/>
+        </w:rPr>
+        <w:t>My practice answer and reason</w:t>
+      </w:r>
+    </w:p>
+    <w:p>
+      <w:pPr>
+        <w:pStyle w:val="Heading3"/>
+      </w:pPr>
+      <w:r>
+        <w:t>Write or draw your reasoning and evidence.</w:t>
+      </w:r>
+    </w:p>
+    <w:p>
+      <w:r>
+        <w:t>________________________________________________________________</w:t>
+      </w:r>
+    </w:p>
+    <w:p>
+      <w:r>
+        <w:t>________________________________________________________________</w:t>
+      </w:r>
+    </w:p>
+    <w:p>
+      <w:r>
+        <w:t>________________________________________________________________</w:t>
+      </w:r>
+    </w:p>
+    <w:p>
+      <w:r>
+        <w:t>________________________________________________________________</w:t>
+      </w:r>
+    </w:p>
+    <w:p>
+      <w:r>
+        <w:t>________________________________________________________________</w:t>
+      </w:r>
+    </w:p>
+    <w:p>
+      <w:pPr>
+        <w:pStyle w:val="Heading3"/>
+      </w:pPr>
+      <w:r>
+        <w:t>Week 19 Test and reflect</w:t>
+      </w:r>
+    </w:p>
+    <w:p>
+      <w:pPr>
+        <w:pStyle w:val="Heading1"/>
+      </w:pPr>
+      <w:r>
+        <w:t>08. Extra practice · Design a revealing test</w:t>
+      </w:r>
+    </w:p>
+    <w:p>
+      <w:r>
+        <w:t>Predict before tracing or testing.</w:t>
+      </w:r>
+    </w:p>
+    <w:p>
+      <w:pPr>
+        <w:pStyle w:val="Heading2"/>
+      </w:pPr>
+      <w:r>
+        <w:t>Use this when helpful</w:t>
+      </w:r>
+    </w:p>
+    <w:p>
+      <w:pPr>
+        <w:spacing w:line="336" w:lineRule="auto" w:after="180"/>
+      </w:pPr>
+      <w:r>
+        <w:rPr>
+          <w:b w:val="0"/>
+        </w:rPr>
+        <w:t xml:space="preserve">Create a changed </w:t>
+      </w:r>
+      <w:r>
+        <w:rPr>
+          <w:b/>
+        </w:rPr>
+        <w:t>input</w:t>
+      </w:r>
+      <w:r>
+        <w:rPr>
+          <w:b w:val="0"/>
+        </w:rPr>
+        <w:t>, boundary case or missing-information case. Write the expected answer or safe response before testing.</w:t>
+      </w:r>
+    </w:p>
+    <w:tbl>
+      <w:tblPr>
+        <w:tblStyle w:val="LightShading-Accent1"/>
+        <w:tblW w:type="auto" w:w="0"/>
+        <w:tblLook w:firstColumn="1" w:firstRow="1" w:lastColumn="0" w:lastRow="0" w:noHBand="0" w:noVBand="1" w:val="04A0"/>
+      </w:tblPr>
+      <w:tblGrid>
+        <w:gridCol w:w="5112"/>
+        <w:gridCol w:w="5112"/>
+      </w:tblGrid>
+      <w:tr>
+        <w:trPr>
+          <w:tblHeader/>
+        </w:trPr>
+        <w:tc>
+          <w:tcPr>
+            <w:tcW w:type="dxa" w:w="5112"/>
+          </w:tcPr>
+          <w:p>
+            <w:r>
+              <w:t>Test record</w:t>
+            </w:r>
+          </w:p>
+        </w:tc>
+        <w:tc>
+          <w:tcPr>
+            <w:tcW w:type="dxa" w:w="5112"/>
+          </w:tcPr>
+          <w:p>
+            <w:r>
+              <w:t>My evidence</w:t>
+            </w:r>
+          </w:p>
+        </w:tc>
+      </w:tr>
+      <w:tr>
+        <w:tc>
+          <w:tcPr>
+            <w:tcW w:type="dxa" w:w="5112"/>
+          </w:tcPr>
+          <w:p>
+            <w:r>
+              <w:t>Changed input or condition</w:t>
+            </w:r>
+          </w:p>
+        </w:tc>
+        <w:tc>
+          <w:tcPr>
+            <w:tcW w:type="dxa" w:w="5112"/>
+          </w:tcPr>
+          <w:p>
+            <w:r/>
+          </w:p>
+        </w:tc>
+      </w:tr>
+      <w:tr>
+        <w:tc>
+          <w:tcPr>
+            <w:tcW w:type="dxa" w:w="5112"/>
+          </w:tcPr>
+          <w:p>
+            <w:r>
+              <w:t>Expected answer or fallback</w:t>
+            </w:r>
+          </w:p>
+        </w:tc>
+        <w:tc>
+          <w:tcPr>
+            <w:tcW w:type="dxa" w:w="5112"/>
+          </w:tcPr>
+          <w:p>
+            <w:r/>
+          </w:p>
+        </w:tc>
+      </w:tr>
+      <w:tr>
+        <w:tc>
+          <w:tcPr>
+            <w:tcW w:type="dxa" w:w="5112"/>
+          </w:tcPr>
+          <w:p>
+            <w:r>
+              <w:t>Observed result</w:t>
+            </w:r>
+          </w:p>
+        </w:tc>
+        <w:tc>
+          <w:tcPr>
+            <w:tcW w:type="dxa" w:w="5112"/>
+          </w:tcPr>
+          <w:p>
+            <w:r/>
+          </w:p>
+        </w:tc>
+      </w:tr>
+      <w:tr>
+        <w:tc>
+          <w:tcPr>
+            <w:tcW w:type="dxa" w:w="5112"/>
+          </w:tcPr>
+          <w:p>
+            <w:r>
+              <w:t>Why the result occurred</w:t>
+            </w:r>
+          </w:p>
+        </w:tc>
+        <w:tc>
+          <w:tcPr>
+            <w:tcW w:type="dxa" w:w="5112"/>
+          </w:tcPr>
+          <w:p>
+            <w:r/>
+          </w:p>
+        </w:tc>
+      </w:tr>
+    </w:tbl>
+    <w:p>
+      <w:pPr>
+        <w:pStyle w:val="Heading1"/>
+      </w:pPr>
+      <w:r>
+        <w:t>11. Reference · Original target response space</w:t>
+      </w:r>
+    </w:p>
+    <w:p>
+      <w:r>
+        <w:t>This teaching case is practice rather than a fresh assessment.</w:t>
+      </w:r>
+    </w:p>
+    <w:p>
+      <w:pPr>
+        <w:pStyle w:val="Heading2"/>
+      </w:pPr>
+      <w:r>
+        <w:t>Use this when helpful</w:t>
+      </w:r>
+    </w:p>
+    <w:p>
+      <w:pPr>
+        <w:spacing w:line="336" w:lineRule="auto" w:after="180"/>
+      </w:pPr>
+      <w:r>
+        <w:rPr>
+          <w:b w:val="0"/>
+        </w:rPr>
+        <w:t>Students cannot find definitions in a 20-page handout. Compare an index with a grounded assistant. Define a success measure and a failure case for both.</w:t>
+      </w:r>
+    </w:p>
+    <w:p>
+      <w:pPr>
+        <w:pStyle w:val="Heading3"/>
+      </w:pPr>
+      <w:r>
+        <w:t>My explanation after practice</w:t>
+      </w:r>
+    </w:p>
+    <w:p>
+      <w:r>
+        <w:t>________________________________________________________________</w:t>
+      </w:r>
+    </w:p>
+    <w:p>
+      <w:r>
+        <w:t>________________________________________________________________</w:t>
+      </w:r>
+    </w:p>
+    <w:p>
+      <w:r>
+        <w:t>________________________________________________________________</w:t>
+      </w:r>
+    </w:p>
+    <w:p>
+      <w:r>
+        <w:t>________________________________________________________________</w:t>
+      </w:r>
+    </w:p>
+    <w:p>
+      <w:r>
+        <w:t>________________________________________________________________</w:t>
+      </w:r>
+    </w:p>
+    <w:p>
+      <w:r>
+        <w:t>________________________________________________________________</w:t>
+      </w:r>
+    </w:p>
+    <w:p>
+      <w:r>
+        <w:t>________________________________________________________________</w:t>
+      </w:r>
+    </w:p>
+    <w:p>
+      <w:pPr>
+        <w:spacing w:line="336" w:lineRule="auto" w:after="180"/>
+      </w:pPr>
+      <w:r>
+        <w:rPr>
+          <w:b w:val="0"/>
+        </w:rPr>
+        <w:t>Record support used: none, hint or teacher explanation.</w:t>
+      </w:r>
+    </w:p>
+    <w:p>
+      <w:pPr>
+        <w:pStyle w:val="Heading1"/>
+      </w:pPr>
+      <w:r>
+        <w:t>15. Reference · Independent-case response copy</w:t>
+      </w:r>
+    </w:p>
+    <w:p>
+      <w:r>
+        <w:t>This duplicates W4. Reuse the same first-attempt record.</w:t>
+      </w:r>
+    </w:p>
+    <w:p>
+      <w:pPr>
+        <w:pStyle w:val="Heading2"/>
+      </w:pPr>
+      <w:r>
+        <w:t>Use this when helpful</w:t>
+      </w:r>
+    </w:p>
+    <w:p>
+      <w:pPr>
+        <w:spacing w:line="336" w:lineRule="auto" w:after="180"/>
+      </w:pPr>
+      <w:r>
+        <w:rPr>
+          <w:b w:val="0"/>
+        </w:rPr>
+        <w:t>Student equipment assistant has public inventory I, restricted purchase ledger L and public booking notice B. Define eligible corpus, baseline and a missing-</w:t>
+      </w:r>
+      <w:r>
+        <w:rPr>
+          <w:b/>
+        </w:rPr>
+        <w:t>evidence</w:t>
+      </w:r>
+      <w:r>
+        <w:rPr>
+          <w:b w:val="0"/>
+        </w:rPr>
+        <w:t xml:space="preserve"> test.</w:t>
+      </w:r>
+    </w:p>
+    <w:p>
+      <w:pPr>
+        <w:pStyle w:val="Heading3"/>
+      </w:pPr>
+      <w:r>
+        <w:t>My reasoning and evidence</w:t>
+      </w:r>
+    </w:p>
+    <w:p>
+      <w:r>
+        <w:t>________________________________________________________________</w:t>
+      </w:r>
+    </w:p>
+    <w:p>
+      <w:r>
+        <w:t>________________________________________________________________</w:t>
+      </w:r>
+    </w:p>
+    <w:p>
+      <w:r>
+        <w:t>________________________________________________________________</w:t>
+      </w:r>
+    </w:p>
+    <w:p>
+      <w:r>
+        <w:t>________________________________________________________________</w:t>
+      </w:r>
+    </w:p>
+    <w:p>
+      <w:r>
+        <w:t>________________________________________________________________</w:t>
+      </w:r>
+    </w:p>
+    <w:p>
+      <w:r>
+        <w:t>________________________________________________________________</w:t>
+      </w:r>
+    </w:p>
+    <w:p>
+      <w:r>
+        <w:t>________________________________________________________________</w:t>
+      </w:r>
+    </w:p>
+    <w:p>
+      <w:r>
+        <w:t>________________________________________________________________</w:t>
+      </w:r>
+    </w:p>
+    <w:p>
+      <w:pPr>
+        <w:pStyle w:val="Heading1"/>
+      </w:pPr>
+      <w:r>
+        <w:t>18. Extra practice · Use the worked picture</w:t>
+      </w:r>
+    </w:p>
+    <w:p>
+      <w:r>
+        <w:t>Keep the explanation and the support you used.</w:t>
+      </w:r>
+    </w:p>
+    <w:p>
+      <w:pPr>
+        <w:pStyle w:val="Heading2"/>
+      </w:pPr>
+      <w:r>
+        <w:t>Use this when helpful</w:t>
       </w:r>
     </w:p>
     <w:p>
@@ -1927,16 +2010,7 @@
     </w:p>
     <w:p>
       <w:pPr>
-        <w:pStyle w:val="Heading3"/>
-      </w:pPr>
-      <w:r>
-        <w:t>Record the help used</w:t>
-      </w:r>
-    </w:p>
-    <w:p>
-      <w:pPr>
         <w:spacing w:line="336" w:lineRule="auto" w:after="180"/>
-        <w:shd w:fill="F1F6F8"/>
       </w:pPr>
       <w:r>
         <w:rPr>
@@ -1996,12 +2070,20 @@
         <w:pStyle w:val="Heading1"/>
       </w:pPr>
       <w:r>
-        <w:t>19. Project portfolio milestone</w:t>
-      </w:r>
-    </w:p>
-    <w:p>
-      <w:r>
-        <w:t>Keep this week’s input, deciding step, result and limit together in the Verified Study Buddy record.</w:t>
+        <w:t>19. Reference · Project portfolio record</w:t>
+      </w:r>
+    </w:p>
+    <w:p>
+      <w:r>
+        <w:t>Extend your main project response when helpful.</w:t>
+      </w:r>
+    </w:p>
+    <w:p>
+      <w:pPr>
+        <w:pStyle w:val="Heading2"/>
+      </w:pPr>
+      <w:r>
+        <w:t>Use this when helpful</w:t>
       </w:r>
     </w:p>
     <w:p>
@@ -2214,12 +2296,437 @@
         <w:pStyle w:val="Heading1"/>
       </w:pPr>
       <w:r>
-        <w:t>20. Supported practice and learning evidence</w:t>
-      </w:r>
-    </w:p>
-    <w:p>
-      <w:r>
-        <w:t>Try the supported questions before comparing with hints and feedback. Record what you repaired and the evidence you retained.</w:t>
+        <w:t>20. Extra practice: pictures, repair and feedback</w:t>
+      </w:r>
+    </w:p>
+    <w:p>
+      <w:r>
+        <w:t>Attempt each question before opening its explanation. Use one browser or paper copy.</w:t>
+      </w:r>
+    </w:p>
+    <w:p>
+      <w:pPr>
+        <w:pStyle w:val="Heading2"/>
+      </w:pPr>
+      <w:r>
+        <w:t>First supported question</w:t>
+      </w:r>
+    </w:p>
+    <w:p>
+      <w:pPr>
+        <w:pStyle w:val="ListBullet"/>
+      </w:pPr>
+      <w:r>
+        <w:t>Define a useful reading helper before choosing its AI features.</w:t>
+      </w:r>
+    </w:p>
+    <w:p>
+      <w:pPr>
+        <w:pStyle w:val="Heading3"/>
+      </w:pPr>
+      <w:r>
+        <w:t>Practice 1: explain the deciding evidence</w:t>
+      </w:r>
+    </w:p>
+    <w:p>
+      <w:pPr>
+        <w:pStyle w:val="ListBullet"/>
+      </w:pPr>
+      <w:r>
+        <w:t>Which labelled step matches this detail? An absent word produces “not in this glossary”; a direct glossary search is the baseline.</w:t>
+      </w:r>
+    </w:p>
+    <w:p>
+      <w:pPr>
+        <w:pStyle w:val="ListBullet"/>
+      </w:pPr>
+      <w:r>
+        <w:t>1. Bound the service</w:t>
+      </w:r>
+    </w:p>
+    <w:p>
+      <w:pPr>
+        <w:pStyle w:val="ListBullet"/>
+      </w:pPr>
+      <w:r>
+        <w:t>2. Name the need</w:t>
+      </w:r>
+    </w:p>
+    <w:p>
+      <w:pPr>
+        <w:pStyle w:val="ListBullet"/>
+      </w:pPr>
+      <w:r>
+        <w:t>3. Choose contribution</w:t>
+      </w:r>
+    </w:p>
+    <w:p>
+      <w:pPr>
+        <w:pStyle w:val="Heading3"/>
+      </w:pPr>
+      <w:r>
+        <w:t>My selected conclusion, deciding fact and explanation</w:t>
+      </w:r>
+    </w:p>
+    <w:p>
+      <w:r>
+        <w:t>________________________________________________________________</w:t>
+      </w:r>
+    </w:p>
+    <w:p>
+      <w:r>
+        <w:t>________________________________________________________________</w:t>
+      </w:r>
+    </w:p>
+    <w:p>
+      <w:r>
+        <w:t>________________________________________________________________</w:t>
+      </w:r>
+    </w:p>
+    <w:p>
+      <w:r>
+        <w:t>________________________________________________________________</w:t>
+      </w:r>
+    </w:p>
+    <w:p>
+      <w:r>
+        <w:t>________________________________________________________________</w:t>
+      </w:r>
+    </w:p>
+    <w:p>
+      <w:pPr>
+        <w:pStyle w:val="ListBullet"/>
+      </w:pPr>
+      <w:r>
+        <w:t>Hint if needed: Read the steps in the pictorial case. Match the supplied detail to the stage that performs or records it.</w:t>
+      </w:r>
+    </w:p>
+    <w:p>
+      <w:pPr>
+        <w:pStyle w:val="ListBullet"/>
+      </w:pPr>
+      <w:r>
+        <w:t>After your attempt, compare with the supported explanation: Bound the service An absent word produces “not in this glossary”; a direct glossary search is the baseline. Read the picture in order. An absent word produces “not in this glossary”; a direct glossary search is the baseline. The arrows show which recorded input or intermediate result each decision uses. Explain the deciding step aloud before checking the changed case; pointing to the final answer alone does not show how it follows.</w:t>
+      </w:r>
+    </w:p>
+    <w:p>
+      <w:pPr>
+        <w:pStyle w:val="Heading2"/>
+      </w:pPr>
+      <w:r>
+        <w:t>Check the first explanation · reference / check after trying</w:t>
+      </w:r>
+    </w:p>
+    <w:p>
+      <w:pPr>
+        <w:pStyle w:val="Heading3"/>
+      </w:pPr>
+      <w:r>
+        <w:t>Practice 2: explain the deciding evidence</w:t>
+      </w:r>
+    </w:p>
+    <w:p>
+      <w:pPr>
+        <w:pStyle w:val="Heading2"/>
+      </w:pPr>
+      <w:r>
+        <w:t>Changed-case question</w:t>
+      </w:r>
+    </w:p>
+    <w:p>
+      <w:pPr>
+        <w:pStyle w:val="ListBullet"/>
+      </w:pPr>
+      <w:r>
+        <w:t>Changed-case practice: The pupil asks for photosynthesis, which G3 does not contain. Which conclusion is supported by the supplied facts?</w:t>
+      </w:r>
+    </w:p>
+    <w:p>
+      <w:pPr>
+        <w:pStyle w:val="ListBullet"/>
+      </w:pPr>
+      <w:r>
+        <w:t>1. The assistant reports that the definition is unavailable in its approved glossary.</w:t>
+      </w:r>
+    </w:p>
+    <w:p>
+      <w:pPr>
+        <w:pStyle w:val="ListBullet"/>
+      </w:pPr>
+      <w:r>
+        <w:t>2. This one example guarantees correct results for every future input.</w:t>
+      </w:r>
+    </w:p>
+    <w:p>
+      <w:pPr>
+        <w:pStyle w:val="ListBullet"/>
+      </w:pPr>
+      <w:r>
+        <w:t>3. We can decide the result without examining the changed input or the procedure.</w:t>
+      </w:r>
+    </w:p>
+    <w:p>
+      <w:pPr>
+        <w:pStyle w:val="Heading3"/>
+      </w:pPr>
+      <w:r>
+        <w:t>My selected conclusion, deciding fact and explanation</w:t>
+      </w:r>
+    </w:p>
+    <w:p>
+      <w:r>
+        <w:t>________________________________________________________________</w:t>
+      </w:r>
+    </w:p>
+    <w:p>
+      <w:r>
+        <w:t>________________________________________________________________</w:t>
+      </w:r>
+    </w:p>
+    <w:p>
+      <w:r>
+        <w:t>________________________________________________________________</w:t>
+      </w:r>
+    </w:p>
+    <w:p>
+      <w:r>
+        <w:t>________________________________________________________________</w:t>
+      </w:r>
+    </w:p>
+    <w:p>
+      <w:r>
+        <w:t>________________________________________________________________</w:t>
+      </w:r>
+    </w:p>
+    <w:p>
+      <w:pPr>
+        <w:pStyle w:val="ListBullet"/>
+      </w:pPr>
+      <w:r>
+        <w:t>Hint if needed: Use the changed condition and the deciding step in the pictorial trace. The answer must say what follows from those facts.</w:t>
+      </w:r>
+    </w:p>
+    <w:p>
+      <w:pPr>
+        <w:pStyle w:val="ListBullet"/>
+      </w:pPr>
+      <w:r>
+        <w:t>After your attempt, compare with the supported explanation: The assistant reports that the definition is unavailable in its approved glossary. A helpful interface cannot expand its authorised evidence by guessing.</w:t>
+      </w:r>
+    </w:p>
+    <w:p>
+      <w:pPr>
+        <w:pStyle w:val="Heading2"/>
+      </w:pPr>
+      <w:r>
+        <w:t>Check the changed case · reference / check after trying</w:t>
+      </w:r>
+    </w:p>
+    <w:p>
+      <w:pPr>
+        <w:pStyle w:val="Heading3"/>
+      </w:pPr>
+      <w:r>
+        <w:t>Repair a missing building block</w:t>
+      </w:r>
+    </w:p>
+    <w:p>
+      <w:pPr>
+        <w:pStyle w:val="Heading2"/>
+      </w:pPr>
+      <w:r>
+        <w:t>Repair and save your work</w:t>
+      </w:r>
+    </w:p>
+    <w:p>
+      <w:pPr>
+        <w:spacing w:line="336" w:lineRule="auto" w:after="180"/>
+      </w:pPr>
+      <w:r>
+        <w:rPr>
+          <w:b w:val="0"/>
+        </w:rPr>
+        <w:t xml:space="preserve">Review Retrieval Augmented Generation (ai-3/18). Goal: Explain the </w:t>
+      </w:r>
+      <w:r>
+        <w:rPr>
+          <w:b/>
+        </w:rPr>
+        <w:t>mechanism</w:t>
+      </w:r>
+      <w:r>
+        <w:rPr>
+          <w:b w:val="0"/>
+        </w:rPr>
+        <w:t xml:space="preserve"> and terminology of building a grounded answer. Short practice: Which part of the source supports a two-minute melting claim?</w:t>
+      </w:r>
+    </w:p>
+    <w:p>
+      <w:pPr>
+        <w:spacing w:line="336" w:lineRule="auto" w:after="180"/>
+      </w:pPr>
+      <w:r>
+        <w:rPr>
+          <w:b w:val="0"/>
+        </w:rPr>
+        <w:t xml:space="preserve">Point to the relevant step in the picture, then write the changed result and the rule or </w:t>
+      </w:r>
+      <w:r>
+        <w:rPr>
+          <w:b/>
+        </w:rPr>
+        <w:t>evidence</w:t>
+      </w:r>
+      <w:r>
+        <w:rPr>
+          <w:b w:val="0"/>
+        </w:rPr>
+        <w:t xml:space="preserve"> that supports it.. Return to this week and explain what you changed.</w:t>
+      </w:r>
+    </w:p>
+    <w:p>
+      <w:pPr>
+        <w:spacing w:line="336" w:lineRule="auto" w:after="180"/>
+      </w:pPr>
+      <w:r>
+        <w:rPr>
+          <w:b w:val="0"/>
+        </w:rPr>
+        <w:t xml:space="preserve">Review Verify Numbers and Dates (ai-3/16). Goal: Verify a numeric claim using its source, denominator and units. Short practice: Which part can be corrected immediately from existing </w:t>
+      </w:r>
+      <w:r>
+        <w:rPr>
+          <w:b/>
+        </w:rPr>
+        <w:t>evidence</w:t>
+      </w:r>
+      <w:r>
+        <w:rPr>
+          <w:b w:val="0"/>
+        </w:rPr>
+        <w:t xml:space="preserve">, and which </w:t>
+      </w:r>
+      <w:r>
+        <w:rPr>
+          <w:b/>
+        </w:rPr>
+        <w:t>need</w:t>
+      </w:r>
+      <w:r>
+        <w:rPr>
+          <w:b w:val="0"/>
+        </w:rPr>
+        <w:t>s follow-up?. Return to this week and explain what you changed.</w:t>
+      </w:r>
+    </w:p>
+    <w:p>
+      <w:pPr>
+        <w:spacing w:line="336" w:lineRule="auto" w:after="180"/>
+      </w:pPr>
+      <w:r>
+        <w:rPr>
+          <w:b w:val="0"/>
+        </w:rPr>
+        <w:t xml:space="preserve">Review Multimodal </w:t>
+      </w:r>
+      <w:r>
+        <w:rPr>
+          <w:b/>
+        </w:rPr>
+        <w:t>Evidence</w:t>
+      </w:r>
+      <w:r>
+        <w:rPr>
+          <w:b w:val="0"/>
+        </w:rPr>
+        <w:t xml:space="preserve"> (ai-3/13). Goal: Keep visible </w:t>
+      </w:r>
+      <w:r>
+        <w:rPr>
+          <w:b/>
+        </w:rPr>
+        <w:t>evidence</w:t>
+      </w:r>
+      <w:r>
+        <w:rPr>
+          <w:b w:val="0"/>
+        </w:rPr>
+        <w:t>, hidden contents and caption claims separate. Short practice: Why were both “exactly three” and “exactly five” unsupported before opening the box?. Return to this week and explain what you changed.</w:t>
+      </w:r>
+    </w:p>
+    <w:p>
+      <w:pPr>
+        <w:spacing w:line="336" w:lineRule="auto" w:after="180"/>
+      </w:pPr>
+      <w:r>
+        <w:rPr>
+          <w:b w:val="0"/>
+        </w:rPr>
+        <w:t xml:space="preserve">Use Download completed work in the hosted lesson to export your answers, reflections, practice feedback and code-run </w:t>
+      </w:r>
+      <w:r>
+        <w:rPr>
+          <w:b/>
+        </w:rPr>
+        <w:t>evidence</w:t>
+      </w:r>
+      <w:r>
+        <w:rPr>
+          <w:b w:val="0"/>
+        </w:rPr>
+        <w:t>. Open the HTML copy to read or print it.</w:t>
+      </w:r>
+    </w:p>
+    <w:p>
+      <w:pPr>
+        <w:spacing w:line="336" w:lineRule="auto" w:after="180"/>
+      </w:pPr>
+      <w:r>
+        <w:rPr>
+          <w:b w:val="0"/>
+        </w:rPr>
+        <w:t>Drafts stay in this browser when storage is available; clear drafts on a shared device.</w:t>
+      </w:r>
+    </w:p>
+    <w:p>
+      <w:pPr>
+        <w:pStyle w:val="Heading3"/>
+      </w:pPr>
+      <w:r>
+        <w:t>What I repaired, the evidence I kept and the next test</w:t>
+      </w:r>
+    </w:p>
+    <w:p>
+      <w:r>
+        <w:t>________________________________________________________________</w:t>
+      </w:r>
+    </w:p>
+    <w:p>
+      <w:r>
+        <w:t>________________________________________________________________</w:t>
+      </w:r>
+    </w:p>
+    <w:p>
+      <w:r>
+        <w:t>________________________________________________________________</w:t>
+      </w:r>
+    </w:p>
+    <w:p>
+      <w:r>
+        <w:t>________________________________________________________________</w:t>
+      </w:r>
+    </w:p>
+    <w:p>
+      <w:r>
+        <w:t>________________________________________________________________</w:t>
+      </w:r>
+    </w:p>
+    <w:p>
+      <w:pPr>
+        <w:pStyle w:val="Heading2"/>
+      </w:pPr>
+      <w:r>
+        <w:t>Earlier wording, alternatives and picture transcripts · reference / check after trying</w:t>
       </w:r>
     </w:p>
     <w:p>
@@ -2235,643 +2742,28 @@
     </w:p>
     <w:p>
       <w:pPr>
-        <w:spacing w:line="336" w:lineRule="auto" w:after="180"/>
-      </w:pPr>
-      <w:r>
-        <w:rPr>
-          <w:b w:val="0"/>
-        </w:rPr>
-        <w:t>Define a useful reading helper before choosing its AI features.</w:t>
-      </w:r>
-    </w:p>
-    <w:p>
-      <w:pPr>
         <w:pStyle w:val="Heading3"/>
       </w:pPr>
       <w:r>
-        <w:t>Practice 1: explain the deciding evidence</w:t>
-      </w:r>
-    </w:p>
-    <w:p>
-      <w:pPr>
-        <w:spacing w:line="336" w:lineRule="auto" w:after="180"/>
-      </w:pPr>
-      <w:r>
-        <w:rPr>
-          <w:b w:val="0"/>
-        </w:rPr>
-        <w:t>Which labelled step matches this detail? An absent word produces “not in this glossary”; a direct glossary search is the baseline.</w:t>
-      </w:r>
-    </w:p>
-    <w:p>
-      <w:pPr>
-        <w:spacing w:line="336" w:lineRule="auto" w:after="180"/>
-        <w:shd w:fill="F4F9FC"/>
-      </w:pPr>
-      <w:r>
-        <w:rPr>
-          <w:b w:val="0"/>
-        </w:rPr>
-        <w:t>1. Bound the service</w:t>
-      </w:r>
-    </w:p>
-    <w:p>
-      <w:pPr>
-        <w:spacing w:line="336" w:lineRule="auto" w:after="180"/>
-        <w:shd w:fill="F4F9FC"/>
-      </w:pPr>
-      <w:r>
-        <w:rPr>
-          <w:b w:val="0"/>
-        </w:rPr>
-        <w:t xml:space="preserve">2. Name the </w:t>
-      </w:r>
-      <w:r>
-        <w:rPr>
-          <w:b/>
-        </w:rPr>
-        <w:t>need</w:t>
-      </w:r>
-    </w:p>
-    <w:p>
-      <w:pPr>
-        <w:spacing w:line="336" w:lineRule="auto" w:after="180"/>
-        <w:shd w:fill="F4F9FC"/>
-      </w:pPr>
-      <w:r>
-        <w:rPr>
-          <w:b w:val="0"/>
-        </w:rPr>
-        <w:t>3. Choose contribution</w:t>
-      </w:r>
-    </w:p>
-    <w:p>
-      <w:pPr>
-        <w:pStyle w:val="Heading3"/>
-      </w:pPr>
-      <w:r>
-        <w:t>My selected conclusion, deciding fact and explanation</w:t>
-      </w:r>
-    </w:p>
-    <w:p>
-      <w:r>
-        <w:t>________________________________________________________________</w:t>
-      </w:r>
-    </w:p>
-    <w:p>
-      <w:r>
-        <w:t>________________________________________________________________</w:t>
-      </w:r>
-    </w:p>
-    <w:p>
-      <w:r>
-        <w:t>________________________________________________________________</w:t>
-      </w:r>
-    </w:p>
-    <w:p>
-      <w:r>
-        <w:t>________________________________________________________________</w:t>
-      </w:r>
-    </w:p>
-    <w:p>
-      <w:r>
-        <w:t>________________________________________________________________</w:t>
-      </w:r>
-    </w:p>
-    <w:p>
-      <w:pPr>
-        <w:pStyle w:val="Heading3"/>
-      </w:pPr>
-      <w:r>
-        <w:t>Hint · try first</w:t>
-      </w:r>
-    </w:p>
-    <w:p>
-      <w:pPr>
-        <w:spacing w:line="336" w:lineRule="auto" w:after="180"/>
-        <w:shd w:fill="F1F6F8"/>
-      </w:pPr>
-      <w:r>
-        <w:rPr>
-          <w:b w:val="0"/>
-        </w:rPr>
-        <w:t xml:space="preserve">Hint if </w:t>
-      </w:r>
-      <w:r>
-        <w:rPr>
-          <w:b/>
-        </w:rPr>
-        <w:t>need</w:t>
-      </w:r>
-      <w:r>
-        <w:rPr>
-          <w:b w:val="0"/>
-        </w:rPr>
-        <w:t>ed: Read the steps in the pictorial case. Match the supplied detail to the stage that performs or records it.</w:t>
-      </w:r>
-    </w:p>
-    <w:p>
-      <w:pPr>
-        <w:pStyle w:val="Heading3"/>
-      </w:pPr>
-      <w:r>
-        <w:t>Feedback · compare after trying</w:t>
-      </w:r>
-    </w:p>
-    <w:p>
-      <w:pPr>
-        <w:spacing w:line="336" w:lineRule="auto" w:after="180"/>
-        <w:shd w:fill="F1F6FC"/>
-      </w:pPr>
-      <w:r>
-        <w:rPr>
-          <w:b w:val="0"/>
-        </w:rPr>
-        <w:t>After your attempt, compare with the supported explanation: Bound the service An absent word produces “not in this glossary”; a direct glossary search is the baseline. Read the picture in order.</w:t>
-      </w:r>
-    </w:p>
-    <w:p>
-      <w:pPr>
-        <w:spacing w:line="336" w:lineRule="auto" w:after="180"/>
-        <w:shd w:fill="F1F6FC"/>
-      </w:pPr>
-      <w:r>
-        <w:rPr>
-          <w:b w:val="0"/>
-        </w:rPr>
-        <w:t xml:space="preserve">An absent word produces “not in this glossary”; a direct glossary search is the baseline. The arrows show which recorded </w:t>
-      </w:r>
-      <w:r>
-        <w:rPr>
-          <w:b/>
-        </w:rPr>
-        <w:t>input</w:t>
-      </w:r>
-      <w:r>
-        <w:rPr>
-          <w:b w:val="0"/>
-        </w:rPr>
-        <w:t xml:space="preserve"> or intermediate result each decision uses.</w:t>
-      </w:r>
-    </w:p>
-    <w:p>
-      <w:pPr>
-        <w:spacing w:line="336" w:lineRule="auto" w:after="180"/>
-        <w:shd w:fill="F1F6FC"/>
-      </w:pPr>
-      <w:r>
-        <w:rPr>
-          <w:b w:val="0"/>
-        </w:rPr>
-        <w:t>Explain the deciding step aloud before checking the changed case; pointing to the final answer alone does not show how it follows.</w:t>
-      </w:r>
-    </w:p>
-    <w:p>
-      <w:pPr>
-        <w:pStyle w:val="Heading3"/>
-      </w:pPr>
-      <w:r>
-        <w:t>Practice 2: explain the deciding evidence</w:t>
-      </w:r>
-    </w:p>
-    <w:p>
-      <w:pPr>
-        <w:pStyle w:val="Heading3"/>
-      </w:pPr>
-      <w:r>
-        <w:t>Changed case · predict first</w:t>
-      </w:r>
-    </w:p>
-    <w:p>
-      <w:pPr>
-        <w:spacing w:line="336" w:lineRule="auto" w:after="180"/>
-        <w:shd w:fill="F5F1FB"/>
-      </w:pPr>
-      <w:r>
-        <w:rPr>
-          <w:b w:val="0"/>
-        </w:rPr>
-        <w:t>Changed-case practice: The pupil asks for photosynthesis, which G3 does not contain. Which conclusion is supported by the supplied facts?</w:t>
-      </w:r>
-    </w:p>
-    <w:p>
-      <w:pPr>
-        <w:spacing w:line="336" w:lineRule="auto" w:after="180"/>
-        <w:shd w:fill="F4F9FC"/>
-      </w:pPr>
-      <w:r>
-        <w:rPr>
-          <w:b w:val="0"/>
-        </w:rPr>
-        <w:t>1. The assistant reports that the definition is unavailable in its approved glossary.</w:t>
-      </w:r>
-    </w:p>
-    <w:p>
-      <w:pPr>
-        <w:spacing w:line="336" w:lineRule="auto" w:after="180"/>
-        <w:shd w:fill="F4F9FC"/>
-      </w:pPr>
-      <w:r>
-        <w:rPr>
-          <w:b w:val="0"/>
-        </w:rPr>
-        <w:t xml:space="preserve">2. This one example guarantees correct results for every future </w:t>
-      </w:r>
-      <w:r>
-        <w:rPr>
-          <w:b/>
-        </w:rPr>
-        <w:t>input</w:t>
-      </w:r>
-      <w:r>
-        <w:rPr>
-          <w:b w:val="0"/>
-        </w:rPr>
-        <w:t>.</w:t>
-      </w:r>
-    </w:p>
-    <w:p>
-      <w:pPr>
-        <w:spacing w:line="336" w:lineRule="auto" w:after="180"/>
-        <w:shd w:fill="F4F9FC"/>
-      </w:pPr>
-      <w:r>
-        <w:rPr>
-          <w:b w:val="0"/>
-        </w:rPr>
-        <w:t xml:space="preserve">3. We can decide the result without examining the changed </w:t>
-      </w:r>
-      <w:r>
-        <w:rPr>
-          <w:b/>
-        </w:rPr>
-        <w:t>input</w:t>
-      </w:r>
-      <w:r>
-        <w:rPr>
-          <w:b w:val="0"/>
-        </w:rPr>
-        <w:t xml:space="preserve"> or the procedure.</w:t>
-      </w:r>
-    </w:p>
-    <w:p>
-      <w:pPr>
-        <w:pStyle w:val="Heading3"/>
-      </w:pPr>
-      <w:r>
-        <w:t>My selected conclusion, deciding fact and explanation</w:t>
-      </w:r>
-    </w:p>
-    <w:p>
-      <w:r>
-        <w:t>________________________________________________________________</w:t>
-      </w:r>
-    </w:p>
-    <w:p>
-      <w:r>
-        <w:t>________________________________________________________________</w:t>
-      </w:r>
-    </w:p>
-    <w:p>
-      <w:r>
-        <w:t>________________________________________________________________</w:t>
-      </w:r>
-    </w:p>
-    <w:p>
-      <w:r>
-        <w:t>________________________________________________________________</w:t>
-      </w:r>
-    </w:p>
-    <w:p>
-      <w:r>
-        <w:t>________________________________________________________________</w:t>
-      </w:r>
-    </w:p>
-    <w:p>
-      <w:pPr>
-        <w:pStyle w:val="Heading3"/>
-      </w:pPr>
-      <w:r>
-        <w:t>Hint · try first</w:t>
-      </w:r>
-    </w:p>
-    <w:p>
-      <w:pPr>
-        <w:spacing w:line="336" w:lineRule="auto" w:after="180"/>
-        <w:shd w:fill="F1F6F8"/>
-      </w:pPr>
-      <w:r>
-        <w:rPr>
-          <w:b w:val="0"/>
-        </w:rPr>
-        <w:t xml:space="preserve">Hint if </w:t>
-      </w:r>
-      <w:r>
-        <w:rPr>
-          <w:b/>
-        </w:rPr>
-        <w:t>need</w:t>
-      </w:r>
-      <w:r>
-        <w:rPr>
-          <w:b w:val="0"/>
-        </w:rPr>
-        <w:t>ed: Use the changed condition and the deciding step in the pictorial trace. The answer must say what follows from those facts.</w:t>
-      </w:r>
-    </w:p>
-    <w:p>
-      <w:pPr>
-        <w:pStyle w:val="Heading3"/>
-      </w:pPr>
-      <w:r>
-        <w:t>Feedback · compare after trying</w:t>
-      </w:r>
-    </w:p>
-    <w:p>
-      <w:pPr>
-        <w:spacing w:line="336" w:lineRule="auto" w:after="180"/>
-        <w:shd w:fill="F1F6FC"/>
-      </w:pPr>
-      <w:r>
-        <w:rPr>
-          <w:b w:val="0"/>
-        </w:rPr>
-        <w:t xml:space="preserve">After your attempt, compare with the supported explanation: The assistant reports that the definition is unavailable in its approved glossary. A helpful interface cannot expand its authorised </w:t>
-      </w:r>
-      <w:r>
-        <w:rPr>
-          <w:b/>
-        </w:rPr>
-        <w:t>evidence</w:t>
-      </w:r>
-      <w:r>
-        <w:rPr>
-          <w:b w:val="0"/>
-        </w:rPr>
-        <w:t xml:space="preserve"> by guessing.</w:t>
-      </w:r>
-    </w:p>
-    <w:p>
-      <w:pPr>
-        <w:pStyle w:val="Heading3"/>
-      </w:pPr>
-      <w:r>
-        <w:t>Repair a missing building block</w:t>
-      </w:r>
-    </w:p>
-    <w:p>
-      <w:pPr>
-        <w:spacing w:line="336" w:lineRule="auto" w:after="180"/>
-      </w:pPr>
-      <w:r>
-        <w:rPr>
-          <w:b w:val="0"/>
-        </w:rPr>
-        <w:t xml:space="preserve">Review Retrieval Augmented Generation (ai-3/18). Goal: Explain the </w:t>
-      </w:r>
-      <w:r>
-        <w:rPr>
-          <w:b/>
-        </w:rPr>
-        <w:t>mechanism</w:t>
-      </w:r>
-      <w:r>
-        <w:rPr>
-          <w:b w:val="0"/>
-        </w:rPr>
-        <w:t xml:space="preserve"> and terminology of building a grounded answer. Short practice: Which part of the source supports a two-minute melting claim?</w:t>
-      </w:r>
-    </w:p>
-    <w:p>
-      <w:pPr>
-        <w:spacing w:line="336" w:lineRule="auto" w:after="180"/>
-      </w:pPr>
-      <w:r>
-        <w:rPr>
-          <w:b w:val="0"/>
-        </w:rPr>
-        <w:t xml:space="preserve">Point to the relevant step in the picture, then write the changed result and the rule or </w:t>
-      </w:r>
-      <w:r>
-        <w:rPr>
-          <w:b/>
-        </w:rPr>
-        <w:t>evidence</w:t>
-      </w:r>
-      <w:r>
-        <w:rPr>
-          <w:b w:val="0"/>
-        </w:rPr>
-        <w:t xml:space="preserve"> that supports it.. Return to this week and explain what you changed.</w:t>
-      </w:r>
-    </w:p>
-    <w:p>
-      <w:pPr>
-        <w:spacing w:line="336" w:lineRule="auto" w:after="180"/>
-      </w:pPr>
-      <w:r>
-        <w:rPr>
-          <w:b w:val="0"/>
-        </w:rPr>
-        <w:t xml:space="preserve">Review Verify Numbers and Dates (ai-3/16). Goal: Explain the </w:t>
-      </w:r>
-      <w:r>
-        <w:rPr>
-          <w:b/>
-        </w:rPr>
-        <w:t>mechanism</w:t>
-      </w:r>
-      <w:r>
-        <w:rPr>
-          <w:b w:val="0"/>
-        </w:rPr>
-        <w:t xml:space="preserve"> and terminology of claim support and citation evaluation.</w:t>
-      </w:r>
-    </w:p>
-    <w:p>
-      <w:pPr>
-        <w:spacing w:line="336" w:lineRule="auto" w:after="180"/>
-      </w:pPr>
-      <w:r>
-        <w:rPr>
-          <w:b w:val="0"/>
-        </w:rPr>
-        <w:t xml:space="preserve">Short practice: Which part can be corrected immediately from existing </w:t>
-      </w:r>
-      <w:r>
-        <w:rPr>
-          <w:b/>
-        </w:rPr>
-        <w:t>evidence</w:t>
-      </w:r>
-      <w:r>
-        <w:rPr>
-          <w:b w:val="0"/>
-        </w:rPr>
-        <w:t xml:space="preserve">, and which </w:t>
-      </w:r>
-      <w:r>
-        <w:rPr>
-          <w:b/>
-        </w:rPr>
-        <w:t>need</w:t>
-      </w:r>
-      <w:r>
-        <w:rPr>
-          <w:b w:val="0"/>
-        </w:rPr>
-        <w:t>s follow-up?. Return to this week and explain what you changed.</w:t>
-      </w:r>
-    </w:p>
-    <w:p>
-      <w:pPr>
-        <w:spacing w:line="336" w:lineRule="auto" w:after="180"/>
-      </w:pPr>
-      <w:r>
-        <w:rPr>
-          <w:b w:val="0"/>
-        </w:rPr>
-        <w:t xml:space="preserve">Review Multimodal </w:t>
-      </w:r>
-      <w:r>
-        <w:rPr>
-          <w:b/>
-        </w:rPr>
-        <w:t>Evidence</w:t>
-      </w:r>
-      <w:r>
-        <w:rPr>
-          <w:b w:val="0"/>
-        </w:rPr>
-        <w:t xml:space="preserve"> (ai-3/13). Goal: Explain the </w:t>
-      </w:r>
-      <w:r>
-        <w:rPr>
-          <w:b/>
-        </w:rPr>
-        <w:t>mechanism</w:t>
-      </w:r>
-      <w:r>
-        <w:rPr>
-          <w:b w:val="0"/>
-        </w:rPr>
-        <w:t xml:space="preserve"> and terminology of speech pipelines and multimodal </w:t>
-      </w:r>
-      <w:r>
-        <w:rPr>
-          <w:b/>
-        </w:rPr>
-        <w:t>evidence</w:t>
-      </w:r>
-      <w:r>
-        <w:rPr>
-          <w:b w:val="0"/>
-        </w:rPr>
-        <w:t>.</w:t>
-      </w:r>
-    </w:p>
-    <w:p>
-      <w:pPr>
-        <w:spacing w:line="336" w:lineRule="auto" w:after="180"/>
-      </w:pPr>
-      <w:r>
-        <w:rPr>
-          <w:b w:val="0"/>
-        </w:rPr>
-        <w:t>Short practice: Why were both “exactly three” and “exactly five” unsupported before opening the box?. Return to this week and explain what you changed.</w:t>
-      </w:r>
-    </w:p>
-    <w:p>
-      <w:pPr>
-        <w:pStyle w:val="Heading3"/>
-      </w:pPr>
-      <w:r>
         <w:t>Keep your completed work</w:t>
       </w:r>
     </w:p>
     <w:p>
       <w:pPr>
-        <w:spacing w:line="336" w:lineRule="auto" w:after="180"/>
-      </w:pPr>
-      <w:r>
-        <w:rPr>
-          <w:b w:val="0"/>
-        </w:rPr>
-        <w:t xml:space="preserve">Use Download completed work in the hosted lesson to export your answers, reflections, practice feedback and code-run </w:t>
-      </w:r>
-      <w:r>
-        <w:rPr>
-          <w:b/>
-        </w:rPr>
-        <w:t>evidence</w:t>
-      </w:r>
-      <w:r>
-        <w:rPr>
-          <w:b w:val="0"/>
-        </w:rPr>
-        <w:t>. Open the HTML copy to read or print it.</w:t>
-      </w:r>
-    </w:p>
-    <w:p>
-      <w:pPr>
-        <w:spacing w:line="336" w:lineRule="auto" w:after="180"/>
-      </w:pPr>
-      <w:r>
-        <w:rPr>
-          <w:b w:val="0"/>
-        </w:rPr>
-        <w:t>Drafts stay in this browser when storage is available; clear drafts on a shared device.</w:t>
-      </w:r>
-    </w:p>
-    <w:p>
-      <w:pPr>
-        <w:pStyle w:val="Heading3"/>
-      </w:pPr>
-      <w:r>
-        <w:t>What I repaired, the evidence I kept and the next test</w:t>
-      </w:r>
-    </w:p>
-    <w:p>
-      <w:r>
-        <w:t>________________________________________________________________</w:t>
-      </w:r>
-    </w:p>
-    <w:p>
-      <w:r>
-        <w:t>________________________________________________________________</w:t>
-      </w:r>
-    </w:p>
-    <w:p>
-      <w:r>
-        <w:t>________________________________________________________________</w:t>
-      </w:r>
-    </w:p>
-    <w:p>
-      <w:r>
-        <w:t>________________________________________________________________</w:t>
-      </w:r>
-    </w:p>
-    <w:p>
-      <w:r>
-        <w:t>________________________________________________________________</w:t>
-      </w:r>
-    </w:p>
-    <w:p>
-      <w:pPr>
         <w:pStyle w:val="Heading1"/>
       </w:pPr>
       <w:r>
-        <w:t>21. Visual concept journey</w:t>
-      </w:r>
-    </w:p>
-    <w:p>
-      <w:r>
-        <w:t>Explain each User Need and AI Contribution picture from its labels, then record a relevant limit.</w:t>
-      </w:r>
-    </w:p>
-    <w:p>
-      <w:pPr>
-        <w:pStyle w:val="Heading3"/>
+        <w:t>21. Reference · Six-picture response sheets</w:t>
+      </w:r>
+    </w:p>
+    <w:p>
+      <w:r>
+        <w:t>Choose the image that helps rather than repeating all six.</w:t>
+      </w:r>
+    </w:p>
+    <w:p>
+      <w:pPr>
+        <w:pStyle w:val="Heading2"/>
       </w:pPr>
       <w:r>
         <w:t>01. User Need and AI Contribution: the case</w:t>
@@ -2962,7 +2854,6 @@
     <w:p>
       <w:pPr>
         <w:spacing w:line="336" w:lineRule="auto" w:after="180"/>
-        <w:shd w:fill="F5F1FB"/>
       </w:pPr>
       <w:r>
         <w:rPr>
@@ -3001,7 +2892,7 @@
     </w:p>
     <w:p>
       <w:pPr>
-        <w:pStyle w:val="Heading3"/>
+        <w:pStyle w:val="Heading2"/>
       </w:pPr>
       <w:r>
         <w:t>02. Follow the deciding steps</w:t>
@@ -3069,7 +2960,6 @@
     <w:p>
       <w:pPr>
         <w:spacing w:line="336" w:lineRule="auto" w:after="180"/>
-        <w:shd w:fill="F5F1FB"/>
       </w:pPr>
       <w:r>
         <w:rPr>
@@ -3120,7 +3010,7 @@
     </w:p>
     <w:p>
       <w:pPr>
-        <w:pStyle w:val="Heading3"/>
+        <w:pStyle w:val="Heading2"/>
       </w:pPr>
       <w:r>
         <w:t>03. Capstone requirements and corpus — evidence trace</w:t>
@@ -3269,7 +3159,6 @@
     <w:p>
       <w:pPr>
         <w:spacing w:line="336" w:lineRule="auto" w:after="180"/>
-        <w:shd w:fill="F5F1FB"/>
       </w:pPr>
       <w:r>
         <w:rPr>
@@ -3308,7 +3197,7 @@
     </w:p>
     <w:p>
       <w:pPr>
-        <w:pStyle w:val="Heading3"/>
+        <w:pStyle w:val="Heading2"/>
       </w:pPr>
       <w:r>
         <w:t>04. Change one thing. Trace what follows.</w:t>
@@ -3387,7 +3276,6 @@
     <w:p>
       <w:pPr>
         <w:spacing w:line="336" w:lineRule="auto" w:after="180"/>
-        <w:shd w:fill="F5F1FB"/>
       </w:pPr>
       <w:r>
         <w:rPr>
@@ -3426,7 +3314,7 @@
     </w:p>
     <w:p>
       <w:pPr>
-        <w:pStyle w:val="Heading3"/>
+        <w:pStyle w:val="Heading2"/>
       </w:pPr>
       <w:r>
         <w:t>05. Connect the explanation to its limit</w:t>
@@ -3528,7 +3416,6 @@
     <w:p>
       <w:pPr>
         <w:spacing w:line="336" w:lineRule="auto" w:after="180"/>
-        <w:shd w:fill="F5F1FB"/>
       </w:pPr>
       <w:r>
         <w:rPr>
@@ -3567,7 +3454,7 @@
     </w:p>
     <w:p>
       <w:pPr>
-        <w:pStyle w:val="Heading3"/>
+        <w:pStyle w:val="Heading2"/>
       </w:pPr>
       <w:r>
         <w:t>06. Make the idea visible in your project</w:t>
@@ -3681,7 +3568,6 @@
     <w:p>
       <w:pPr>
         <w:spacing w:line="336" w:lineRule="auto" w:after="180"/>
-        <w:shd w:fill="F5F1FB"/>
       </w:pPr>
       <w:r>
         <w:rPr>
@@ -3728,6 +3614,62 @@
     <w:p>
       <w:r>
         <w:t>________________________________________________________________</w:t>
+      </w:r>
+    </w:p>
+    <w:p>
+      <w:pPr>
+        <w:pStyle w:val="Heading2"/>
+      </w:pPr>
+      <w:r>
+        <w:t>Earlier wording, alternatives and picture transcripts · reference / check after trying</w:t>
+      </w:r>
+    </w:p>
+    <w:p>
+      <w:pPr>
+        <w:pStyle w:val="Heading3"/>
+      </w:pPr>
+      <w:r>
+        <w:t>01. User Need and AI Contribution: the case</w:t>
+      </w:r>
+    </w:p>
+    <w:p>
+      <w:pPr>
+        <w:pStyle w:val="Heading3"/>
+      </w:pPr>
+      <w:r>
+        <w:t>02. Follow the deciding steps</w:t>
+      </w:r>
+    </w:p>
+    <w:p>
+      <w:pPr>
+        <w:pStyle w:val="Heading3"/>
+      </w:pPr>
+      <w:r>
+        <w:t>03. Capstone requirements and corpus — evidence trace</w:t>
+      </w:r>
+    </w:p>
+    <w:p>
+      <w:pPr>
+        <w:pStyle w:val="Heading3"/>
+      </w:pPr>
+      <w:r>
+        <w:t>04. Change one thing. Trace what follows.</w:t>
+      </w:r>
+    </w:p>
+    <w:p>
+      <w:pPr>
+        <w:pStyle w:val="Heading3"/>
+      </w:pPr>
+      <w:r>
+        <w:t>05. Connect the explanation to its limit</w:t>
+      </w:r>
+    </w:p>
+    <w:p>
+      <w:pPr>
+        <w:pStyle w:val="Heading3"/>
+      </w:pPr>
+      <w:r>
+        <w:t>06. Make the idea visible in your project</w:t>
       </w:r>
     </w:p>
     <w:sectPr>
